--- a/SM_PR_Sablona.docx
+++ b/SM_PR_Sablona.docx
@@ -500,12 +500,10 @@
       <w:pPr>
         <w:jc w:val="left"/>
       </w:pPr>
-      <w:bookmarkStart w:id="0" w:name="_Toc178750120"/>
       <w:r>
         <w:lastRenderedPageBreak/>
         <w:t>Obsah</w:t>
       </w:r>
-      <w:bookmarkEnd w:id="0"/>
     </w:p>
     <w:p>
       <w:pPr>
@@ -531,13 +529,13 @@
       <w:r>
         <w:fldChar w:fldCharType="separate"/>
       </w:r>
-      <w:hyperlink w:anchor="_Toc178750115" w:history="1">
+      <w:hyperlink w:anchor="_Toc243399333" w:history="1">
         <w:r>
           <w:rPr>
             <w:rStyle w:val="Hypertextovprepojenie"/>
             <w:noProof/>
           </w:rPr>
-          <w:t>Anotačný záznam</w:t>
+          <w:t>Zoznam obrázkov a tabuliek</w:t>
         </w:r>
         <w:r>
           <w:rPr>
@@ -558,7 +556,7 @@
             <w:noProof/>
             <w:webHidden/>
           </w:rPr>
-          <w:instrText xml:space="preserve"> PAGEREF _Toc178750115 \h </w:instrText>
+          <w:instrText xml:space="preserve"> PAGEREF _Toc243399333 \h </w:instrText>
         </w:r>
         <w:r>
           <w:rPr>
@@ -578,7 +576,7 @@
             <w:noProof/>
             <w:webHidden/>
           </w:rPr>
-          <w:t>i</w:t>
+          <w:t>2</w:t>
         </w:r>
         <w:r>
           <w:rPr>
@@ -604,13 +602,13 @@
           <w14:ligatures w14:val="standardContextual"/>
         </w:rPr>
       </w:pPr>
-      <w:hyperlink w:anchor="_Toc178750116" w:history="1">
+      <w:hyperlink w:anchor="_Toc243399334" w:history="1">
         <w:r>
           <w:rPr>
             <w:rStyle w:val="Hypertextovprepojenie"/>
             <w:noProof/>
           </w:rPr>
-          <w:t>Poďakovanie</w:t>
+          <w:t>Úvod</w:t>
         </w:r>
         <w:r>
           <w:rPr>
@@ -631,664 +629,7 @@
             <w:noProof/>
             <w:webHidden/>
           </w:rPr>
-          <w:instrText xml:space="preserve"> PAGEREF _Toc178750116 \h </w:instrText>
-        </w:r>
-        <w:r>
-          <w:rPr>
-            <w:noProof/>
-            <w:webHidden/>
-          </w:rPr>
-        </w:r>
-        <w:r>
-          <w:rPr>
-            <w:noProof/>
-            <w:webHidden/>
-          </w:rPr>
-          <w:fldChar w:fldCharType="separate"/>
-        </w:r>
-        <w:r>
-          <w:rPr>
-            <w:noProof/>
-            <w:webHidden/>
-          </w:rPr>
-          <w:t>ii</w:t>
-        </w:r>
-        <w:r>
-          <w:rPr>
-            <w:noProof/>
-            <w:webHidden/>
-          </w:rPr>
-          <w:fldChar w:fldCharType="end"/>
-        </w:r>
-      </w:hyperlink>
-    </w:p>
-    <w:p>
-      <w:pPr>
-        <w:pStyle w:val="Obsah1"/>
-        <w:tabs>
-          <w:tab w:val="right" w:leader="dot" w:pos="8493"/>
-        </w:tabs>
-        <w:rPr>
-          <w:rFonts w:asciiTheme="minorHAnsi" w:eastAsiaTheme="minorEastAsia" w:hAnsiTheme="minorHAnsi"/>
-          <w:noProof/>
-          <w:kern w:val="2"/>
-          <w:szCs w:val="24"/>
-          <w:lang w:eastAsia="sk-SK"/>
-          <w14:ligatures w14:val="standardContextual"/>
-        </w:rPr>
-      </w:pPr>
-      <w:hyperlink w:anchor="_Toc178750117" w:history="1">
-        <w:r>
-          <w:rPr>
-            <w:rStyle w:val="Hypertextovprepojenie"/>
-            <w:noProof/>
-          </w:rPr>
-          <w:t>Abstrakt</w:t>
-        </w:r>
-        <w:r>
-          <w:rPr>
-            <w:noProof/>
-            <w:webHidden/>
-          </w:rPr>
-          <w:tab/>
-        </w:r>
-        <w:r>
-          <w:rPr>
-            <w:noProof/>
-            <w:webHidden/>
-          </w:rPr>
-          <w:fldChar w:fldCharType="begin"/>
-        </w:r>
-        <w:r>
-          <w:rPr>
-            <w:noProof/>
-            <w:webHidden/>
-          </w:rPr>
-          <w:instrText xml:space="preserve"> PAGEREF _Toc178750117 \h </w:instrText>
-        </w:r>
-        <w:r>
-          <w:rPr>
-            <w:noProof/>
-            <w:webHidden/>
-          </w:rPr>
-        </w:r>
-        <w:r>
-          <w:rPr>
-            <w:noProof/>
-            <w:webHidden/>
-          </w:rPr>
-          <w:fldChar w:fldCharType="separate"/>
-        </w:r>
-        <w:r>
-          <w:rPr>
-            <w:noProof/>
-            <w:webHidden/>
-          </w:rPr>
-          <w:t>iii</w:t>
-        </w:r>
-        <w:r>
-          <w:rPr>
-            <w:noProof/>
-            <w:webHidden/>
-          </w:rPr>
-          <w:fldChar w:fldCharType="end"/>
-        </w:r>
-      </w:hyperlink>
-    </w:p>
-    <w:p>
-      <w:pPr>
-        <w:pStyle w:val="Obsah2"/>
-        <w:tabs>
-          <w:tab w:val="right" w:leader="dot" w:pos="8493"/>
-        </w:tabs>
-        <w:rPr>
-          <w:rFonts w:asciiTheme="minorHAnsi" w:eastAsiaTheme="minorEastAsia" w:hAnsiTheme="minorHAnsi"/>
-          <w:noProof/>
-          <w:kern w:val="2"/>
-          <w:szCs w:val="24"/>
-          <w:lang w:eastAsia="sk-SK"/>
-          <w14:ligatures w14:val="standardContextual"/>
-        </w:rPr>
-      </w:pPr>
-      <w:hyperlink w:anchor="_Toc178750118" w:history="1">
-        <w:r>
-          <w:rPr>
-            <w:rStyle w:val="Hypertextovprepojenie"/>
-            <w:noProof/>
-          </w:rPr>
-          <w:t>Abstrakt v slovenskom jazyku</w:t>
-        </w:r>
-        <w:r>
-          <w:rPr>
-            <w:noProof/>
-            <w:webHidden/>
-          </w:rPr>
-          <w:tab/>
-        </w:r>
-        <w:r>
-          <w:rPr>
-            <w:noProof/>
-            <w:webHidden/>
-          </w:rPr>
-          <w:fldChar w:fldCharType="begin"/>
-        </w:r>
-        <w:r>
-          <w:rPr>
-            <w:noProof/>
-            <w:webHidden/>
-          </w:rPr>
-          <w:instrText xml:space="preserve"> PAGEREF _Toc178750118 \h </w:instrText>
-        </w:r>
-        <w:r>
-          <w:rPr>
-            <w:noProof/>
-            <w:webHidden/>
-          </w:rPr>
-        </w:r>
-        <w:r>
-          <w:rPr>
-            <w:noProof/>
-            <w:webHidden/>
-          </w:rPr>
-          <w:fldChar w:fldCharType="separate"/>
-        </w:r>
-        <w:r>
-          <w:rPr>
-            <w:noProof/>
-            <w:webHidden/>
-          </w:rPr>
-          <w:t>iii</w:t>
-        </w:r>
-        <w:r>
-          <w:rPr>
-            <w:noProof/>
-            <w:webHidden/>
-          </w:rPr>
-          <w:fldChar w:fldCharType="end"/>
-        </w:r>
-      </w:hyperlink>
-    </w:p>
-    <w:p>
-      <w:pPr>
-        <w:pStyle w:val="Obsah2"/>
-        <w:tabs>
-          <w:tab w:val="right" w:leader="dot" w:pos="8493"/>
-        </w:tabs>
-        <w:rPr>
-          <w:rFonts w:asciiTheme="minorHAnsi" w:eastAsiaTheme="minorEastAsia" w:hAnsiTheme="minorHAnsi"/>
-          <w:noProof/>
-          <w:kern w:val="2"/>
-          <w:szCs w:val="24"/>
-          <w:lang w:eastAsia="sk-SK"/>
-          <w14:ligatures w14:val="standardContextual"/>
-        </w:rPr>
-      </w:pPr>
-      <w:hyperlink w:anchor="_Toc178750119" w:history="1">
-        <w:r>
-          <w:rPr>
-            <w:rStyle w:val="Hypertextovprepojenie"/>
-            <w:noProof/>
-          </w:rPr>
-          <w:t>Abstract in foreign language (english/deutsch)</w:t>
-        </w:r>
-        <w:r>
-          <w:rPr>
-            <w:noProof/>
-            <w:webHidden/>
-          </w:rPr>
-          <w:tab/>
-        </w:r>
-        <w:r>
-          <w:rPr>
-            <w:noProof/>
-            <w:webHidden/>
-          </w:rPr>
-          <w:fldChar w:fldCharType="begin"/>
-        </w:r>
-        <w:r>
-          <w:rPr>
-            <w:noProof/>
-            <w:webHidden/>
-          </w:rPr>
-          <w:instrText xml:space="preserve"> PAGEREF _Toc178750119 \h </w:instrText>
-        </w:r>
-        <w:r>
-          <w:rPr>
-            <w:noProof/>
-            <w:webHidden/>
-          </w:rPr>
-        </w:r>
-        <w:r>
-          <w:rPr>
-            <w:noProof/>
-            <w:webHidden/>
-          </w:rPr>
-          <w:fldChar w:fldCharType="separate"/>
-        </w:r>
-        <w:r>
-          <w:rPr>
-            <w:noProof/>
-            <w:webHidden/>
-          </w:rPr>
-          <w:t>iii</w:t>
-        </w:r>
-        <w:r>
-          <w:rPr>
-            <w:noProof/>
-            <w:webHidden/>
-          </w:rPr>
-          <w:fldChar w:fldCharType="end"/>
-        </w:r>
-      </w:hyperlink>
-    </w:p>
-    <w:p>
-      <w:pPr>
-        <w:pStyle w:val="Obsah1"/>
-        <w:tabs>
-          <w:tab w:val="right" w:leader="dot" w:pos="8493"/>
-        </w:tabs>
-        <w:rPr>
-          <w:rFonts w:asciiTheme="minorHAnsi" w:eastAsiaTheme="minorEastAsia" w:hAnsiTheme="minorHAnsi"/>
-          <w:noProof/>
-          <w:kern w:val="2"/>
-          <w:szCs w:val="24"/>
-          <w:lang w:eastAsia="sk-SK"/>
-          <w14:ligatures w14:val="standardContextual"/>
-        </w:rPr>
-      </w:pPr>
-      <w:hyperlink w:anchor="_Toc178750120" w:history="1">
-        <w:r>
-          <w:rPr>
-            <w:rStyle w:val="Hypertextovprepojenie"/>
-            <w:noProof/>
-          </w:rPr>
-          <w:t>Obsah</w:t>
-        </w:r>
-        <w:r>
-          <w:rPr>
-            <w:noProof/>
-            <w:webHidden/>
-          </w:rPr>
-          <w:tab/>
-        </w:r>
-        <w:r>
-          <w:rPr>
-            <w:noProof/>
-            <w:webHidden/>
-          </w:rPr>
-          <w:fldChar w:fldCharType="begin"/>
-        </w:r>
-        <w:r>
-          <w:rPr>
-            <w:noProof/>
-            <w:webHidden/>
-          </w:rPr>
-          <w:instrText xml:space="preserve"> PAGEREF _Toc178750120 \h </w:instrText>
-        </w:r>
-        <w:r>
-          <w:rPr>
-            <w:noProof/>
-            <w:webHidden/>
-          </w:rPr>
-        </w:r>
-        <w:r>
-          <w:rPr>
-            <w:noProof/>
-            <w:webHidden/>
-          </w:rPr>
-          <w:fldChar w:fldCharType="separate"/>
-        </w:r>
-        <w:r>
-          <w:rPr>
-            <w:noProof/>
-            <w:webHidden/>
-          </w:rPr>
-          <w:t>iv</w:t>
-        </w:r>
-        <w:r>
-          <w:rPr>
-            <w:noProof/>
-            <w:webHidden/>
-          </w:rPr>
-          <w:fldChar w:fldCharType="end"/>
-        </w:r>
-      </w:hyperlink>
-    </w:p>
-    <w:p>
-      <w:pPr>
-        <w:pStyle w:val="Obsah1"/>
-        <w:tabs>
-          <w:tab w:val="right" w:leader="dot" w:pos="8493"/>
-        </w:tabs>
-        <w:rPr>
-          <w:rFonts w:asciiTheme="minorHAnsi" w:eastAsiaTheme="minorEastAsia" w:hAnsiTheme="minorHAnsi"/>
-          <w:noProof/>
-          <w:kern w:val="2"/>
-          <w:szCs w:val="24"/>
-          <w:lang w:eastAsia="sk-SK"/>
-          <w14:ligatures w14:val="standardContextual"/>
-        </w:rPr>
-      </w:pPr>
-      <w:hyperlink w:anchor="_Toc178750121" w:history="1">
-        <w:r>
-          <w:rPr>
-            <w:rStyle w:val="Hypertextovprepojenie"/>
-            <w:noProof/>
-          </w:rPr>
-          <w:t>Zoznam obrázkov a tabuliek</w:t>
-        </w:r>
-        <w:r>
-          <w:rPr>
-            <w:noProof/>
-            <w:webHidden/>
-          </w:rPr>
-          <w:tab/>
-        </w:r>
-        <w:r>
-          <w:rPr>
-            <w:noProof/>
-            <w:webHidden/>
-          </w:rPr>
-          <w:fldChar w:fldCharType="begin"/>
-        </w:r>
-        <w:r>
-          <w:rPr>
-            <w:noProof/>
-            <w:webHidden/>
-          </w:rPr>
-          <w:instrText xml:space="preserve"> PAGEREF _Toc178750121 \h </w:instrText>
-        </w:r>
-        <w:r>
-          <w:rPr>
-            <w:noProof/>
-            <w:webHidden/>
-          </w:rPr>
-        </w:r>
-        <w:r>
-          <w:rPr>
-            <w:noProof/>
-            <w:webHidden/>
-          </w:rPr>
-          <w:fldChar w:fldCharType="separate"/>
-        </w:r>
-        <w:r>
-          <w:rPr>
-            <w:noProof/>
-            <w:webHidden/>
-          </w:rPr>
-          <w:t>v</w:t>
-        </w:r>
-        <w:r>
-          <w:rPr>
-            <w:noProof/>
-            <w:webHidden/>
-          </w:rPr>
-          <w:fldChar w:fldCharType="end"/>
-        </w:r>
-      </w:hyperlink>
-    </w:p>
-    <w:p>
-      <w:pPr>
-        <w:pStyle w:val="Obsah1"/>
-        <w:tabs>
-          <w:tab w:val="right" w:leader="dot" w:pos="8493"/>
-        </w:tabs>
-        <w:rPr>
-          <w:rFonts w:asciiTheme="minorHAnsi" w:eastAsiaTheme="minorEastAsia" w:hAnsiTheme="minorHAnsi"/>
-          <w:noProof/>
-          <w:kern w:val="2"/>
-          <w:szCs w:val="24"/>
-          <w:lang w:eastAsia="sk-SK"/>
-          <w14:ligatures w14:val="standardContextual"/>
-        </w:rPr>
-      </w:pPr>
-      <w:hyperlink w:anchor="_Toc178750122" w:history="1">
-        <w:r>
-          <w:rPr>
-            <w:rStyle w:val="Hypertextovprepojenie"/>
-            <w:noProof/>
-          </w:rPr>
-          <w:t>Zoznam skratiek</w:t>
-        </w:r>
-        <w:r>
-          <w:rPr>
-            <w:noProof/>
-            <w:webHidden/>
-          </w:rPr>
-          <w:tab/>
-        </w:r>
-        <w:r>
-          <w:rPr>
-            <w:noProof/>
-            <w:webHidden/>
-          </w:rPr>
-          <w:fldChar w:fldCharType="begin"/>
-        </w:r>
-        <w:r>
-          <w:rPr>
-            <w:noProof/>
-            <w:webHidden/>
-          </w:rPr>
-          <w:instrText xml:space="preserve"> PAGEREF _Toc178750122 \h </w:instrText>
-        </w:r>
-        <w:r>
-          <w:rPr>
-            <w:noProof/>
-            <w:webHidden/>
-          </w:rPr>
-        </w:r>
-        <w:r>
-          <w:rPr>
-            <w:noProof/>
-            <w:webHidden/>
-          </w:rPr>
-          <w:fldChar w:fldCharType="separate"/>
-        </w:r>
-        <w:r>
-          <w:rPr>
-            <w:noProof/>
-            <w:webHidden/>
-          </w:rPr>
-          <w:t>vi</w:t>
-        </w:r>
-        <w:r>
-          <w:rPr>
-            <w:noProof/>
-            <w:webHidden/>
-          </w:rPr>
-          <w:fldChar w:fldCharType="end"/>
-        </w:r>
-      </w:hyperlink>
-    </w:p>
-    <w:p>
-      <w:pPr>
-        <w:pStyle w:val="Obsah1"/>
-        <w:tabs>
-          <w:tab w:val="right" w:leader="dot" w:pos="8493"/>
-        </w:tabs>
-        <w:rPr>
-          <w:rFonts w:asciiTheme="minorHAnsi" w:eastAsiaTheme="minorEastAsia" w:hAnsiTheme="minorHAnsi"/>
-          <w:noProof/>
-          <w:kern w:val="2"/>
-          <w:szCs w:val="24"/>
-          <w:lang w:eastAsia="sk-SK"/>
-          <w14:ligatures w14:val="standardContextual"/>
-        </w:rPr>
-      </w:pPr>
-      <w:hyperlink w:anchor="_Toc178750123" w:history="1">
-        <w:r>
-          <w:rPr>
-            <w:rStyle w:val="Hypertextovprepojenie"/>
-            <w:noProof/>
-          </w:rPr>
-          <w:t>Zoznam symbolov</w:t>
-        </w:r>
-        <w:r>
-          <w:rPr>
-            <w:noProof/>
-            <w:webHidden/>
-          </w:rPr>
-          <w:tab/>
-        </w:r>
-        <w:r>
-          <w:rPr>
-            <w:noProof/>
-            <w:webHidden/>
-          </w:rPr>
-          <w:fldChar w:fldCharType="begin"/>
-        </w:r>
-        <w:r>
-          <w:rPr>
-            <w:noProof/>
-            <w:webHidden/>
-          </w:rPr>
-          <w:instrText xml:space="preserve"> PAGEREF _Toc178750123 \h </w:instrText>
-        </w:r>
-        <w:r>
-          <w:rPr>
-            <w:noProof/>
-            <w:webHidden/>
-          </w:rPr>
-        </w:r>
-        <w:r>
-          <w:rPr>
-            <w:noProof/>
-            <w:webHidden/>
-          </w:rPr>
-          <w:fldChar w:fldCharType="separate"/>
-        </w:r>
-        <w:r>
-          <w:rPr>
-            <w:noProof/>
-            <w:webHidden/>
-          </w:rPr>
-          <w:t>vii</w:t>
-        </w:r>
-        <w:r>
-          <w:rPr>
-            <w:noProof/>
-            <w:webHidden/>
-          </w:rPr>
-          <w:fldChar w:fldCharType="end"/>
-        </w:r>
-      </w:hyperlink>
-    </w:p>
-    <w:p>
-      <w:pPr>
-        <w:pStyle w:val="Obsah1"/>
-        <w:tabs>
-          <w:tab w:val="right" w:leader="dot" w:pos="8493"/>
-        </w:tabs>
-        <w:rPr>
-          <w:rFonts w:asciiTheme="minorHAnsi" w:eastAsiaTheme="minorEastAsia" w:hAnsiTheme="minorHAnsi"/>
-          <w:noProof/>
-          <w:kern w:val="2"/>
-          <w:szCs w:val="24"/>
-          <w:lang w:eastAsia="sk-SK"/>
-          <w14:ligatures w14:val="standardContextual"/>
-        </w:rPr>
-      </w:pPr>
-      <w:hyperlink w:anchor="_Toc178750124" w:history="1">
-        <w:r>
-          <w:rPr>
-            <w:rStyle w:val="Hypertextovprepojenie"/>
-            <w:noProof/>
-          </w:rPr>
-          <w:t>Slovník termínov</w:t>
-        </w:r>
-        <w:r>
-          <w:rPr>
-            <w:noProof/>
-            <w:webHidden/>
-          </w:rPr>
-          <w:tab/>
-        </w:r>
-        <w:r>
-          <w:rPr>
-            <w:noProof/>
-            <w:webHidden/>
-          </w:rPr>
-          <w:fldChar w:fldCharType="begin"/>
-        </w:r>
-        <w:r>
-          <w:rPr>
-            <w:noProof/>
-            <w:webHidden/>
-          </w:rPr>
-          <w:instrText xml:space="preserve"> PAGEREF _Toc178750124 \h </w:instrText>
-        </w:r>
-        <w:r>
-          <w:rPr>
-            <w:noProof/>
-            <w:webHidden/>
-          </w:rPr>
-        </w:r>
-        <w:r>
-          <w:rPr>
-            <w:noProof/>
-            <w:webHidden/>
-          </w:rPr>
-          <w:fldChar w:fldCharType="separate"/>
-        </w:r>
-        <w:r>
-          <w:rPr>
-            <w:noProof/>
-            <w:webHidden/>
-          </w:rPr>
-          <w:t>viii</w:t>
-        </w:r>
-        <w:r>
-          <w:rPr>
-            <w:noProof/>
-            <w:webHidden/>
-          </w:rPr>
-          <w:fldChar w:fldCharType="end"/>
-        </w:r>
-      </w:hyperlink>
-    </w:p>
-    <w:p>
-      <w:pPr>
-        <w:pStyle w:val="Obsah1"/>
-        <w:tabs>
-          <w:tab w:val="right" w:leader="dot" w:pos="8493"/>
-        </w:tabs>
-        <w:rPr>
-          <w:rFonts w:asciiTheme="minorHAnsi" w:eastAsiaTheme="minorEastAsia" w:hAnsiTheme="minorHAnsi"/>
-          <w:noProof/>
-          <w:kern w:val="2"/>
-          <w:szCs w:val="24"/>
-          <w:lang w:eastAsia="sk-SK"/>
-          <w14:ligatures w14:val="standardContextual"/>
-        </w:rPr>
-      </w:pPr>
-      <w:hyperlink w:anchor="_Toc178750125" w:history="1">
-        <w:r>
-          <w:rPr>
-            <w:rStyle w:val="Hypertextovprepojenie"/>
-            <w:noProof/>
-          </w:rPr>
-          <w:t>Úvod</w:t>
-        </w:r>
-        <w:r>
-          <w:rPr>
-            <w:noProof/>
-            <w:webHidden/>
-          </w:rPr>
-          <w:tab/>
-        </w:r>
-        <w:r>
-          <w:rPr>
-            <w:noProof/>
-            <w:webHidden/>
-          </w:rPr>
-          <w:fldChar w:fldCharType="begin"/>
-        </w:r>
-        <w:r>
-          <w:rPr>
-            <w:noProof/>
-            <w:webHidden/>
-          </w:rPr>
-          <w:instrText xml:space="preserve"> PAGEREF _Toc178750125 \h </w:instrText>
+          <w:instrText xml:space="preserve"> PAGEREF _Toc243399334 \h </w:instrText>
         </w:r>
         <w:r>
           <w:rPr>
@@ -1335,7 +676,7 @@
           <w14:ligatures w14:val="standardContextual"/>
         </w:rPr>
       </w:pPr>
-      <w:hyperlink w:anchor="_Toc178750126" w:history="1">
+      <w:hyperlink w:anchor="_Toc243399335" w:history="1">
         <w:r>
           <w:rPr>
             <w:rStyle w:val="Hypertextovprepojenie"/>
@@ -1380,7 +721,7 @@
             <w:noProof/>
             <w:webHidden/>
           </w:rPr>
-          <w:instrText xml:space="preserve"> PAGEREF _Toc178750126 \h </w:instrText>
+          <w:instrText xml:space="preserve"> PAGEREF _Toc243399335 \h </w:instrText>
         </w:r>
         <w:r>
           <w:rPr>
@@ -1427,7 +768,7 @@
           <w14:ligatures w14:val="standardContextual"/>
         </w:rPr>
       </w:pPr>
-      <w:hyperlink w:anchor="_Toc178750127" w:history="1">
+      <w:hyperlink w:anchor="_Toc243399336" w:history="1">
         <w:r>
           <w:rPr>
             <w:rStyle w:val="Hypertextovprepojenie"/>
@@ -1472,7 +813,7 @@
             <w:noProof/>
             <w:webHidden/>
           </w:rPr>
-          <w:instrText xml:space="preserve"> PAGEREF _Toc178750127 \h </w:instrText>
+          <w:instrText xml:space="preserve"> PAGEREF _Toc243399336 \h </w:instrText>
         </w:r>
         <w:r>
           <w:rPr>
@@ -1519,7 +860,7 @@
           <w14:ligatures w14:val="standardContextual"/>
         </w:rPr>
       </w:pPr>
-      <w:hyperlink w:anchor="_Toc178750128" w:history="1">
+      <w:hyperlink w:anchor="_Toc243399337" w:history="1">
         <w:r>
           <w:rPr>
             <w:rStyle w:val="Hypertextovprepojenie"/>
@@ -1564,7 +905,7 @@
             <w:noProof/>
             <w:webHidden/>
           </w:rPr>
-          <w:instrText xml:space="preserve"> PAGEREF _Toc178750128 \h </w:instrText>
+          <w:instrText xml:space="preserve"> PAGEREF _Toc243399337 \h </w:instrText>
         </w:r>
         <w:r>
           <w:rPr>
@@ -1611,7 +952,7 @@
           <w14:ligatures w14:val="standardContextual"/>
         </w:rPr>
       </w:pPr>
-      <w:hyperlink w:anchor="_Toc178750129" w:history="1">
+      <w:hyperlink w:anchor="_Toc243399338" w:history="1">
         <w:r>
           <w:rPr>
             <w:rStyle w:val="Hypertextovprepojenie"/>
@@ -1656,7 +997,7 @@
             <w:noProof/>
             <w:webHidden/>
           </w:rPr>
-          <w:instrText xml:space="preserve"> PAGEREF _Toc178750129 \h </w:instrText>
+          <w:instrText xml:space="preserve"> PAGEREF _Toc243399338 \h </w:instrText>
         </w:r>
         <w:r>
           <w:rPr>
@@ -1703,7 +1044,7 @@
           <w14:ligatures w14:val="standardContextual"/>
         </w:rPr>
       </w:pPr>
-      <w:hyperlink w:anchor="_Toc178750130" w:history="1">
+      <w:hyperlink w:anchor="_Toc243399339" w:history="1">
         <w:r>
           <w:rPr>
             <w:rStyle w:val="Hypertextovprepojenie"/>
@@ -1748,7 +1089,7 @@
             <w:noProof/>
             <w:webHidden/>
           </w:rPr>
-          <w:instrText xml:space="preserve"> PAGEREF _Toc178750130 \h </w:instrText>
+          <w:instrText xml:space="preserve"> PAGEREF _Toc243399339 \h </w:instrText>
         </w:r>
         <w:r>
           <w:rPr>
@@ -1795,7 +1136,7 @@
           <w14:ligatures w14:val="standardContextual"/>
         </w:rPr>
       </w:pPr>
-      <w:hyperlink w:anchor="_Toc178750131" w:history="1">
+      <w:hyperlink w:anchor="_Toc243399340" w:history="1">
         <w:r>
           <w:rPr>
             <w:rStyle w:val="Hypertextovprepojenie"/>
@@ -1840,7 +1181,7 @@
             <w:noProof/>
             <w:webHidden/>
           </w:rPr>
-          <w:instrText xml:space="preserve"> PAGEREF _Toc178750131 \h </w:instrText>
+          <w:instrText xml:space="preserve"> PAGEREF _Toc243399340 \h </w:instrText>
         </w:r>
         <w:r>
           <w:rPr>
@@ -1887,7 +1228,7 @@
           <w14:ligatures w14:val="standardContextual"/>
         </w:rPr>
       </w:pPr>
-      <w:hyperlink w:anchor="_Toc178750132" w:history="1">
+      <w:hyperlink w:anchor="_Toc243399341" w:history="1">
         <w:r>
           <w:rPr>
             <w:rStyle w:val="Hypertextovprepojenie"/>
@@ -1932,7 +1273,7 @@
             <w:noProof/>
             <w:webHidden/>
           </w:rPr>
-          <w:instrText xml:space="preserve"> PAGEREF _Toc178750132 \h </w:instrText>
+          <w:instrText xml:space="preserve"> PAGEREF _Toc243399341 \h </w:instrText>
         </w:r>
         <w:r>
           <w:rPr>
@@ -1979,7 +1320,7 @@
           <w14:ligatures w14:val="standardContextual"/>
         </w:rPr>
       </w:pPr>
-      <w:hyperlink w:anchor="_Toc178750133" w:history="1">
+      <w:hyperlink w:anchor="_Toc243399342" w:history="1">
         <w:r>
           <w:rPr>
             <w:rStyle w:val="Hypertextovprepojenie"/>
@@ -2024,7 +1365,7 @@
             <w:noProof/>
             <w:webHidden/>
           </w:rPr>
-          <w:instrText xml:space="preserve"> PAGEREF _Toc178750133 \h </w:instrText>
+          <w:instrText xml:space="preserve"> PAGEREF _Toc243399342 \h </w:instrText>
         </w:r>
         <w:r>
           <w:rPr>
@@ -2071,7 +1412,7 @@
           <w14:ligatures w14:val="standardContextual"/>
         </w:rPr>
       </w:pPr>
-      <w:hyperlink w:anchor="_Toc178750134" w:history="1">
+      <w:hyperlink w:anchor="_Toc243399343" w:history="1">
         <w:r>
           <w:rPr>
             <w:rStyle w:val="Hypertextovprepojenie"/>
@@ -2116,7 +1457,7 @@
             <w:noProof/>
             <w:webHidden/>
           </w:rPr>
-          <w:instrText xml:space="preserve"> PAGEREF _Toc178750134 \h </w:instrText>
+          <w:instrText xml:space="preserve"> PAGEREF _Toc243399343 \h </w:instrText>
         </w:r>
         <w:r>
           <w:rPr>
@@ -2162,7 +1503,7 @@
           <w14:ligatures w14:val="standardContextual"/>
         </w:rPr>
       </w:pPr>
-      <w:hyperlink w:anchor="_Toc178750135" w:history="1">
+      <w:hyperlink w:anchor="_Toc243399344" w:history="1">
         <w:r>
           <w:rPr>
             <w:rStyle w:val="Hypertextovprepojenie"/>
@@ -2190,7 +1531,7 @@
             <w:noProof/>
             <w:webHidden/>
           </w:rPr>
-          <w:instrText xml:space="preserve"> PAGEREF _Toc178750135 \h </w:instrText>
+          <w:instrText xml:space="preserve"> PAGEREF _Toc243399344 \h </w:instrText>
         </w:r>
         <w:r>
           <w:rPr>
@@ -2236,7 +1577,7 @@
           <w14:ligatures w14:val="standardContextual"/>
         </w:rPr>
       </w:pPr>
-      <w:hyperlink w:anchor="_Toc178750136" w:history="1">
+      <w:hyperlink w:anchor="_Toc243399345" w:history="1">
         <w:r>
           <w:rPr>
             <w:rStyle w:val="Hypertextovprepojenie"/>
@@ -2264,7 +1605,7 @@
             <w:noProof/>
             <w:webHidden/>
           </w:rPr>
-          <w:instrText xml:space="preserve"> PAGEREF _Toc178750136 \h </w:instrText>
+          <w:instrText xml:space="preserve"> PAGEREF _Toc243399345 \h </w:instrText>
         </w:r>
         <w:r>
           <w:rPr>
@@ -2311,7 +1652,7 @@
           <w14:ligatures w14:val="standardContextual"/>
         </w:rPr>
       </w:pPr>
-      <w:hyperlink w:anchor="_Toc178750137" w:history="1">
+      <w:hyperlink w:anchor="_Toc243399346" w:history="1">
         <w:r>
           <w:rPr>
             <w:rStyle w:val="Hypertextovprepojenie"/>
@@ -2356,7 +1697,7 @@
             <w:noProof/>
             <w:webHidden/>
           </w:rPr>
-          <w:instrText xml:space="preserve"> PAGEREF _Toc178750137 \h </w:instrText>
+          <w:instrText xml:space="preserve"> PAGEREF _Toc243399346 \h </w:instrText>
         </w:r>
         <w:r>
           <w:rPr>
@@ -2403,7 +1744,7 @@
           <w14:ligatures w14:val="standardContextual"/>
         </w:rPr>
       </w:pPr>
-      <w:hyperlink w:anchor="_Toc178750138" w:history="1">
+      <w:hyperlink w:anchor="_Toc243399347" w:history="1">
         <w:r>
           <w:rPr>
             <w:rStyle w:val="Hypertextovprepojenie"/>
@@ -2448,7 +1789,7 @@
             <w:noProof/>
             <w:webHidden/>
           </w:rPr>
-          <w:instrText xml:space="preserve"> PAGEREF _Toc178750138 \h </w:instrText>
+          <w:instrText xml:space="preserve"> PAGEREF _Toc243399347 \h </w:instrText>
         </w:r>
         <w:r>
           <w:rPr>
@@ -2494,13 +1835,13 @@
           <w14:ligatures w14:val="standardContextual"/>
         </w:rPr>
       </w:pPr>
-      <w:hyperlink w:anchor="_Toc178750139" w:history="1">
+      <w:hyperlink w:anchor="_Toc243399348" w:history="1">
         <w:r>
           <w:rPr>
             <w:rStyle w:val="Hypertextovprepojenie"/>
             <w:noProof/>
           </w:rPr>
-          <w:t>Čestné vyhlásenie</w:t>
+          <w:t>Prílohová časť</w:t>
         </w:r>
         <w:r>
           <w:rPr>
@@ -2521,7 +1862,7 @@
             <w:noProof/>
             <w:webHidden/>
           </w:rPr>
-          <w:instrText xml:space="preserve"> PAGEREF _Toc178750139 \h </w:instrText>
+          <w:instrText xml:space="preserve"> PAGEREF _Toc243399348 \h </w:instrText>
         </w:r>
         <w:r>
           <w:rPr>
@@ -2567,13 +1908,13 @@
           <w14:ligatures w14:val="standardContextual"/>
         </w:rPr>
       </w:pPr>
-      <w:hyperlink w:anchor="_Toc178750140" w:history="1">
+      <w:hyperlink w:anchor="_Toc243399349" w:history="1">
         <w:r>
           <w:rPr>
             <w:rStyle w:val="Hypertextovprepojenie"/>
             <w:noProof/>
           </w:rPr>
-          <w:t>Prílohová časť</w:t>
+          <w:t>Zoznam príloh</w:t>
         </w:r>
         <w:r>
           <w:rPr>
@@ -2594,7 +1935,7 @@
             <w:noProof/>
             <w:webHidden/>
           </w:rPr>
-          <w:instrText xml:space="preserve"> PAGEREF _Toc178750140 \h </w:instrText>
+          <w:instrText xml:space="preserve"> PAGEREF _Toc243399349 \h </w:instrText>
         </w:r>
         <w:r>
           <w:rPr>
@@ -2614,7 +1955,7 @@
             <w:noProof/>
             <w:webHidden/>
           </w:rPr>
-          <w:t>4</w:t>
+          <w:t>I</w:t>
         </w:r>
         <w:r>
           <w:rPr>
@@ -2626,79 +1967,6 @@
       </w:hyperlink>
     </w:p>
     <w:p>
-      <w:pPr>
-        <w:pStyle w:val="Obsah1"/>
-        <w:tabs>
-          <w:tab w:val="right" w:leader="dot" w:pos="8493"/>
-        </w:tabs>
-        <w:rPr>
-          <w:rFonts w:asciiTheme="minorHAnsi" w:eastAsiaTheme="minorEastAsia" w:hAnsiTheme="minorHAnsi"/>
-          <w:noProof/>
-          <w:kern w:val="2"/>
-          <w:szCs w:val="24"/>
-          <w:lang w:eastAsia="sk-SK"/>
-          <w14:ligatures w14:val="standardContextual"/>
-        </w:rPr>
-      </w:pPr>
-      <w:hyperlink w:anchor="_Toc178750141" w:history="1">
-        <w:r>
-          <w:rPr>
-            <w:rStyle w:val="Hypertextovprepojenie"/>
-            <w:noProof/>
-          </w:rPr>
-          <w:t>Zoznam príloh</w:t>
-        </w:r>
-        <w:r>
-          <w:rPr>
-            <w:noProof/>
-            <w:webHidden/>
-          </w:rPr>
-          <w:tab/>
-        </w:r>
-        <w:r>
-          <w:rPr>
-            <w:noProof/>
-            <w:webHidden/>
-          </w:rPr>
-          <w:fldChar w:fldCharType="begin"/>
-        </w:r>
-        <w:r>
-          <w:rPr>
-            <w:noProof/>
-            <w:webHidden/>
-          </w:rPr>
-          <w:instrText xml:space="preserve"> PAGEREF _Toc178750141 \h </w:instrText>
-        </w:r>
-        <w:r>
-          <w:rPr>
-            <w:noProof/>
-            <w:webHidden/>
-          </w:rPr>
-        </w:r>
-        <w:r>
-          <w:rPr>
-            <w:noProof/>
-            <w:webHidden/>
-          </w:rPr>
-          <w:fldChar w:fldCharType="separate"/>
-        </w:r>
-        <w:r>
-          <w:rPr>
-            <w:noProof/>
-            <w:webHidden/>
-          </w:rPr>
-          <w:t>I</w:t>
-        </w:r>
-        <w:r>
-          <w:rPr>
-            <w:noProof/>
-            <w:webHidden/>
-          </w:rPr>
-          <w:fldChar w:fldCharType="end"/>
-        </w:r>
-      </w:hyperlink>
-    </w:p>
-    <w:p>
       <w:r>
         <w:fldChar w:fldCharType="end"/>
       </w:r>
@@ -2715,94 +1983,12 @@
       <w:pPr>
         <w:pStyle w:val="Nadpis1rovne-B"/>
       </w:pPr>
-      <w:bookmarkStart w:id="1" w:name="_Toc178750121"/>
+      <w:bookmarkStart w:id="0" w:name="_Toc243399333"/>
       <w:r>
         <w:lastRenderedPageBreak/>
         <w:t>Zoznam obrázkov a tabuliek</w:t>
       </w:r>
-      <w:bookmarkEnd w:id="1"/>
-    </w:p>
-    <w:p>
-      <w:pPr>
-        <w:pStyle w:val="Zoznamobrzkov"/>
-        <w:tabs>
-          <w:tab w:val="right" w:leader="dot" w:pos="8493"/>
-        </w:tabs>
-        <w:rPr>
-          <w:noProof/>
-        </w:rPr>
-      </w:pPr>
-      <w:r>
-        <w:fldChar w:fldCharType="begin"/>
-      </w:r>
-      <w:r>
-        <w:instrText xml:space="preserve"> TOC \h \z \c "Obr." </w:instrText>
-      </w:r>
-      <w:r>
-        <w:fldChar w:fldCharType="separate"/>
-      </w:r>
-      <w:hyperlink w:anchor="_Toc178750444" w:history="1">
-        <w:r>
-          <w:rPr>
-            <w:rStyle w:val="Hypertextovprepojenie"/>
-            <w:noProof/>
-          </w:rPr>
-          <w:t>Obr. 2.1: Ukážka formátovania obrázku.</w:t>
-        </w:r>
-        <w:r>
-          <w:rPr>
-            <w:noProof/>
-            <w:webHidden/>
-          </w:rPr>
-          <w:tab/>
-        </w:r>
-        <w:r>
-          <w:rPr>
-            <w:noProof/>
-            <w:webHidden/>
-          </w:rPr>
-          <w:fldChar w:fldCharType="begin"/>
-        </w:r>
-        <w:r>
-          <w:rPr>
-            <w:noProof/>
-            <w:webHidden/>
-          </w:rPr>
-          <w:instrText xml:space="preserve"> PAGEREF _Toc178750444 \h </w:instrText>
-        </w:r>
-        <w:r>
-          <w:rPr>
-            <w:noProof/>
-            <w:webHidden/>
-          </w:rPr>
-        </w:r>
-        <w:r>
-          <w:rPr>
-            <w:noProof/>
-            <w:webHidden/>
-          </w:rPr>
-          <w:fldChar w:fldCharType="separate"/>
-        </w:r>
-        <w:r>
-          <w:rPr>
-            <w:noProof/>
-            <w:webHidden/>
-          </w:rPr>
-          <w:t>5</w:t>
-        </w:r>
-        <w:r>
-          <w:rPr>
-            <w:noProof/>
-            <w:webHidden/>
-          </w:rPr>
-          <w:fldChar w:fldCharType="end"/>
-        </w:r>
-      </w:hyperlink>
-    </w:p>
-    <w:p>
-      <w:r>
-        <w:fldChar w:fldCharType="end"/>
-      </w:r>
+      <w:bookmarkEnd w:id="0"/>
     </w:p>
     <w:p>
       <w:pPr>
@@ -2823,6 +2009,169 @@
         <w:fldChar w:fldCharType="begin"/>
       </w:r>
       <w:r>
+        <w:instrText xml:space="preserve"> TOC \h \z \c "Obr." </w:instrText>
+      </w:r>
+      <w:r>
+        <w:fldChar w:fldCharType="separate"/>
+      </w:r>
+      <w:hyperlink w:anchor="_Toc243399791" w:history="1">
+        <w:r>
+          <w:rPr>
+            <w:rStyle w:val="Hypertextovprepojenie"/>
+            <w:noProof/>
+          </w:rPr>
+          <w:t>Obr. 2.2: Prečo takýto graf ?</w:t>
+        </w:r>
+        <w:r>
+          <w:rPr>
+            <w:noProof/>
+            <w:webHidden/>
+          </w:rPr>
+          <w:tab/>
+        </w:r>
+        <w:r>
+          <w:rPr>
+            <w:noProof/>
+            <w:webHidden/>
+          </w:rPr>
+          <w:fldChar w:fldCharType="begin"/>
+        </w:r>
+        <w:r>
+          <w:rPr>
+            <w:noProof/>
+            <w:webHidden/>
+          </w:rPr>
+          <w:instrText xml:space="preserve"> PAGEREF _Toc243399791 \h </w:instrText>
+        </w:r>
+        <w:r>
+          <w:rPr>
+            <w:noProof/>
+            <w:webHidden/>
+          </w:rPr>
+        </w:r>
+        <w:r>
+          <w:rPr>
+            <w:noProof/>
+            <w:webHidden/>
+          </w:rPr>
+          <w:fldChar w:fldCharType="separate"/>
+        </w:r>
+        <w:r>
+          <w:rPr>
+            <w:noProof/>
+            <w:webHidden/>
+          </w:rPr>
+          <w:t>5</w:t>
+        </w:r>
+        <w:r>
+          <w:rPr>
+            <w:noProof/>
+            <w:webHidden/>
+          </w:rPr>
+          <w:fldChar w:fldCharType="end"/>
+        </w:r>
+      </w:hyperlink>
+    </w:p>
+    <w:p>
+      <w:pPr>
+        <w:pStyle w:val="Zoznamobrzkov"/>
+        <w:tabs>
+          <w:tab w:val="right" w:leader="dot" w:pos="8493"/>
+        </w:tabs>
+        <w:rPr>
+          <w:rFonts w:asciiTheme="minorHAnsi" w:eastAsiaTheme="minorEastAsia" w:hAnsiTheme="minorHAnsi"/>
+          <w:noProof/>
+          <w:kern w:val="2"/>
+          <w:szCs w:val="24"/>
+          <w:lang w:eastAsia="sk-SK"/>
+          <w14:ligatures w14:val="standardContextual"/>
+        </w:rPr>
+      </w:pPr>
+      <w:hyperlink w:anchor="_Toc243399792" w:history="1">
+        <w:r>
+          <w:rPr>
+            <w:rStyle w:val="Hypertextovprepojenie"/>
+            <w:noProof/>
+          </w:rPr>
+          <w:t>Obr. 2.3: Ukážka formátovania obrázku.</w:t>
+        </w:r>
+        <w:r>
+          <w:rPr>
+            <w:noProof/>
+            <w:webHidden/>
+          </w:rPr>
+          <w:tab/>
+        </w:r>
+        <w:r>
+          <w:rPr>
+            <w:noProof/>
+            <w:webHidden/>
+          </w:rPr>
+          <w:fldChar w:fldCharType="begin"/>
+        </w:r>
+        <w:r>
+          <w:rPr>
+            <w:noProof/>
+            <w:webHidden/>
+          </w:rPr>
+          <w:instrText xml:space="preserve"> PAGEREF _Toc243399792 \h </w:instrText>
+        </w:r>
+        <w:r>
+          <w:rPr>
+            <w:noProof/>
+            <w:webHidden/>
+          </w:rPr>
+        </w:r>
+        <w:r>
+          <w:rPr>
+            <w:noProof/>
+            <w:webHidden/>
+          </w:rPr>
+          <w:fldChar w:fldCharType="separate"/>
+        </w:r>
+        <w:r>
+          <w:rPr>
+            <w:noProof/>
+            <w:webHidden/>
+          </w:rPr>
+          <w:t>5</w:t>
+        </w:r>
+        <w:r>
+          <w:rPr>
+            <w:noProof/>
+            <w:webHidden/>
+          </w:rPr>
+          <w:fldChar w:fldCharType="end"/>
+        </w:r>
+      </w:hyperlink>
+    </w:p>
+    <w:p>
+      <w:r>
+        <w:fldChar w:fldCharType="end"/>
+      </w:r>
+      <w:r>
+        <w:t xml:space="preserve"> </w:t>
+      </w:r>
+    </w:p>
+    <w:p>
+      <w:pPr>
+        <w:pStyle w:val="Zoznamobrzkov"/>
+        <w:tabs>
+          <w:tab w:val="right" w:leader="dot" w:pos="8493"/>
+        </w:tabs>
+        <w:rPr>
+          <w:rFonts w:asciiTheme="minorHAnsi" w:eastAsiaTheme="minorEastAsia" w:hAnsiTheme="minorHAnsi"/>
+          <w:noProof/>
+          <w:kern w:val="2"/>
+          <w:szCs w:val="24"/>
+          <w:lang w:eastAsia="sk-SK"/>
+          <w14:ligatures w14:val="standardContextual"/>
+        </w:rPr>
+      </w:pPr>
+      <w:r>
+        <w:fldChar w:fldCharType="begin"/>
+      </w:r>
+      <w:r>
         <w:instrText xml:space="preserve"> TOC \h \z \c "Tab." </w:instrText>
       </w:r>
       <w:r>
@@ -2909,17 +2258,17 @@
           <w:docGrid w:linePitch="360"/>
         </w:sectPr>
       </w:pPr>
-      <w:bookmarkStart w:id="2" w:name="_Toc178750125"/>
     </w:p>
     <w:p>
       <w:pPr>
         <w:pStyle w:val="Nadpis1rovne-B"/>
       </w:pPr>
+      <w:bookmarkStart w:id="1" w:name="_Toc243399334"/>
       <w:r>
         <w:lastRenderedPageBreak/>
         <w:t>Úvod</w:t>
       </w:r>
-      <w:bookmarkEnd w:id="2"/>
+      <w:bookmarkEnd w:id="1"/>
     </w:p>
     <w:p>
       <w:pPr>
@@ -2941,7 +2290,7 @@
       <w:pPr>
         <w:pStyle w:val="Nadpis1"/>
       </w:pPr>
-      <w:bookmarkStart w:id="3" w:name="_Toc178750126"/>
+      <w:bookmarkStart w:id="2" w:name="_Toc243399335"/>
       <w:r>
         <w:lastRenderedPageBreak/>
         <w:t>J</w:t>
@@ -2949,6 +2298,70 @@
       <w:r>
         <w:t>adro práce</w:t>
       </w:r>
+      <w:bookmarkEnd w:id="2"/>
+    </w:p>
+    <w:p>
+      <w:pPr>
+        <w:pStyle w:val="Bezriadkovania"/>
+      </w:pPr>
+      <w:r>
+        <w:t>Jadro je hlavná časť práce a jeho členenie je určené typom práce. Vo vedeckých</w:t>
+      </w:r>
+      <w:r>
+        <w:t xml:space="preserve"> </w:t>
+      </w:r>
+      <w:r>
+        <w:t>a odborných prácach má jadro spravidla tieto hlavné časti:</w:t>
+      </w:r>
+    </w:p>
+    <w:p>
+      <w:pPr>
+        <w:pStyle w:val="Delenie"/>
+      </w:pPr>
+      <w:r>
+        <w:t>súčasný stav riešenej problematiky doma a v zahraničí,</w:t>
+      </w:r>
+    </w:p>
+    <w:p>
+      <w:pPr>
+        <w:pStyle w:val="Delenie"/>
+      </w:pPr>
+      <w:r>
+        <w:t>cieľ práce,</w:t>
+      </w:r>
+    </w:p>
+    <w:p>
+      <w:pPr>
+        <w:pStyle w:val="Delenie"/>
+      </w:pPr>
+      <w:r>
+        <w:t>metodika práce a metódy skúmania,</w:t>
+      </w:r>
+    </w:p>
+    <w:p>
+      <w:pPr>
+        <w:pStyle w:val="Delenie"/>
+      </w:pPr>
+      <w:r>
+        <w:t xml:space="preserve">výsledky práce, </w:t>
+      </w:r>
+    </w:p>
+    <w:p>
+      <w:pPr>
+        <w:pStyle w:val="Delenie"/>
+      </w:pPr>
+      <w:r>
+        <w:t>diskusia.</w:t>
+      </w:r>
+    </w:p>
+    <w:p>
+      <w:pPr>
+        <w:pStyle w:val="Nadpis2"/>
+      </w:pPr>
+      <w:bookmarkStart w:id="3" w:name="_Toc243399336"/>
+      <w:r>
+        <w:t>Súčasný stav riešenej problematiky</w:t>
+      </w:r>
       <w:bookmarkEnd w:id="3"/>
     </w:p>
     <w:p>
@@ -2956,62 +2369,16 @@
         <w:pStyle w:val="Bezriadkovania"/>
       </w:pPr>
       <w:r>
-        <w:t>Jadro je hlavná časť práce a jeho členenie je určené typom práce. Vo vedeckých</w:t>
-      </w:r>
-      <w:r>
-        <w:t xml:space="preserve"> </w:t>
-      </w:r>
-      <w:r>
-        <w:t>a odborných prácach má jadro spravidla tieto hlavné časti:</w:t>
-      </w:r>
-    </w:p>
-    <w:p>
-      <w:pPr>
-        <w:pStyle w:val="Delenie"/>
-      </w:pPr>
-      <w:r>
-        <w:t>súčasný stav riešenej problematiky doma a v zahraničí,</w:t>
-      </w:r>
-    </w:p>
-    <w:p>
-      <w:pPr>
-        <w:pStyle w:val="Delenie"/>
-      </w:pPr>
-      <w:r>
-        <w:t>cieľ práce,</w:t>
-      </w:r>
-    </w:p>
-    <w:p>
-      <w:pPr>
-        <w:pStyle w:val="Delenie"/>
-      </w:pPr>
-      <w:r>
-        <w:t>metodika práce a metódy skúmania,</w:t>
-      </w:r>
-    </w:p>
-    <w:p>
-      <w:pPr>
-        <w:pStyle w:val="Delenie"/>
-      </w:pPr>
-      <w:r>
-        <w:t xml:space="preserve">výsledky práce, </w:t>
-      </w:r>
-    </w:p>
-    <w:p>
-      <w:pPr>
-        <w:pStyle w:val="Delenie"/>
-      </w:pPr>
-      <w:r>
-        <w:t>diskusia.</w:t>
+        <w:t>V časti Súčasný stav riešenej problematiky autor uvádza dostupné informácie a poznatky týkajúce sa danej témy. Zdrojom pre spracovanie sú aktuálne publikované práce domácich a zahraničných autorov. Podiel tejto časti práce má tvoriť približne 30 % práce.</w:t>
       </w:r>
     </w:p>
     <w:p>
       <w:pPr>
         <w:pStyle w:val="Nadpis2"/>
       </w:pPr>
-      <w:bookmarkStart w:id="4" w:name="_Toc178750127"/>
-      <w:r>
-        <w:t>Súčasný stav riešenej problematiky</w:t>
+      <w:bookmarkStart w:id="4" w:name="_Toc243399337"/>
+      <w:r>
+        <w:t>Cieľ práce</w:t>
       </w:r>
       <w:bookmarkEnd w:id="4"/>
     </w:p>
@@ -3020,36 +2387,18 @@
         <w:pStyle w:val="Bezriadkovania"/>
       </w:pPr>
       <w:r>
-        <w:t>V časti Súčasný stav riešenej problematiky autor uvádza dostupné informácie a poznatky týkajúce sa danej témy. Zdrojom pre spracovanie sú aktuálne publikované práce domácich a zahraničných autorov. Podiel tejto časti práce má tvoriť približne 30 % práce.</w:t>
+        <w:t>Cieľ práce jasne, výstižne a presne charakterizuje predmet riešenia. Súčasťou sú aj rozpracované čiastkové ciele, ktoré podmieňujú dosiahnutie cieľa hlavného.</w:t>
       </w:r>
     </w:p>
     <w:p>
       <w:pPr>
         <w:pStyle w:val="Nadpis2"/>
       </w:pPr>
-      <w:bookmarkStart w:id="5" w:name="_Toc178750128"/>
-      <w:r>
-        <w:t>Cieľ práce</w:t>
+      <w:bookmarkStart w:id="5" w:name="_Toc243399338"/>
+      <w:r>
+        <w:t>Metodika práce a metódy skúmania</w:t>
       </w:r>
       <w:bookmarkEnd w:id="5"/>
-    </w:p>
-    <w:p>
-      <w:pPr>
-        <w:pStyle w:val="Bezriadkovania"/>
-      </w:pPr>
-      <w:r>
-        <w:t>Cieľ práce jasne, výstižne a presne charakterizuje predmet riešenia. Súčasťou sú aj rozpracované čiastkové ciele, ktoré podmieňujú dosiahnutie cieľa hlavného.</w:t>
-      </w:r>
-    </w:p>
-    <w:p>
-      <w:pPr>
-        <w:pStyle w:val="Nadpis2"/>
-      </w:pPr>
-      <w:bookmarkStart w:id="6" w:name="_Toc178750129"/>
-      <w:r>
-        <w:t>Metodika práce a metódy skúmania</w:t>
-      </w:r>
-      <w:bookmarkEnd w:id="6"/>
     </w:p>
     <w:p>
       <w:pPr>
@@ -3123,11 +2472,11 @@
       <w:pPr>
         <w:pStyle w:val="Nadpis2"/>
       </w:pPr>
-      <w:bookmarkStart w:id="7" w:name="_Toc178750130"/>
+      <w:bookmarkStart w:id="6" w:name="_Toc243399339"/>
       <w:r>
         <w:t>Výsledky práce a diskusia</w:t>
       </w:r>
-      <w:bookmarkEnd w:id="7"/>
+      <w:bookmarkEnd w:id="6"/>
     </w:p>
     <w:p>
       <w:pPr>
@@ -3145,11 +2494,11 @@
       <w:pPr>
         <w:pStyle w:val="Nadpis2"/>
       </w:pPr>
-      <w:bookmarkStart w:id="8" w:name="_Toc178750131"/>
+      <w:bookmarkStart w:id="7" w:name="_Toc243399340"/>
       <w:r>
         <w:t>Klávesové skratky pre štýly</w:t>
       </w:r>
-      <w:bookmarkEnd w:id="8"/>
+      <w:bookmarkEnd w:id="7"/>
     </w:p>
     <w:p>
       <w:pPr>
@@ -3250,1384 +2599,1384 @@
       <w:pPr>
         <w:pStyle w:val="Nadpis1"/>
       </w:pPr>
-      <w:bookmarkStart w:id="9" w:name="_Toc178750132"/>
+      <w:bookmarkStart w:id="8" w:name="_Toc243399341"/>
       <w:r>
         <w:lastRenderedPageBreak/>
         <w:t>Ukážka formátovania práce</w:t>
       </w:r>
+      <w:bookmarkEnd w:id="8"/>
+    </w:p>
+    <w:p>
+      <w:pPr>
+        <w:pStyle w:val="Bezriadkovania"/>
+      </w:pPr>
+      <w:proofErr w:type="spellStart"/>
+      <w:r>
+        <w:t>Lorem</w:t>
+      </w:r>
+      <w:proofErr w:type="spellEnd"/>
+      <w:r>
+        <w:t xml:space="preserve"> </w:t>
+      </w:r>
+      <w:proofErr w:type="spellStart"/>
+      <w:r>
+        <w:t>ipsum</w:t>
+      </w:r>
+      <w:proofErr w:type="spellEnd"/>
+      <w:r>
+        <w:t xml:space="preserve"> </w:t>
+      </w:r>
+      <w:proofErr w:type="spellStart"/>
+      <w:r>
+        <w:t>dolor</w:t>
+      </w:r>
+      <w:proofErr w:type="spellEnd"/>
+      <w:r>
+        <w:t xml:space="preserve"> </w:t>
+      </w:r>
+      <w:proofErr w:type="spellStart"/>
+      <w:r>
+        <w:t>sit</w:t>
+      </w:r>
+      <w:proofErr w:type="spellEnd"/>
+      <w:r>
+        <w:t xml:space="preserve"> </w:t>
+      </w:r>
+      <w:proofErr w:type="spellStart"/>
+      <w:r>
+        <w:t>amet</w:t>
+      </w:r>
+      <w:proofErr w:type="spellEnd"/>
+      <w:r>
+        <w:t xml:space="preserve">, </w:t>
+      </w:r>
+      <w:proofErr w:type="spellStart"/>
+      <w:r>
+        <w:t>consectetur</w:t>
+      </w:r>
+      <w:proofErr w:type="spellEnd"/>
+      <w:r>
+        <w:t xml:space="preserve"> </w:t>
+      </w:r>
+      <w:proofErr w:type="spellStart"/>
+      <w:r>
+        <w:t>adipiscing</w:t>
+      </w:r>
+      <w:proofErr w:type="spellEnd"/>
+      <w:r>
+        <w:t xml:space="preserve"> </w:t>
+      </w:r>
+      <w:proofErr w:type="spellStart"/>
+      <w:r>
+        <w:t>elit</w:t>
+      </w:r>
+      <w:proofErr w:type="spellEnd"/>
+      <w:r>
+        <w:t xml:space="preserve">. Sed </w:t>
+      </w:r>
+      <w:proofErr w:type="spellStart"/>
+      <w:r>
+        <w:t>lacinia</w:t>
+      </w:r>
+      <w:proofErr w:type="spellEnd"/>
+      <w:r>
+        <w:t xml:space="preserve">, </w:t>
+      </w:r>
+      <w:proofErr w:type="spellStart"/>
+      <w:r>
+        <w:t>leo</w:t>
+      </w:r>
+      <w:proofErr w:type="spellEnd"/>
+      <w:r>
+        <w:t xml:space="preserve"> </w:t>
+      </w:r>
+      <w:proofErr w:type="spellStart"/>
+      <w:r>
+        <w:t>nec</w:t>
+      </w:r>
+      <w:proofErr w:type="spellEnd"/>
+      <w:r>
+        <w:t xml:space="preserve"> porta </w:t>
+      </w:r>
+      <w:proofErr w:type="spellStart"/>
+      <w:r>
+        <w:t>gravida</w:t>
+      </w:r>
+      <w:proofErr w:type="spellEnd"/>
+      <w:r>
+        <w:t xml:space="preserve">, </w:t>
+      </w:r>
+      <w:proofErr w:type="spellStart"/>
+      <w:r>
+        <w:t>orci</w:t>
+      </w:r>
+      <w:proofErr w:type="spellEnd"/>
+      <w:r>
+        <w:t xml:space="preserve"> </w:t>
+      </w:r>
+      <w:proofErr w:type="spellStart"/>
+      <w:r>
+        <w:t>massa</w:t>
+      </w:r>
+      <w:proofErr w:type="spellEnd"/>
+      <w:r>
+        <w:t xml:space="preserve"> </w:t>
+      </w:r>
+      <w:proofErr w:type="spellStart"/>
+      <w:r>
+        <w:t>pharetra</w:t>
+      </w:r>
+      <w:proofErr w:type="spellEnd"/>
+      <w:r>
+        <w:t xml:space="preserve"> </w:t>
+      </w:r>
+      <w:proofErr w:type="spellStart"/>
+      <w:r>
+        <w:t>velit</w:t>
+      </w:r>
+      <w:proofErr w:type="spellEnd"/>
+      <w:r>
+        <w:t xml:space="preserve">, et </w:t>
+      </w:r>
+      <w:proofErr w:type="spellStart"/>
+      <w:r>
+        <w:t>faucibus</w:t>
+      </w:r>
+      <w:proofErr w:type="spellEnd"/>
+      <w:r>
+        <w:t xml:space="preserve"> </w:t>
+      </w:r>
+      <w:proofErr w:type="spellStart"/>
+      <w:r>
+        <w:t>ante</w:t>
+      </w:r>
+      <w:proofErr w:type="spellEnd"/>
+      <w:r>
+        <w:t xml:space="preserve"> </w:t>
+      </w:r>
+      <w:proofErr w:type="spellStart"/>
+      <w:r>
+        <w:t>massa</w:t>
+      </w:r>
+      <w:proofErr w:type="spellEnd"/>
+      <w:r>
+        <w:t xml:space="preserve"> </w:t>
+      </w:r>
+      <w:proofErr w:type="spellStart"/>
+      <w:r>
+        <w:t>sit</w:t>
+      </w:r>
+      <w:proofErr w:type="spellEnd"/>
+      <w:r>
+        <w:t xml:space="preserve"> </w:t>
+      </w:r>
+      <w:proofErr w:type="spellStart"/>
+      <w:r>
+        <w:t>amet</w:t>
+      </w:r>
+      <w:proofErr w:type="spellEnd"/>
+      <w:r>
+        <w:t xml:space="preserve"> </w:t>
+      </w:r>
+      <w:proofErr w:type="spellStart"/>
+      <w:r>
+        <w:t>felis</w:t>
+      </w:r>
+      <w:proofErr w:type="spellEnd"/>
+      <w:r>
+        <w:t xml:space="preserve">. Sed </w:t>
+      </w:r>
+      <w:proofErr w:type="spellStart"/>
+      <w:r>
+        <w:t>blandit</w:t>
+      </w:r>
+      <w:proofErr w:type="spellEnd"/>
+      <w:r>
+        <w:t xml:space="preserve"> </w:t>
+      </w:r>
+      <w:proofErr w:type="spellStart"/>
+      <w:r>
+        <w:t>scelerisque</w:t>
+      </w:r>
+      <w:proofErr w:type="spellEnd"/>
+      <w:r>
+        <w:t xml:space="preserve"> </w:t>
+      </w:r>
+      <w:proofErr w:type="spellStart"/>
+      <w:r>
+        <w:t>scelerisque</w:t>
+      </w:r>
+      <w:proofErr w:type="spellEnd"/>
+      <w:r>
+        <w:t xml:space="preserve">. </w:t>
+      </w:r>
+      <w:proofErr w:type="spellStart"/>
+      <w:r>
+        <w:t>Nunc</w:t>
+      </w:r>
+      <w:proofErr w:type="spellEnd"/>
+      <w:r>
+        <w:t xml:space="preserve"> </w:t>
+      </w:r>
+      <w:proofErr w:type="spellStart"/>
+      <w:r>
+        <w:t>pretium</w:t>
+      </w:r>
+      <w:proofErr w:type="spellEnd"/>
+      <w:r>
+        <w:t xml:space="preserve"> </w:t>
+      </w:r>
+      <w:proofErr w:type="spellStart"/>
+      <w:r>
+        <w:t>malesuada</w:t>
+      </w:r>
+      <w:proofErr w:type="spellEnd"/>
+      <w:r>
+        <w:t xml:space="preserve"> </w:t>
+      </w:r>
+      <w:proofErr w:type="spellStart"/>
+      <w:r>
+        <w:t>vulputate</w:t>
+      </w:r>
+      <w:proofErr w:type="spellEnd"/>
+      <w:r>
+        <w:t xml:space="preserve">. </w:t>
+      </w:r>
+      <w:proofErr w:type="spellStart"/>
+      <w:r>
+        <w:t>Lorem</w:t>
+      </w:r>
+      <w:proofErr w:type="spellEnd"/>
+      <w:r>
+        <w:t xml:space="preserve"> </w:t>
+      </w:r>
+      <w:proofErr w:type="spellStart"/>
+      <w:r>
+        <w:t>ipsum</w:t>
+      </w:r>
+      <w:proofErr w:type="spellEnd"/>
+      <w:r>
+        <w:t xml:space="preserve"> </w:t>
+      </w:r>
+      <w:proofErr w:type="spellStart"/>
+      <w:r>
+        <w:t>dolor</w:t>
+      </w:r>
+      <w:proofErr w:type="spellEnd"/>
+      <w:r>
+        <w:t xml:space="preserve"> </w:t>
+      </w:r>
+      <w:proofErr w:type="spellStart"/>
+      <w:r>
+        <w:t>sit</w:t>
+      </w:r>
+      <w:proofErr w:type="spellEnd"/>
+      <w:r>
+        <w:t xml:space="preserve"> </w:t>
+      </w:r>
+      <w:proofErr w:type="spellStart"/>
+      <w:r>
+        <w:t>amet</w:t>
+      </w:r>
+      <w:proofErr w:type="spellEnd"/>
+      <w:r>
+        <w:t xml:space="preserve">, </w:t>
+      </w:r>
+      <w:proofErr w:type="spellStart"/>
+      <w:r>
+        <w:t>consectetur</w:t>
+      </w:r>
+      <w:proofErr w:type="spellEnd"/>
+      <w:r>
+        <w:t xml:space="preserve"> </w:t>
+      </w:r>
+      <w:proofErr w:type="spellStart"/>
+      <w:r>
+        <w:t>adipiscing</w:t>
+      </w:r>
+      <w:proofErr w:type="spellEnd"/>
+      <w:r>
+        <w:t xml:space="preserve"> </w:t>
+      </w:r>
+      <w:proofErr w:type="spellStart"/>
+      <w:r>
+        <w:t>elit</w:t>
+      </w:r>
+      <w:proofErr w:type="spellEnd"/>
+      <w:r>
+        <w:t xml:space="preserve">. </w:t>
+      </w:r>
+      <w:proofErr w:type="spellStart"/>
+      <w:r>
+        <w:t>Nulla</w:t>
+      </w:r>
+      <w:proofErr w:type="spellEnd"/>
+      <w:r>
+        <w:t xml:space="preserve"> </w:t>
+      </w:r>
+      <w:proofErr w:type="spellStart"/>
+      <w:r>
+        <w:t>vel</w:t>
+      </w:r>
+      <w:proofErr w:type="spellEnd"/>
+      <w:r>
+        <w:t xml:space="preserve"> </w:t>
+      </w:r>
+      <w:proofErr w:type="spellStart"/>
+      <w:r>
+        <w:t>pretium</w:t>
+      </w:r>
+      <w:proofErr w:type="spellEnd"/>
+      <w:r>
+        <w:t xml:space="preserve"> </w:t>
+      </w:r>
+      <w:proofErr w:type="spellStart"/>
+      <w:r>
+        <w:t>turpis</w:t>
+      </w:r>
+      <w:proofErr w:type="spellEnd"/>
+      <w:r>
+        <w:t xml:space="preserve">, </w:t>
+      </w:r>
+      <w:proofErr w:type="spellStart"/>
+      <w:r>
+        <w:t>vel</w:t>
+      </w:r>
+      <w:proofErr w:type="spellEnd"/>
+      <w:r>
+        <w:t xml:space="preserve"> </w:t>
+      </w:r>
+      <w:proofErr w:type="spellStart"/>
+      <w:r>
+        <w:t>tempus</w:t>
+      </w:r>
+      <w:proofErr w:type="spellEnd"/>
+      <w:r>
+        <w:t xml:space="preserve"> </w:t>
+      </w:r>
+      <w:proofErr w:type="spellStart"/>
+      <w:r>
+        <w:t>nunc</w:t>
+      </w:r>
+      <w:proofErr w:type="spellEnd"/>
+      <w:r>
+        <w:t xml:space="preserve">. </w:t>
+      </w:r>
+      <w:proofErr w:type="spellStart"/>
+      <w:r>
+        <w:t>Vestibulum</w:t>
+      </w:r>
+      <w:proofErr w:type="spellEnd"/>
+      <w:r>
+        <w:t xml:space="preserve"> </w:t>
+      </w:r>
+      <w:proofErr w:type="spellStart"/>
+      <w:r>
+        <w:t>orci</w:t>
+      </w:r>
+      <w:proofErr w:type="spellEnd"/>
+      <w:r>
+        <w:t xml:space="preserve"> </w:t>
+      </w:r>
+      <w:proofErr w:type="spellStart"/>
+      <w:r>
+        <w:t>velit</w:t>
+      </w:r>
+      <w:proofErr w:type="spellEnd"/>
+      <w:r>
+        <w:t xml:space="preserve">, </w:t>
+      </w:r>
+      <w:proofErr w:type="spellStart"/>
+      <w:r>
+        <w:t>lobortis</w:t>
+      </w:r>
+      <w:proofErr w:type="spellEnd"/>
+      <w:r>
+        <w:t xml:space="preserve"> </w:t>
+      </w:r>
+      <w:proofErr w:type="spellStart"/>
+      <w:r>
+        <w:t>eu</w:t>
+      </w:r>
+      <w:proofErr w:type="spellEnd"/>
+      <w:r>
+        <w:t xml:space="preserve"> </w:t>
+      </w:r>
+      <w:proofErr w:type="spellStart"/>
+      <w:r>
+        <w:t>purus</w:t>
+      </w:r>
+      <w:proofErr w:type="spellEnd"/>
+      <w:r>
+        <w:t xml:space="preserve"> </w:t>
+      </w:r>
+      <w:proofErr w:type="spellStart"/>
+      <w:r>
+        <w:t>ut</w:t>
+      </w:r>
+      <w:proofErr w:type="spellEnd"/>
+      <w:r>
+        <w:t xml:space="preserve">, </w:t>
+      </w:r>
+      <w:proofErr w:type="spellStart"/>
+      <w:r>
+        <w:t>finibus</w:t>
+      </w:r>
+      <w:proofErr w:type="spellEnd"/>
+      <w:r>
+        <w:t xml:space="preserve"> </w:t>
+      </w:r>
+      <w:proofErr w:type="spellStart"/>
+      <w:r>
+        <w:t>aliquam</w:t>
+      </w:r>
+      <w:proofErr w:type="spellEnd"/>
+      <w:r>
+        <w:t xml:space="preserve"> </w:t>
+      </w:r>
+      <w:proofErr w:type="spellStart"/>
+      <w:r>
+        <w:t>dui</w:t>
+      </w:r>
+      <w:proofErr w:type="spellEnd"/>
+      <w:r>
+        <w:t xml:space="preserve">. </w:t>
+      </w:r>
+      <w:proofErr w:type="spellStart"/>
+      <w:r>
+        <w:t>Pellentesque</w:t>
+      </w:r>
+      <w:proofErr w:type="spellEnd"/>
+      <w:r>
+        <w:t xml:space="preserve"> </w:t>
+      </w:r>
+      <w:proofErr w:type="spellStart"/>
+      <w:r>
+        <w:t>sit</w:t>
+      </w:r>
+      <w:proofErr w:type="spellEnd"/>
+      <w:r>
+        <w:t xml:space="preserve"> </w:t>
+      </w:r>
+      <w:proofErr w:type="spellStart"/>
+      <w:r>
+        <w:t>amet</w:t>
+      </w:r>
+      <w:proofErr w:type="spellEnd"/>
+      <w:r>
+        <w:t xml:space="preserve"> </w:t>
+      </w:r>
+      <w:proofErr w:type="spellStart"/>
+      <w:r>
+        <w:t>accumsan</w:t>
+      </w:r>
+      <w:proofErr w:type="spellEnd"/>
+      <w:r>
+        <w:t xml:space="preserve"> </w:t>
+      </w:r>
+      <w:proofErr w:type="spellStart"/>
+      <w:r>
+        <w:t>tortor</w:t>
+      </w:r>
+      <w:proofErr w:type="spellEnd"/>
+      <w:r>
+        <w:t xml:space="preserve">. </w:t>
+      </w:r>
+      <w:proofErr w:type="spellStart"/>
+      <w:r>
+        <w:t>Morbi</w:t>
+      </w:r>
+      <w:proofErr w:type="spellEnd"/>
+      <w:r>
+        <w:t xml:space="preserve"> </w:t>
+      </w:r>
+      <w:proofErr w:type="spellStart"/>
+      <w:r>
+        <w:t>nunc</w:t>
+      </w:r>
+      <w:proofErr w:type="spellEnd"/>
+      <w:r>
+        <w:t xml:space="preserve"> </w:t>
+      </w:r>
+      <w:proofErr w:type="spellStart"/>
+      <w:r>
+        <w:t>leo</w:t>
+      </w:r>
+      <w:proofErr w:type="spellEnd"/>
+      <w:r>
+        <w:t xml:space="preserve">, </w:t>
+      </w:r>
+      <w:proofErr w:type="spellStart"/>
+      <w:r>
+        <w:t>suscipit</w:t>
+      </w:r>
+      <w:proofErr w:type="spellEnd"/>
+      <w:r>
+        <w:t xml:space="preserve"> </w:t>
+      </w:r>
+      <w:proofErr w:type="spellStart"/>
+      <w:r>
+        <w:t>sit</w:t>
+      </w:r>
+      <w:proofErr w:type="spellEnd"/>
+      <w:r>
+        <w:t xml:space="preserve"> </w:t>
+      </w:r>
+      <w:proofErr w:type="spellStart"/>
+      <w:r>
+        <w:t>amet</w:t>
+      </w:r>
+      <w:proofErr w:type="spellEnd"/>
+      <w:r>
+        <w:t xml:space="preserve"> </w:t>
+      </w:r>
+      <w:proofErr w:type="spellStart"/>
+      <w:r>
+        <w:t>erat</w:t>
+      </w:r>
+      <w:proofErr w:type="spellEnd"/>
+      <w:r>
+        <w:t xml:space="preserve"> </w:t>
+      </w:r>
+      <w:proofErr w:type="spellStart"/>
+      <w:r>
+        <w:t>eu</w:t>
+      </w:r>
+      <w:proofErr w:type="spellEnd"/>
+      <w:r>
+        <w:t xml:space="preserve">, </w:t>
+      </w:r>
+      <w:proofErr w:type="spellStart"/>
+      <w:r>
+        <w:t>fermentum</w:t>
+      </w:r>
+      <w:proofErr w:type="spellEnd"/>
+      <w:r>
+        <w:t xml:space="preserve"> </w:t>
+      </w:r>
+      <w:proofErr w:type="spellStart"/>
+      <w:r>
+        <w:t>lacinia</w:t>
+      </w:r>
+      <w:proofErr w:type="spellEnd"/>
+      <w:r>
+        <w:t xml:space="preserve"> </w:t>
+      </w:r>
+      <w:proofErr w:type="spellStart"/>
+      <w:r>
+        <w:t>augue</w:t>
+      </w:r>
+      <w:proofErr w:type="spellEnd"/>
+      <w:r>
+        <w:t xml:space="preserve">. </w:t>
+      </w:r>
+      <w:proofErr w:type="spellStart"/>
+      <w:r>
+        <w:t>Nam</w:t>
+      </w:r>
+      <w:proofErr w:type="spellEnd"/>
+      <w:r>
+        <w:t xml:space="preserve"> </w:t>
+      </w:r>
+      <w:proofErr w:type="spellStart"/>
+      <w:r>
+        <w:t>eget</w:t>
+      </w:r>
+      <w:proofErr w:type="spellEnd"/>
+      <w:r>
+        <w:t xml:space="preserve"> </w:t>
+      </w:r>
+      <w:proofErr w:type="spellStart"/>
+      <w:r>
+        <w:t>tristique</w:t>
+      </w:r>
+      <w:proofErr w:type="spellEnd"/>
+      <w:r>
+        <w:t xml:space="preserve"> </w:t>
+      </w:r>
+      <w:proofErr w:type="spellStart"/>
+      <w:r>
+        <w:t>nisi</w:t>
+      </w:r>
+      <w:proofErr w:type="spellEnd"/>
+      <w:r>
+        <w:t xml:space="preserve">, at </w:t>
+      </w:r>
+      <w:proofErr w:type="spellStart"/>
+      <w:r>
+        <w:t>finibus</w:t>
+      </w:r>
+      <w:proofErr w:type="spellEnd"/>
+      <w:r>
+        <w:t xml:space="preserve"> </w:t>
+      </w:r>
+      <w:proofErr w:type="spellStart"/>
+      <w:r>
+        <w:t>velit</w:t>
+      </w:r>
+      <w:proofErr w:type="spellEnd"/>
+      <w:r>
+        <w:t xml:space="preserve">. </w:t>
+      </w:r>
+      <w:proofErr w:type="spellStart"/>
+      <w:r>
+        <w:t>Vestibulum</w:t>
+      </w:r>
+      <w:proofErr w:type="spellEnd"/>
+      <w:r>
+        <w:t xml:space="preserve"> </w:t>
+      </w:r>
+      <w:proofErr w:type="spellStart"/>
+      <w:r>
+        <w:t>porttitor</w:t>
+      </w:r>
+      <w:proofErr w:type="spellEnd"/>
+      <w:r>
+        <w:t xml:space="preserve"> </w:t>
+      </w:r>
+      <w:proofErr w:type="spellStart"/>
+      <w:r>
+        <w:t>molestie</w:t>
+      </w:r>
+      <w:proofErr w:type="spellEnd"/>
+      <w:r>
+        <w:t xml:space="preserve"> </w:t>
+      </w:r>
+      <w:proofErr w:type="spellStart"/>
+      <w:r>
+        <w:t>nisl</w:t>
+      </w:r>
+      <w:proofErr w:type="spellEnd"/>
+      <w:r>
+        <w:t xml:space="preserve">. Sed </w:t>
+      </w:r>
+      <w:proofErr w:type="spellStart"/>
+      <w:r>
+        <w:t>pharetra</w:t>
+      </w:r>
+      <w:proofErr w:type="spellEnd"/>
+      <w:r>
+        <w:t xml:space="preserve"> </w:t>
+      </w:r>
+      <w:proofErr w:type="spellStart"/>
+      <w:r>
+        <w:t>rutrum</w:t>
+      </w:r>
+      <w:proofErr w:type="spellEnd"/>
+      <w:r>
+        <w:t xml:space="preserve"> </w:t>
+      </w:r>
+      <w:proofErr w:type="spellStart"/>
+      <w:r>
+        <w:t>odio</w:t>
+      </w:r>
+      <w:proofErr w:type="spellEnd"/>
+      <w:r>
+        <w:t xml:space="preserve">, </w:t>
+      </w:r>
+      <w:proofErr w:type="spellStart"/>
+      <w:r>
+        <w:t>sit</w:t>
+      </w:r>
+      <w:proofErr w:type="spellEnd"/>
+      <w:r>
+        <w:t xml:space="preserve"> </w:t>
+      </w:r>
+      <w:proofErr w:type="spellStart"/>
+      <w:r>
+        <w:t>amet</w:t>
+      </w:r>
+      <w:proofErr w:type="spellEnd"/>
+      <w:r>
+        <w:t xml:space="preserve"> </w:t>
+      </w:r>
+      <w:proofErr w:type="spellStart"/>
+      <w:r>
+        <w:t>vulputate</w:t>
+      </w:r>
+      <w:proofErr w:type="spellEnd"/>
+      <w:r>
+        <w:t xml:space="preserve"> urna </w:t>
+      </w:r>
+      <w:proofErr w:type="spellStart"/>
+      <w:r>
+        <w:t>pharetra</w:t>
+      </w:r>
+      <w:proofErr w:type="spellEnd"/>
+      <w:r>
+        <w:t xml:space="preserve"> </w:t>
+      </w:r>
+      <w:proofErr w:type="spellStart"/>
+      <w:r>
+        <w:t>non</w:t>
+      </w:r>
+      <w:proofErr w:type="spellEnd"/>
+      <w:r>
+        <w:t xml:space="preserve">. </w:t>
+      </w:r>
+      <w:proofErr w:type="spellStart"/>
+      <w:r>
+        <w:t>Vivamus</w:t>
+      </w:r>
+      <w:proofErr w:type="spellEnd"/>
+      <w:r>
+        <w:t xml:space="preserve"> </w:t>
+      </w:r>
+      <w:proofErr w:type="spellStart"/>
+      <w:r>
+        <w:t>commodo</w:t>
+      </w:r>
+      <w:proofErr w:type="spellEnd"/>
+      <w:r>
+        <w:t xml:space="preserve"> </w:t>
+      </w:r>
+      <w:proofErr w:type="spellStart"/>
+      <w:r>
+        <w:t>tempor</w:t>
+      </w:r>
+      <w:proofErr w:type="spellEnd"/>
+      <w:r>
+        <w:t xml:space="preserve"> </w:t>
+      </w:r>
+      <w:proofErr w:type="spellStart"/>
+      <w:r>
+        <w:t>nibh</w:t>
+      </w:r>
+      <w:proofErr w:type="spellEnd"/>
+      <w:r>
+        <w:t xml:space="preserve"> </w:t>
+      </w:r>
+      <w:proofErr w:type="spellStart"/>
+      <w:r>
+        <w:t>ut</w:t>
+      </w:r>
+      <w:proofErr w:type="spellEnd"/>
+      <w:r>
+        <w:t xml:space="preserve"> </w:t>
+      </w:r>
+      <w:proofErr w:type="spellStart"/>
+      <w:r>
+        <w:t>semper</w:t>
+      </w:r>
+      <w:proofErr w:type="spellEnd"/>
+      <w:r>
+        <w:t xml:space="preserve">. </w:t>
+      </w:r>
+      <w:proofErr w:type="spellStart"/>
+      <w:r>
+        <w:t>Mauris</w:t>
+      </w:r>
+      <w:proofErr w:type="spellEnd"/>
+      <w:r>
+        <w:t xml:space="preserve"> </w:t>
+      </w:r>
+      <w:proofErr w:type="spellStart"/>
+      <w:r>
+        <w:t>varius</w:t>
+      </w:r>
+      <w:proofErr w:type="spellEnd"/>
+      <w:r>
+        <w:t xml:space="preserve"> </w:t>
+      </w:r>
+      <w:proofErr w:type="spellStart"/>
+      <w:r>
+        <w:t>eu</w:t>
+      </w:r>
+      <w:proofErr w:type="spellEnd"/>
+      <w:r>
+        <w:t xml:space="preserve"> </w:t>
+      </w:r>
+      <w:proofErr w:type="spellStart"/>
+      <w:r>
+        <w:t>tortor</w:t>
+      </w:r>
+      <w:proofErr w:type="spellEnd"/>
+      <w:r>
+        <w:t xml:space="preserve"> </w:t>
+      </w:r>
+      <w:proofErr w:type="spellStart"/>
+      <w:r>
+        <w:t>non</w:t>
+      </w:r>
+      <w:proofErr w:type="spellEnd"/>
+      <w:r>
+        <w:t xml:space="preserve"> </w:t>
+      </w:r>
+      <w:proofErr w:type="spellStart"/>
+      <w:r>
+        <w:t>suscipit</w:t>
+      </w:r>
+      <w:proofErr w:type="spellEnd"/>
+      <w:r>
+        <w:t xml:space="preserve">. </w:t>
+      </w:r>
+      <w:proofErr w:type="spellStart"/>
+      <w:r>
+        <w:t>Nullam</w:t>
+      </w:r>
+      <w:proofErr w:type="spellEnd"/>
+      <w:r>
+        <w:t xml:space="preserve"> </w:t>
+      </w:r>
+      <w:proofErr w:type="spellStart"/>
+      <w:r>
+        <w:t>eleifend</w:t>
+      </w:r>
+      <w:proofErr w:type="spellEnd"/>
+      <w:r>
+        <w:t xml:space="preserve"> </w:t>
+      </w:r>
+      <w:proofErr w:type="spellStart"/>
+      <w:r>
+        <w:t>non</w:t>
+      </w:r>
+      <w:proofErr w:type="spellEnd"/>
+      <w:r>
+        <w:t xml:space="preserve"> </w:t>
+      </w:r>
+      <w:proofErr w:type="spellStart"/>
+      <w:r>
+        <w:t>enim</w:t>
+      </w:r>
+      <w:proofErr w:type="spellEnd"/>
+      <w:r>
+        <w:t xml:space="preserve"> </w:t>
+      </w:r>
+      <w:proofErr w:type="spellStart"/>
+      <w:r>
+        <w:t>tincidunt</w:t>
+      </w:r>
+      <w:proofErr w:type="spellEnd"/>
+      <w:r>
+        <w:t xml:space="preserve"> porta.</w:t>
+      </w:r>
+    </w:p>
+    <w:p>
+      <w:pPr>
+        <w:pStyle w:val="Text"/>
+      </w:pPr>
+      <w:proofErr w:type="spellStart"/>
+      <w:r>
+        <w:t>Suspendisse</w:t>
+      </w:r>
+      <w:proofErr w:type="spellEnd"/>
+      <w:r>
+        <w:t xml:space="preserve"> </w:t>
+      </w:r>
+      <w:proofErr w:type="spellStart"/>
+      <w:r>
+        <w:t>consequat</w:t>
+      </w:r>
+      <w:proofErr w:type="spellEnd"/>
+      <w:r>
+        <w:t xml:space="preserve"> </w:t>
+      </w:r>
+      <w:proofErr w:type="spellStart"/>
+      <w:r>
+        <w:t>quam</w:t>
+      </w:r>
+      <w:proofErr w:type="spellEnd"/>
+      <w:r>
+        <w:t xml:space="preserve"> </w:t>
+      </w:r>
+      <w:proofErr w:type="spellStart"/>
+      <w:r>
+        <w:t>ac</w:t>
+      </w:r>
+      <w:proofErr w:type="spellEnd"/>
+      <w:r>
+        <w:t xml:space="preserve"> </w:t>
+      </w:r>
+      <w:proofErr w:type="spellStart"/>
+      <w:r>
+        <w:t>consectetur</w:t>
+      </w:r>
+      <w:proofErr w:type="spellEnd"/>
+      <w:r>
+        <w:t xml:space="preserve"> </w:t>
+      </w:r>
+      <w:proofErr w:type="spellStart"/>
+      <w:r>
+        <w:t>malesuada</w:t>
+      </w:r>
+      <w:proofErr w:type="spellEnd"/>
+      <w:r>
+        <w:t xml:space="preserve">. </w:t>
+      </w:r>
+      <w:proofErr w:type="spellStart"/>
+      <w:r>
+        <w:t>Lorem</w:t>
+      </w:r>
+      <w:proofErr w:type="spellEnd"/>
+      <w:r>
+        <w:t xml:space="preserve"> </w:t>
+      </w:r>
+      <w:proofErr w:type="spellStart"/>
+      <w:r>
+        <w:t>ipsum</w:t>
+      </w:r>
+      <w:proofErr w:type="spellEnd"/>
+      <w:r>
+        <w:t xml:space="preserve"> </w:t>
+      </w:r>
+      <w:proofErr w:type="spellStart"/>
+      <w:r>
+        <w:t>dolor</w:t>
+      </w:r>
+      <w:proofErr w:type="spellEnd"/>
+      <w:r>
+        <w:t xml:space="preserve"> </w:t>
+      </w:r>
+      <w:proofErr w:type="spellStart"/>
+      <w:r>
+        <w:t>sit</w:t>
+      </w:r>
+      <w:proofErr w:type="spellEnd"/>
+      <w:r>
+        <w:t xml:space="preserve"> </w:t>
+      </w:r>
+      <w:proofErr w:type="spellStart"/>
+      <w:r>
+        <w:t>amet</w:t>
+      </w:r>
+      <w:proofErr w:type="spellEnd"/>
+      <w:r>
+        <w:t xml:space="preserve">, </w:t>
+      </w:r>
+      <w:proofErr w:type="spellStart"/>
+      <w:r>
+        <w:t>consectetur</w:t>
+      </w:r>
+      <w:proofErr w:type="spellEnd"/>
+      <w:r>
+        <w:t xml:space="preserve"> </w:t>
+      </w:r>
+      <w:proofErr w:type="spellStart"/>
+      <w:r>
+        <w:t>adipiscing</w:t>
+      </w:r>
+      <w:proofErr w:type="spellEnd"/>
+      <w:r>
+        <w:t xml:space="preserve"> </w:t>
+      </w:r>
+      <w:proofErr w:type="spellStart"/>
+      <w:r>
+        <w:t>elit</w:t>
+      </w:r>
+      <w:proofErr w:type="spellEnd"/>
+      <w:r>
+        <w:t xml:space="preserve">. </w:t>
+      </w:r>
+      <w:proofErr w:type="spellStart"/>
+      <w:r>
+        <w:t>Aliquam</w:t>
+      </w:r>
+      <w:proofErr w:type="spellEnd"/>
+      <w:r>
+        <w:t xml:space="preserve"> ac </w:t>
+      </w:r>
+      <w:proofErr w:type="spellStart"/>
+      <w:r>
+        <w:t>aliquam</w:t>
+      </w:r>
+      <w:proofErr w:type="spellEnd"/>
+      <w:r>
+        <w:t xml:space="preserve"> </w:t>
+      </w:r>
+      <w:proofErr w:type="spellStart"/>
+      <w:r>
+        <w:t>tellus</w:t>
+      </w:r>
+      <w:proofErr w:type="spellEnd"/>
+      <w:r>
+        <w:t xml:space="preserve">. </w:t>
+      </w:r>
+      <w:proofErr w:type="spellStart"/>
+      <w:r>
+        <w:t>Quisque</w:t>
+      </w:r>
+      <w:proofErr w:type="spellEnd"/>
+      <w:r>
+        <w:t xml:space="preserve"> vitae </w:t>
+      </w:r>
+      <w:proofErr w:type="spellStart"/>
+      <w:r>
+        <w:t>ante</w:t>
+      </w:r>
+      <w:proofErr w:type="spellEnd"/>
+      <w:r>
+        <w:t xml:space="preserve"> </w:t>
+      </w:r>
+      <w:proofErr w:type="spellStart"/>
+      <w:r>
+        <w:t>nibh</w:t>
+      </w:r>
+      <w:proofErr w:type="spellEnd"/>
+      <w:r>
+        <w:t xml:space="preserve">. </w:t>
+      </w:r>
+      <w:proofErr w:type="spellStart"/>
+      <w:r>
+        <w:t>Maecenas</w:t>
+      </w:r>
+      <w:proofErr w:type="spellEnd"/>
+      <w:r>
+        <w:t xml:space="preserve"> </w:t>
+      </w:r>
+      <w:proofErr w:type="spellStart"/>
+      <w:r>
+        <w:t>ac</w:t>
+      </w:r>
+      <w:proofErr w:type="spellEnd"/>
+      <w:r>
+        <w:t xml:space="preserve"> </w:t>
+      </w:r>
+      <w:proofErr w:type="spellStart"/>
+      <w:r>
+        <w:t>tortor</w:t>
+      </w:r>
+      <w:proofErr w:type="spellEnd"/>
+      <w:r>
+        <w:t xml:space="preserve"> </w:t>
+      </w:r>
+      <w:proofErr w:type="spellStart"/>
+      <w:r>
+        <w:t>leo</w:t>
+      </w:r>
+      <w:proofErr w:type="spellEnd"/>
+      <w:r>
+        <w:t xml:space="preserve">. </w:t>
+      </w:r>
+      <w:proofErr w:type="spellStart"/>
+      <w:r>
+        <w:t>Pellentesque</w:t>
+      </w:r>
+      <w:proofErr w:type="spellEnd"/>
+      <w:r>
+        <w:t xml:space="preserve"> </w:t>
+      </w:r>
+      <w:proofErr w:type="spellStart"/>
+      <w:r>
+        <w:t>mattis</w:t>
+      </w:r>
+      <w:proofErr w:type="spellEnd"/>
+      <w:r>
+        <w:t xml:space="preserve"> </w:t>
+      </w:r>
+      <w:proofErr w:type="spellStart"/>
+      <w:r>
+        <w:t>lectus</w:t>
+      </w:r>
+      <w:proofErr w:type="spellEnd"/>
+      <w:r>
+        <w:t xml:space="preserve"> </w:t>
+      </w:r>
+      <w:proofErr w:type="spellStart"/>
+      <w:r>
+        <w:t>ultrices</w:t>
+      </w:r>
+      <w:proofErr w:type="spellEnd"/>
+      <w:r>
+        <w:t xml:space="preserve"> </w:t>
+      </w:r>
+      <w:proofErr w:type="spellStart"/>
+      <w:r>
+        <w:t>congue</w:t>
+      </w:r>
+      <w:proofErr w:type="spellEnd"/>
+      <w:r>
+        <w:t xml:space="preserve"> </w:t>
+      </w:r>
+      <w:proofErr w:type="spellStart"/>
+      <w:r>
+        <w:t>sollicitudin</w:t>
+      </w:r>
+      <w:proofErr w:type="spellEnd"/>
+      <w:r>
+        <w:t xml:space="preserve">. </w:t>
+      </w:r>
+      <w:proofErr w:type="spellStart"/>
+      <w:r>
+        <w:t>Interdum</w:t>
+      </w:r>
+      <w:proofErr w:type="spellEnd"/>
+      <w:r>
+        <w:t xml:space="preserve"> et </w:t>
+      </w:r>
+      <w:proofErr w:type="spellStart"/>
+      <w:r>
+        <w:t>malesuada</w:t>
+      </w:r>
+      <w:proofErr w:type="spellEnd"/>
+      <w:r>
+        <w:t xml:space="preserve"> </w:t>
+      </w:r>
+      <w:proofErr w:type="spellStart"/>
+      <w:r>
+        <w:t>fames</w:t>
+      </w:r>
+      <w:proofErr w:type="spellEnd"/>
+      <w:r>
+        <w:t xml:space="preserve"> </w:t>
+      </w:r>
+      <w:proofErr w:type="spellStart"/>
+      <w:r>
+        <w:t>ac</w:t>
+      </w:r>
+      <w:proofErr w:type="spellEnd"/>
+      <w:r>
+        <w:t xml:space="preserve"> </w:t>
+      </w:r>
+      <w:proofErr w:type="spellStart"/>
+      <w:r>
+        <w:t>ante</w:t>
+      </w:r>
+      <w:proofErr w:type="spellEnd"/>
+      <w:r>
+        <w:t xml:space="preserve"> </w:t>
+      </w:r>
+      <w:proofErr w:type="spellStart"/>
+      <w:r>
+        <w:t>ipsum</w:t>
+      </w:r>
+      <w:proofErr w:type="spellEnd"/>
+      <w:r>
+        <w:t xml:space="preserve"> </w:t>
+      </w:r>
+      <w:proofErr w:type="spellStart"/>
+      <w:r>
+        <w:t>primis</w:t>
+      </w:r>
+      <w:proofErr w:type="spellEnd"/>
+      <w:r>
+        <w:t xml:space="preserve"> in </w:t>
+      </w:r>
+      <w:proofErr w:type="spellStart"/>
+      <w:r>
+        <w:t>faucibus</w:t>
+      </w:r>
+      <w:proofErr w:type="spellEnd"/>
+      <w:r>
+        <w:t xml:space="preserve">. Sed </w:t>
+      </w:r>
+      <w:proofErr w:type="spellStart"/>
+      <w:r>
+        <w:t>mollis</w:t>
+      </w:r>
+      <w:proofErr w:type="spellEnd"/>
+      <w:r>
+        <w:t xml:space="preserve"> </w:t>
+      </w:r>
+      <w:proofErr w:type="spellStart"/>
+      <w:r>
+        <w:t>massa</w:t>
+      </w:r>
+      <w:proofErr w:type="spellEnd"/>
+      <w:r>
+        <w:t xml:space="preserve"> </w:t>
+      </w:r>
+      <w:proofErr w:type="spellStart"/>
+      <w:r>
+        <w:t>quis</w:t>
+      </w:r>
+      <w:proofErr w:type="spellEnd"/>
+      <w:r>
+        <w:t xml:space="preserve"> </w:t>
+      </w:r>
+      <w:proofErr w:type="spellStart"/>
+      <w:r>
+        <w:t>dui</w:t>
+      </w:r>
+      <w:proofErr w:type="spellEnd"/>
+      <w:r>
+        <w:t xml:space="preserve"> </w:t>
+      </w:r>
+      <w:proofErr w:type="spellStart"/>
+      <w:r>
+        <w:t>volutpat</w:t>
+      </w:r>
+      <w:proofErr w:type="spellEnd"/>
+      <w:r>
+        <w:t xml:space="preserve"> </w:t>
+      </w:r>
+      <w:proofErr w:type="spellStart"/>
+      <w:r>
+        <w:t>consequat</w:t>
+      </w:r>
+      <w:proofErr w:type="spellEnd"/>
+      <w:r>
+        <w:t xml:space="preserve">. </w:t>
+      </w:r>
+      <w:proofErr w:type="spellStart"/>
+      <w:r>
+        <w:t>Mauris</w:t>
+      </w:r>
+      <w:proofErr w:type="spellEnd"/>
+      <w:r>
+        <w:t xml:space="preserve"> </w:t>
+      </w:r>
+      <w:proofErr w:type="spellStart"/>
+      <w:r>
+        <w:t>rhoncus</w:t>
+      </w:r>
+      <w:proofErr w:type="spellEnd"/>
+      <w:r>
+        <w:t xml:space="preserve"> </w:t>
+      </w:r>
+      <w:proofErr w:type="spellStart"/>
+      <w:r>
+        <w:t>tellus</w:t>
+      </w:r>
+      <w:proofErr w:type="spellEnd"/>
+      <w:r>
+        <w:t xml:space="preserve"> </w:t>
+      </w:r>
+      <w:proofErr w:type="spellStart"/>
+      <w:r>
+        <w:t>ut</w:t>
+      </w:r>
+      <w:proofErr w:type="spellEnd"/>
+      <w:r>
+        <w:t xml:space="preserve"> </w:t>
+      </w:r>
+      <w:proofErr w:type="spellStart"/>
+      <w:r>
+        <w:t>rhoncus</w:t>
+      </w:r>
+      <w:proofErr w:type="spellEnd"/>
+      <w:r>
+        <w:t xml:space="preserve"> </w:t>
+      </w:r>
+      <w:proofErr w:type="spellStart"/>
+      <w:r>
+        <w:t>accumsan</w:t>
+      </w:r>
+      <w:proofErr w:type="spellEnd"/>
+      <w:r>
+        <w:t xml:space="preserve">. </w:t>
+      </w:r>
+      <w:proofErr w:type="spellStart"/>
+      <w:r>
+        <w:t>Donec</w:t>
+      </w:r>
+      <w:proofErr w:type="spellEnd"/>
+      <w:r>
+        <w:t xml:space="preserve"> </w:t>
+      </w:r>
+      <w:proofErr w:type="spellStart"/>
+      <w:r>
+        <w:t>rhoncus</w:t>
+      </w:r>
+      <w:proofErr w:type="spellEnd"/>
+      <w:r>
+        <w:t xml:space="preserve"> </w:t>
+      </w:r>
+      <w:proofErr w:type="spellStart"/>
+      <w:r>
+        <w:t>euismod</w:t>
+      </w:r>
+      <w:proofErr w:type="spellEnd"/>
+      <w:r>
+        <w:t xml:space="preserve"> </w:t>
+      </w:r>
+      <w:proofErr w:type="spellStart"/>
+      <w:r>
+        <w:t>nisl</w:t>
+      </w:r>
+      <w:proofErr w:type="spellEnd"/>
+      <w:r>
+        <w:t xml:space="preserve"> </w:t>
+      </w:r>
+      <w:proofErr w:type="spellStart"/>
+      <w:r>
+        <w:t>eget</w:t>
+      </w:r>
+      <w:proofErr w:type="spellEnd"/>
+      <w:r>
+        <w:t xml:space="preserve"> </w:t>
+      </w:r>
+      <w:proofErr w:type="spellStart"/>
+      <w:r>
+        <w:t>mollis</w:t>
+      </w:r>
+      <w:proofErr w:type="spellEnd"/>
+      <w:r>
+        <w:t xml:space="preserve">. </w:t>
+      </w:r>
+      <w:proofErr w:type="spellStart"/>
+      <w:r>
+        <w:t>Donec</w:t>
+      </w:r>
+      <w:proofErr w:type="spellEnd"/>
+      <w:r>
+        <w:t xml:space="preserve"> vitae </w:t>
+      </w:r>
+      <w:proofErr w:type="spellStart"/>
+      <w:r>
+        <w:t>nibh</w:t>
+      </w:r>
+      <w:proofErr w:type="spellEnd"/>
+      <w:r>
+        <w:t xml:space="preserve"> </w:t>
+      </w:r>
+      <w:proofErr w:type="spellStart"/>
+      <w:r>
+        <w:t>ipsum</w:t>
+      </w:r>
+      <w:proofErr w:type="spellEnd"/>
+      <w:r>
+        <w:t xml:space="preserve">. </w:t>
+      </w:r>
+      <w:proofErr w:type="spellStart"/>
+      <w:r>
+        <w:t>Curabitur</w:t>
+      </w:r>
+      <w:proofErr w:type="spellEnd"/>
+      <w:r>
+        <w:t xml:space="preserve"> </w:t>
+      </w:r>
+      <w:proofErr w:type="spellStart"/>
+      <w:r>
+        <w:t>porttitor</w:t>
+      </w:r>
+      <w:proofErr w:type="spellEnd"/>
+      <w:r>
+        <w:t xml:space="preserve"> </w:t>
+      </w:r>
+      <w:proofErr w:type="spellStart"/>
+      <w:r>
+        <w:t>eget</w:t>
+      </w:r>
+      <w:proofErr w:type="spellEnd"/>
+      <w:r>
+        <w:t xml:space="preserve"> </w:t>
+      </w:r>
+      <w:proofErr w:type="spellStart"/>
+      <w:r>
+        <w:t>justo</w:t>
+      </w:r>
+      <w:proofErr w:type="spellEnd"/>
+      <w:r>
+        <w:t xml:space="preserve"> vitae </w:t>
+      </w:r>
+      <w:proofErr w:type="spellStart"/>
+      <w:r>
+        <w:t>porttitor</w:t>
+      </w:r>
+      <w:proofErr w:type="spellEnd"/>
+      <w:r>
+        <w:t>.</w:t>
+      </w:r>
+    </w:p>
+    <w:p>
+      <w:pPr>
+        <w:pStyle w:val="Nadpis2"/>
+      </w:pPr>
+      <w:bookmarkStart w:id="9" w:name="_Toc243399342"/>
+      <w:r>
+        <w:t>Nadpis sekcie</w:t>
+      </w:r>
       <w:bookmarkEnd w:id="9"/>
-    </w:p>
-    <w:p>
-      <w:pPr>
-        <w:pStyle w:val="Bezriadkovania"/>
-      </w:pPr>
-      <w:proofErr w:type="spellStart"/>
-      <w:r>
-        <w:t>Lorem</w:t>
-      </w:r>
-      <w:proofErr w:type="spellEnd"/>
-      <w:r>
-        <w:t xml:space="preserve"> </w:t>
-      </w:r>
-      <w:proofErr w:type="spellStart"/>
-      <w:r>
-        <w:t>ipsum</w:t>
-      </w:r>
-      <w:proofErr w:type="spellEnd"/>
-      <w:r>
-        <w:t xml:space="preserve"> </w:t>
-      </w:r>
-      <w:proofErr w:type="spellStart"/>
-      <w:r>
-        <w:t>dolor</w:t>
-      </w:r>
-      <w:proofErr w:type="spellEnd"/>
-      <w:r>
-        <w:t xml:space="preserve"> </w:t>
-      </w:r>
-      <w:proofErr w:type="spellStart"/>
-      <w:r>
-        <w:t>sit</w:t>
-      </w:r>
-      <w:proofErr w:type="spellEnd"/>
-      <w:r>
-        <w:t xml:space="preserve"> </w:t>
-      </w:r>
-      <w:proofErr w:type="spellStart"/>
-      <w:r>
-        <w:t>amet</w:t>
-      </w:r>
-      <w:proofErr w:type="spellEnd"/>
-      <w:r>
-        <w:t xml:space="preserve">, </w:t>
-      </w:r>
-      <w:proofErr w:type="spellStart"/>
-      <w:r>
-        <w:t>consectetur</w:t>
-      </w:r>
-      <w:proofErr w:type="spellEnd"/>
-      <w:r>
-        <w:t xml:space="preserve"> </w:t>
-      </w:r>
-      <w:proofErr w:type="spellStart"/>
-      <w:r>
-        <w:t>adipiscing</w:t>
-      </w:r>
-      <w:proofErr w:type="spellEnd"/>
-      <w:r>
-        <w:t xml:space="preserve"> </w:t>
-      </w:r>
-      <w:proofErr w:type="spellStart"/>
-      <w:r>
-        <w:t>elit</w:t>
-      </w:r>
-      <w:proofErr w:type="spellEnd"/>
-      <w:r>
-        <w:t xml:space="preserve">. Sed </w:t>
-      </w:r>
-      <w:proofErr w:type="spellStart"/>
-      <w:r>
-        <w:t>lacinia</w:t>
-      </w:r>
-      <w:proofErr w:type="spellEnd"/>
-      <w:r>
-        <w:t xml:space="preserve">, </w:t>
-      </w:r>
-      <w:proofErr w:type="spellStart"/>
-      <w:r>
-        <w:t>leo</w:t>
-      </w:r>
-      <w:proofErr w:type="spellEnd"/>
-      <w:r>
-        <w:t xml:space="preserve"> </w:t>
-      </w:r>
-      <w:proofErr w:type="spellStart"/>
-      <w:r>
-        <w:t>nec</w:t>
-      </w:r>
-      <w:proofErr w:type="spellEnd"/>
-      <w:r>
-        <w:t xml:space="preserve"> porta </w:t>
-      </w:r>
-      <w:proofErr w:type="spellStart"/>
-      <w:r>
-        <w:t>gravida</w:t>
-      </w:r>
-      <w:proofErr w:type="spellEnd"/>
-      <w:r>
-        <w:t xml:space="preserve">, </w:t>
-      </w:r>
-      <w:proofErr w:type="spellStart"/>
-      <w:r>
-        <w:t>orci</w:t>
-      </w:r>
-      <w:proofErr w:type="spellEnd"/>
-      <w:r>
-        <w:t xml:space="preserve"> </w:t>
-      </w:r>
-      <w:proofErr w:type="spellStart"/>
-      <w:r>
-        <w:t>massa</w:t>
-      </w:r>
-      <w:proofErr w:type="spellEnd"/>
-      <w:r>
-        <w:t xml:space="preserve"> </w:t>
-      </w:r>
-      <w:proofErr w:type="spellStart"/>
-      <w:r>
-        <w:t>pharetra</w:t>
-      </w:r>
-      <w:proofErr w:type="spellEnd"/>
-      <w:r>
-        <w:t xml:space="preserve"> </w:t>
-      </w:r>
-      <w:proofErr w:type="spellStart"/>
-      <w:r>
-        <w:t>velit</w:t>
-      </w:r>
-      <w:proofErr w:type="spellEnd"/>
-      <w:r>
-        <w:t xml:space="preserve">, et </w:t>
-      </w:r>
-      <w:proofErr w:type="spellStart"/>
-      <w:r>
-        <w:t>faucibus</w:t>
-      </w:r>
-      <w:proofErr w:type="spellEnd"/>
-      <w:r>
-        <w:t xml:space="preserve"> </w:t>
-      </w:r>
-      <w:proofErr w:type="spellStart"/>
-      <w:r>
-        <w:t>ante</w:t>
-      </w:r>
-      <w:proofErr w:type="spellEnd"/>
-      <w:r>
-        <w:t xml:space="preserve"> </w:t>
-      </w:r>
-      <w:proofErr w:type="spellStart"/>
-      <w:r>
-        <w:t>massa</w:t>
-      </w:r>
-      <w:proofErr w:type="spellEnd"/>
-      <w:r>
-        <w:t xml:space="preserve"> </w:t>
-      </w:r>
-      <w:proofErr w:type="spellStart"/>
-      <w:r>
-        <w:t>sit</w:t>
-      </w:r>
-      <w:proofErr w:type="spellEnd"/>
-      <w:r>
-        <w:t xml:space="preserve"> </w:t>
-      </w:r>
-      <w:proofErr w:type="spellStart"/>
-      <w:r>
-        <w:t>amet</w:t>
-      </w:r>
-      <w:proofErr w:type="spellEnd"/>
-      <w:r>
-        <w:t xml:space="preserve"> </w:t>
-      </w:r>
-      <w:proofErr w:type="spellStart"/>
-      <w:r>
-        <w:t>felis</w:t>
-      </w:r>
-      <w:proofErr w:type="spellEnd"/>
-      <w:r>
-        <w:t xml:space="preserve">. Sed </w:t>
-      </w:r>
-      <w:proofErr w:type="spellStart"/>
-      <w:r>
-        <w:t>blandit</w:t>
-      </w:r>
-      <w:proofErr w:type="spellEnd"/>
-      <w:r>
-        <w:t xml:space="preserve"> </w:t>
-      </w:r>
-      <w:proofErr w:type="spellStart"/>
-      <w:r>
-        <w:t>scelerisque</w:t>
-      </w:r>
-      <w:proofErr w:type="spellEnd"/>
-      <w:r>
-        <w:t xml:space="preserve"> </w:t>
-      </w:r>
-      <w:proofErr w:type="spellStart"/>
-      <w:r>
-        <w:t>scelerisque</w:t>
-      </w:r>
-      <w:proofErr w:type="spellEnd"/>
-      <w:r>
-        <w:t xml:space="preserve">. </w:t>
-      </w:r>
-      <w:proofErr w:type="spellStart"/>
-      <w:r>
-        <w:t>Nunc</w:t>
-      </w:r>
-      <w:proofErr w:type="spellEnd"/>
-      <w:r>
-        <w:t xml:space="preserve"> </w:t>
-      </w:r>
-      <w:proofErr w:type="spellStart"/>
-      <w:r>
-        <w:t>pretium</w:t>
-      </w:r>
-      <w:proofErr w:type="spellEnd"/>
-      <w:r>
-        <w:t xml:space="preserve"> </w:t>
-      </w:r>
-      <w:proofErr w:type="spellStart"/>
-      <w:r>
-        <w:t>malesuada</w:t>
-      </w:r>
-      <w:proofErr w:type="spellEnd"/>
-      <w:r>
-        <w:t xml:space="preserve"> </w:t>
-      </w:r>
-      <w:proofErr w:type="spellStart"/>
-      <w:r>
-        <w:t>vulputate</w:t>
-      </w:r>
-      <w:proofErr w:type="spellEnd"/>
-      <w:r>
-        <w:t xml:space="preserve">. </w:t>
-      </w:r>
-      <w:proofErr w:type="spellStart"/>
-      <w:r>
-        <w:t>Lorem</w:t>
-      </w:r>
-      <w:proofErr w:type="spellEnd"/>
-      <w:r>
-        <w:t xml:space="preserve"> </w:t>
-      </w:r>
-      <w:proofErr w:type="spellStart"/>
-      <w:r>
-        <w:t>ipsum</w:t>
-      </w:r>
-      <w:proofErr w:type="spellEnd"/>
-      <w:r>
-        <w:t xml:space="preserve"> </w:t>
-      </w:r>
-      <w:proofErr w:type="spellStart"/>
-      <w:r>
-        <w:t>dolor</w:t>
-      </w:r>
-      <w:proofErr w:type="spellEnd"/>
-      <w:r>
-        <w:t xml:space="preserve"> </w:t>
-      </w:r>
-      <w:proofErr w:type="spellStart"/>
-      <w:r>
-        <w:t>sit</w:t>
-      </w:r>
-      <w:proofErr w:type="spellEnd"/>
-      <w:r>
-        <w:t xml:space="preserve"> </w:t>
-      </w:r>
-      <w:proofErr w:type="spellStart"/>
-      <w:r>
-        <w:t>amet</w:t>
-      </w:r>
-      <w:proofErr w:type="spellEnd"/>
-      <w:r>
-        <w:t xml:space="preserve">, </w:t>
-      </w:r>
-      <w:proofErr w:type="spellStart"/>
-      <w:r>
-        <w:t>consectetur</w:t>
-      </w:r>
-      <w:proofErr w:type="spellEnd"/>
-      <w:r>
-        <w:t xml:space="preserve"> </w:t>
-      </w:r>
-      <w:proofErr w:type="spellStart"/>
-      <w:r>
-        <w:t>adipiscing</w:t>
-      </w:r>
-      <w:proofErr w:type="spellEnd"/>
-      <w:r>
-        <w:t xml:space="preserve"> </w:t>
-      </w:r>
-      <w:proofErr w:type="spellStart"/>
-      <w:r>
-        <w:t>elit</w:t>
-      </w:r>
-      <w:proofErr w:type="spellEnd"/>
-      <w:r>
-        <w:t xml:space="preserve">. </w:t>
-      </w:r>
-      <w:proofErr w:type="spellStart"/>
-      <w:r>
-        <w:t>Nulla</w:t>
-      </w:r>
-      <w:proofErr w:type="spellEnd"/>
-      <w:r>
-        <w:t xml:space="preserve"> </w:t>
-      </w:r>
-      <w:proofErr w:type="spellStart"/>
-      <w:r>
-        <w:t>vel</w:t>
-      </w:r>
-      <w:proofErr w:type="spellEnd"/>
-      <w:r>
-        <w:t xml:space="preserve"> </w:t>
-      </w:r>
-      <w:proofErr w:type="spellStart"/>
-      <w:r>
-        <w:t>pretium</w:t>
-      </w:r>
-      <w:proofErr w:type="spellEnd"/>
-      <w:r>
-        <w:t xml:space="preserve"> </w:t>
-      </w:r>
-      <w:proofErr w:type="spellStart"/>
-      <w:r>
-        <w:t>turpis</w:t>
-      </w:r>
-      <w:proofErr w:type="spellEnd"/>
-      <w:r>
-        <w:t xml:space="preserve">, </w:t>
-      </w:r>
-      <w:proofErr w:type="spellStart"/>
-      <w:r>
-        <w:t>vel</w:t>
-      </w:r>
-      <w:proofErr w:type="spellEnd"/>
-      <w:r>
-        <w:t xml:space="preserve"> </w:t>
-      </w:r>
-      <w:proofErr w:type="spellStart"/>
-      <w:r>
-        <w:t>tempus</w:t>
-      </w:r>
-      <w:proofErr w:type="spellEnd"/>
-      <w:r>
-        <w:t xml:space="preserve"> </w:t>
-      </w:r>
-      <w:proofErr w:type="spellStart"/>
-      <w:r>
-        <w:t>nunc</w:t>
-      </w:r>
-      <w:proofErr w:type="spellEnd"/>
-      <w:r>
-        <w:t xml:space="preserve">. </w:t>
-      </w:r>
-      <w:proofErr w:type="spellStart"/>
-      <w:r>
-        <w:t>Vestibulum</w:t>
-      </w:r>
-      <w:proofErr w:type="spellEnd"/>
-      <w:r>
-        <w:t xml:space="preserve"> </w:t>
-      </w:r>
-      <w:proofErr w:type="spellStart"/>
-      <w:r>
-        <w:t>orci</w:t>
-      </w:r>
-      <w:proofErr w:type="spellEnd"/>
-      <w:r>
-        <w:t xml:space="preserve"> </w:t>
-      </w:r>
-      <w:proofErr w:type="spellStart"/>
-      <w:r>
-        <w:t>velit</w:t>
-      </w:r>
-      <w:proofErr w:type="spellEnd"/>
-      <w:r>
-        <w:t xml:space="preserve">, </w:t>
-      </w:r>
-      <w:proofErr w:type="spellStart"/>
-      <w:r>
-        <w:t>lobortis</w:t>
-      </w:r>
-      <w:proofErr w:type="spellEnd"/>
-      <w:r>
-        <w:t xml:space="preserve"> </w:t>
-      </w:r>
-      <w:proofErr w:type="spellStart"/>
-      <w:r>
-        <w:t>eu</w:t>
-      </w:r>
-      <w:proofErr w:type="spellEnd"/>
-      <w:r>
-        <w:t xml:space="preserve"> </w:t>
-      </w:r>
-      <w:proofErr w:type="spellStart"/>
-      <w:r>
-        <w:t>purus</w:t>
-      </w:r>
-      <w:proofErr w:type="spellEnd"/>
-      <w:r>
-        <w:t xml:space="preserve"> </w:t>
-      </w:r>
-      <w:proofErr w:type="spellStart"/>
-      <w:r>
-        <w:t>ut</w:t>
-      </w:r>
-      <w:proofErr w:type="spellEnd"/>
-      <w:r>
-        <w:t xml:space="preserve">, </w:t>
-      </w:r>
-      <w:proofErr w:type="spellStart"/>
-      <w:r>
-        <w:t>finibus</w:t>
-      </w:r>
-      <w:proofErr w:type="spellEnd"/>
-      <w:r>
-        <w:t xml:space="preserve"> </w:t>
-      </w:r>
-      <w:proofErr w:type="spellStart"/>
-      <w:r>
-        <w:t>aliquam</w:t>
-      </w:r>
-      <w:proofErr w:type="spellEnd"/>
-      <w:r>
-        <w:t xml:space="preserve"> </w:t>
-      </w:r>
-      <w:proofErr w:type="spellStart"/>
-      <w:r>
-        <w:t>dui</w:t>
-      </w:r>
-      <w:proofErr w:type="spellEnd"/>
-      <w:r>
-        <w:t xml:space="preserve">. </w:t>
-      </w:r>
-      <w:proofErr w:type="spellStart"/>
-      <w:r>
-        <w:t>Pellentesque</w:t>
-      </w:r>
-      <w:proofErr w:type="spellEnd"/>
-      <w:r>
-        <w:t xml:space="preserve"> </w:t>
-      </w:r>
-      <w:proofErr w:type="spellStart"/>
-      <w:r>
-        <w:t>sit</w:t>
-      </w:r>
-      <w:proofErr w:type="spellEnd"/>
-      <w:r>
-        <w:t xml:space="preserve"> </w:t>
-      </w:r>
-      <w:proofErr w:type="spellStart"/>
-      <w:r>
-        <w:t>amet</w:t>
-      </w:r>
-      <w:proofErr w:type="spellEnd"/>
-      <w:r>
-        <w:t xml:space="preserve"> </w:t>
-      </w:r>
-      <w:proofErr w:type="spellStart"/>
-      <w:r>
-        <w:t>accumsan</w:t>
-      </w:r>
-      <w:proofErr w:type="spellEnd"/>
-      <w:r>
-        <w:t xml:space="preserve"> </w:t>
-      </w:r>
-      <w:proofErr w:type="spellStart"/>
-      <w:r>
-        <w:t>tortor</w:t>
-      </w:r>
-      <w:proofErr w:type="spellEnd"/>
-      <w:r>
-        <w:t xml:space="preserve">. </w:t>
-      </w:r>
-      <w:proofErr w:type="spellStart"/>
-      <w:r>
-        <w:t>Morbi</w:t>
-      </w:r>
-      <w:proofErr w:type="spellEnd"/>
-      <w:r>
-        <w:t xml:space="preserve"> </w:t>
-      </w:r>
-      <w:proofErr w:type="spellStart"/>
-      <w:r>
-        <w:t>nunc</w:t>
-      </w:r>
-      <w:proofErr w:type="spellEnd"/>
-      <w:r>
-        <w:t xml:space="preserve"> </w:t>
-      </w:r>
-      <w:proofErr w:type="spellStart"/>
-      <w:r>
-        <w:t>leo</w:t>
-      </w:r>
-      <w:proofErr w:type="spellEnd"/>
-      <w:r>
-        <w:t xml:space="preserve">, </w:t>
-      </w:r>
-      <w:proofErr w:type="spellStart"/>
-      <w:r>
-        <w:t>suscipit</w:t>
-      </w:r>
-      <w:proofErr w:type="spellEnd"/>
-      <w:r>
-        <w:t xml:space="preserve"> </w:t>
-      </w:r>
-      <w:proofErr w:type="spellStart"/>
-      <w:r>
-        <w:t>sit</w:t>
-      </w:r>
-      <w:proofErr w:type="spellEnd"/>
-      <w:r>
-        <w:t xml:space="preserve"> </w:t>
-      </w:r>
-      <w:proofErr w:type="spellStart"/>
-      <w:r>
-        <w:t>amet</w:t>
-      </w:r>
-      <w:proofErr w:type="spellEnd"/>
-      <w:r>
-        <w:t xml:space="preserve"> </w:t>
-      </w:r>
-      <w:proofErr w:type="spellStart"/>
-      <w:r>
-        <w:t>erat</w:t>
-      </w:r>
-      <w:proofErr w:type="spellEnd"/>
-      <w:r>
-        <w:t xml:space="preserve"> </w:t>
-      </w:r>
-      <w:proofErr w:type="spellStart"/>
-      <w:r>
-        <w:t>eu</w:t>
-      </w:r>
-      <w:proofErr w:type="spellEnd"/>
-      <w:r>
-        <w:t xml:space="preserve">, </w:t>
-      </w:r>
-      <w:proofErr w:type="spellStart"/>
-      <w:r>
-        <w:t>fermentum</w:t>
-      </w:r>
-      <w:proofErr w:type="spellEnd"/>
-      <w:r>
-        <w:t xml:space="preserve"> </w:t>
-      </w:r>
-      <w:proofErr w:type="spellStart"/>
-      <w:r>
-        <w:t>lacinia</w:t>
-      </w:r>
-      <w:proofErr w:type="spellEnd"/>
-      <w:r>
-        <w:t xml:space="preserve"> </w:t>
-      </w:r>
-      <w:proofErr w:type="spellStart"/>
-      <w:r>
-        <w:t>augue</w:t>
-      </w:r>
-      <w:proofErr w:type="spellEnd"/>
-      <w:r>
-        <w:t xml:space="preserve">. </w:t>
-      </w:r>
-      <w:proofErr w:type="spellStart"/>
-      <w:r>
-        <w:t>Nam</w:t>
-      </w:r>
-      <w:proofErr w:type="spellEnd"/>
-      <w:r>
-        <w:t xml:space="preserve"> </w:t>
-      </w:r>
-      <w:proofErr w:type="spellStart"/>
-      <w:r>
-        <w:t>eget</w:t>
-      </w:r>
-      <w:proofErr w:type="spellEnd"/>
-      <w:r>
-        <w:t xml:space="preserve"> </w:t>
-      </w:r>
-      <w:proofErr w:type="spellStart"/>
-      <w:r>
-        <w:t>tristique</w:t>
-      </w:r>
-      <w:proofErr w:type="spellEnd"/>
-      <w:r>
-        <w:t xml:space="preserve"> </w:t>
-      </w:r>
-      <w:proofErr w:type="spellStart"/>
-      <w:r>
-        <w:t>nisi</w:t>
-      </w:r>
-      <w:proofErr w:type="spellEnd"/>
-      <w:r>
-        <w:t xml:space="preserve">, at </w:t>
-      </w:r>
-      <w:proofErr w:type="spellStart"/>
-      <w:r>
-        <w:t>finibus</w:t>
-      </w:r>
-      <w:proofErr w:type="spellEnd"/>
-      <w:r>
-        <w:t xml:space="preserve"> </w:t>
-      </w:r>
-      <w:proofErr w:type="spellStart"/>
-      <w:r>
-        <w:t>velit</w:t>
-      </w:r>
-      <w:proofErr w:type="spellEnd"/>
-      <w:r>
-        <w:t xml:space="preserve">. </w:t>
-      </w:r>
-      <w:proofErr w:type="spellStart"/>
-      <w:r>
-        <w:t>Vestibulum</w:t>
-      </w:r>
-      <w:proofErr w:type="spellEnd"/>
-      <w:r>
-        <w:t xml:space="preserve"> </w:t>
-      </w:r>
-      <w:proofErr w:type="spellStart"/>
-      <w:r>
-        <w:t>porttitor</w:t>
-      </w:r>
-      <w:proofErr w:type="spellEnd"/>
-      <w:r>
-        <w:t xml:space="preserve"> </w:t>
-      </w:r>
-      <w:proofErr w:type="spellStart"/>
-      <w:r>
-        <w:t>molestie</w:t>
-      </w:r>
-      <w:proofErr w:type="spellEnd"/>
-      <w:r>
-        <w:t xml:space="preserve"> </w:t>
-      </w:r>
-      <w:proofErr w:type="spellStart"/>
-      <w:r>
-        <w:t>nisl</w:t>
-      </w:r>
-      <w:proofErr w:type="spellEnd"/>
-      <w:r>
-        <w:t xml:space="preserve">. Sed </w:t>
-      </w:r>
-      <w:proofErr w:type="spellStart"/>
-      <w:r>
-        <w:t>pharetra</w:t>
-      </w:r>
-      <w:proofErr w:type="spellEnd"/>
-      <w:r>
-        <w:t xml:space="preserve"> </w:t>
-      </w:r>
-      <w:proofErr w:type="spellStart"/>
-      <w:r>
-        <w:t>rutrum</w:t>
-      </w:r>
-      <w:proofErr w:type="spellEnd"/>
-      <w:r>
-        <w:t xml:space="preserve"> </w:t>
-      </w:r>
-      <w:proofErr w:type="spellStart"/>
-      <w:r>
-        <w:t>odio</w:t>
-      </w:r>
-      <w:proofErr w:type="spellEnd"/>
-      <w:r>
-        <w:t xml:space="preserve">, </w:t>
-      </w:r>
-      <w:proofErr w:type="spellStart"/>
-      <w:r>
-        <w:t>sit</w:t>
-      </w:r>
-      <w:proofErr w:type="spellEnd"/>
-      <w:r>
-        <w:t xml:space="preserve"> </w:t>
-      </w:r>
-      <w:proofErr w:type="spellStart"/>
-      <w:r>
-        <w:t>amet</w:t>
-      </w:r>
-      <w:proofErr w:type="spellEnd"/>
-      <w:r>
-        <w:t xml:space="preserve"> </w:t>
-      </w:r>
-      <w:proofErr w:type="spellStart"/>
-      <w:r>
-        <w:t>vulputate</w:t>
-      </w:r>
-      <w:proofErr w:type="spellEnd"/>
-      <w:r>
-        <w:t xml:space="preserve"> urna </w:t>
-      </w:r>
-      <w:proofErr w:type="spellStart"/>
-      <w:r>
-        <w:t>pharetra</w:t>
-      </w:r>
-      <w:proofErr w:type="spellEnd"/>
-      <w:r>
-        <w:t xml:space="preserve"> </w:t>
-      </w:r>
-      <w:proofErr w:type="spellStart"/>
-      <w:r>
-        <w:t>non</w:t>
-      </w:r>
-      <w:proofErr w:type="spellEnd"/>
-      <w:r>
-        <w:t xml:space="preserve">. </w:t>
-      </w:r>
-      <w:proofErr w:type="spellStart"/>
-      <w:r>
-        <w:t>Vivamus</w:t>
-      </w:r>
-      <w:proofErr w:type="spellEnd"/>
-      <w:r>
-        <w:t xml:space="preserve"> </w:t>
-      </w:r>
-      <w:proofErr w:type="spellStart"/>
-      <w:r>
-        <w:t>commodo</w:t>
-      </w:r>
-      <w:proofErr w:type="spellEnd"/>
-      <w:r>
-        <w:t xml:space="preserve"> </w:t>
-      </w:r>
-      <w:proofErr w:type="spellStart"/>
-      <w:r>
-        <w:t>tempor</w:t>
-      </w:r>
-      <w:proofErr w:type="spellEnd"/>
-      <w:r>
-        <w:t xml:space="preserve"> </w:t>
-      </w:r>
-      <w:proofErr w:type="spellStart"/>
-      <w:r>
-        <w:t>nibh</w:t>
-      </w:r>
-      <w:proofErr w:type="spellEnd"/>
-      <w:r>
-        <w:t xml:space="preserve"> </w:t>
-      </w:r>
-      <w:proofErr w:type="spellStart"/>
-      <w:r>
-        <w:t>ut</w:t>
-      </w:r>
-      <w:proofErr w:type="spellEnd"/>
-      <w:r>
-        <w:t xml:space="preserve"> </w:t>
-      </w:r>
-      <w:proofErr w:type="spellStart"/>
-      <w:r>
-        <w:t>semper</w:t>
-      </w:r>
-      <w:proofErr w:type="spellEnd"/>
-      <w:r>
-        <w:t xml:space="preserve">. </w:t>
-      </w:r>
-      <w:proofErr w:type="spellStart"/>
-      <w:r>
-        <w:t>Mauris</w:t>
-      </w:r>
-      <w:proofErr w:type="spellEnd"/>
-      <w:r>
-        <w:t xml:space="preserve"> </w:t>
-      </w:r>
-      <w:proofErr w:type="spellStart"/>
-      <w:r>
-        <w:t>varius</w:t>
-      </w:r>
-      <w:proofErr w:type="spellEnd"/>
-      <w:r>
-        <w:t xml:space="preserve"> </w:t>
-      </w:r>
-      <w:proofErr w:type="spellStart"/>
-      <w:r>
-        <w:t>eu</w:t>
-      </w:r>
-      <w:proofErr w:type="spellEnd"/>
-      <w:r>
-        <w:t xml:space="preserve"> </w:t>
-      </w:r>
-      <w:proofErr w:type="spellStart"/>
-      <w:r>
-        <w:t>tortor</w:t>
-      </w:r>
-      <w:proofErr w:type="spellEnd"/>
-      <w:r>
-        <w:t xml:space="preserve"> </w:t>
-      </w:r>
-      <w:proofErr w:type="spellStart"/>
-      <w:r>
-        <w:t>non</w:t>
-      </w:r>
-      <w:proofErr w:type="spellEnd"/>
-      <w:r>
-        <w:t xml:space="preserve"> </w:t>
-      </w:r>
-      <w:proofErr w:type="spellStart"/>
-      <w:r>
-        <w:t>suscipit</w:t>
-      </w:r>
-      <w:proofErr w:type="spellEnd"/>
-      <w:r>
-        <w:t xml:space="preserve">. </w:t>
-      </w:r>
-      <w:proofErr w:type="spellStart"/>
-      <w:r>
-        <w:t>Nullam</w:t>
-      </w:r>
-      <w:proofErr w:type="spellEnd"/>
-      <w:r>
-        <w:t xml:space="preserve"> </w:t>
-      </w:r>
-      <w:proofErr w:type="spellStart"/>
-      <w:r>
-        <w:t>eleifend</w:t>
-      </w:r>
-      <w:proofErr w:type="spellEnd"/>
-      <w:r>
-        <w:t xml:space="preserve"> </w:t>
-      </w:r>
-      <w:proofErr w:type="spellStart"/>
-      <w:r>
-        <w:t>non</w:t>
-      </w:r>
-      <w:proofErr w:type="spellEnd"/>
-      <w:r>
-        <w:t xml:space="preserve"> </w:t>
-      </w:r>
-      <w:proofErr w:type="spellStart"/>
-      <w:r>
-        <w:t>enim</w:t>
-      </w:r>
-      <w:proofErr w:type="spellEnd"/>
-      <w:r>
-        <w:t xml:space="preserve"> </w:t>
-      </w:r>
-      <w:proofErr w:type="spellStart"/>
-      <w:r>
-        <w:t>tincidunt</w:t>
-      </w:r>
-      <w:proofErr w:type="spellEnd"/>
-      <w:r>
-        <w:t xml:space="preserve"> porta.</w:t>
-      </w:r>
-    </w:p>
-    <w:p>
-      <w:pPr>
-        <w:pStyle w:val="Text"/>
-      </w:pPr>
-      <w:proofErr w:type="spellStart"/>
-      <w:r>
-        <w:t>Suspendisse</w:t>
-      </w:r>
-      <w:proofErr w:type="spellEnd"/>
-      <w:r>
-        <w:t xml:space="preserve"> </w:t>
-      </w:r>
-      <w:proofErr w:type="spellStart"/>
-      <w:r>
-        <w:t>consequat</w:t>
-      </w:r>
-      <w:proofErr w:type="spellEnd"/>
-      <w:r>
-        <w:t xml:space="preserve"> </w:t>
-      </w:r>
-      <w:proofErr w:type="spellStart"/>
-      <w:r>
-        <w:t>quam</w:t>
-      </w:r>
-      <w:proofErr w:type="spellEnd"/>
-      <w:r>
-        <w:t xml:space="preserve"> </w:t>
-      </w:r>
-      <w:proofErr w:type="spellStart"/>
-      <w:r>
-        <w:t>ac</w:t>
-      </w:r>
-      <w:proofErr w:type="spellEnd"/>
-      <w:r>
-        <w:t xml:space="preserve"> </w:t>
-      </w:r>
-      <w:proofErr w:type="spellStart"/>
-      <w:r>
-        <w:t>consectetur</w:t>
-      </w:r>
-      <w:proofErr w:type="spellEnd"/>
-      <w:r>
-        <w:t xml:space="preserve"> </w:t>
-      </w:r>
-      <w:proofErr w:type="spellStart"/>
-      <w:r>
-        <w:t>malesuada</w:t>
-      </w:r>
-      <w:proofErr w:type="spellEnd"/>
-      <w:r>
-        <w:t xml:space="preserve">. </w:t>
-      </w:r>
-      <w:proofErr w:type="spellStart"/>
-      <w:r>
-        <w:t>Lorem</w:t>
-      </w:r>
-      <w:proofErr w:type="spellEnd"/>
-      <w:r>
-        <w:t xml:space="preserve"> </w:t>
-      </w:r>
-      <w:proofErr w:type="spellStart"/>
-      <w:r>
-        <w:t>ipsum</w:t>
-      </w:r>
-      <w:proofErr w:type="spellEnd"/>
-      <w:r>
-        <w:t xml:space="preserve"> </w:t>
-      </w:r>
-      <w:proofErr w:type="spellStart"/>
-      <w:r>
-        <w:t>dolor</w:t>
-      </w:r>
-      <w:proofErr w:type="spellEnd"/>
-      <w:r>
-        <w:t xml:space="preserve"> </w:t>
-      </w:r>
-      <w:proofErr w:type="spellStart"/>
-      <w:r>
-        <w:t>sit</w:t>
-      </w:r>
-      <w:proofErr w:type="spellEnd"/>
-      <w:r>
-        <w:t xml:space="preserve"> </w:t>
-      </w:r>
-      <w:proofErr w:type="spellStart"/>
-      <w:r>
-        <w:t>amet</w:t>
-      </w:r>
-      <w:proofErr w:type="spellEnd"/>
-      <w:r>
-        <w:t xml:space="preserve">, </w:t>
-      </w:r>
-      <w:proofErr w:type="spellStart"/>
-      <w:r>
-        <w:t>consectetur</w:t>
-      </w:r>
-      <w:proofErr w:type="spellEnd"/>
-      <w:r>
-        <w:t xml:space="preserve"> </w:t>
-      </w:r>
-      <w:proofErr w:type="spellStart"/>
-      <w:r>
-        <w:t>adipiscing</w:t>
-      </w:r>
-      <w:proofErr w:type="spellEnd"/>
-      <w:r>
-        <w:t xml:space="preserve"> </w:t>
-      </w:r>
-      <w:proofErr w:type="spellStart"/>
-      <w:r>
-        <w:t>elit</w:t>
-      </w:r>
-      <w:proofErr w:type="spellEnd"/>
-      <w:r>
-        <w:t xml:space="preserve">. </w:t>
-      </w:r>
-      <w:proofErr w:type="spellStart"/>
-      <w:r>
-        <w:t>Aliquam</w:t>
-      </w:r>
-      <w:proofErr w:type="spellEnd"/>
-      <w:r>
-        <w:t xml:space="preserve"> ac </w:t>
-      </w:r>
-      <w:proofErr w:type="spellStart"/>
-      <w:r>
-        <w:t>aliquam</w:t>
-      </w:r>
-      <w:proofErr w:type="spellEnd"/>
-      <w:r>
-        <w:t xml:space="preserve"> </w:t>
-      </w:r>
-      <w:proofErr w:type="spellStart"/>
-      <w:r>
-        <w:t>tellus</w:t>
-      </w:r>
-      <w:proofErr w:type="spellEnd"/>
-      <w:r>
-        <w:t xml:space="preserve">. </w:t>
-      </w:r>
-      <w:proofErr w:type="spellStart"/>
-      <w:r>
-        <w:t>Quisque</w:t>
-      </w:r>
-      <w:proofErr w:type="spellEnd"/>
-      <w:r>
-        <w:t xml:space="preserve"> vitae </w:t>
-      </w:r>
-      <w:proofErr w:type="spellStart"/>
-      <w:r>
-        <w:t>ante</w:t>
-      </w:r>
-      <w:proofErr w:type="spellEnd"/>
-      <w:r>
-        <w:t xml:space="preserve"> </w:t>
-      </w:r>
-      <w:proofErr w:type="spellStart"/>
-      <w:r>
-        <w:t>nibh</w:t>
-      </w:r>
-      <w:proofErr w:type="spellEnd"/>
-      <w:r>
-        <w:t xml:space="preserve">. </w:t>
-      </w:r>
-      <w:proofErr w:type="spellStart"/>
-      <w:r>
-        <w:t>Maecenas</w:t>
-      </w:r>
-      <w:proofErr w:type="spellEnd"/>
-      <w:r>
-        <w:t xml:space="preserve"> </w:t>
-      </w:r>
-      <w:proofErr w:type="spellStart"/>
-      <w:r>
-        <w:t>ac</w:t>
-      </w:r>
-      <w:proofErr w:type="spellEnd"/>
-      <w:r>
-        <w:t xml:space="preserve"> </w:t>
-      </w:r>
-      <w:proofErr w:type="spellStart"/>
-      <w:r>
-        <w:t>tortor</w:t>
-      </w:r>
-      <w:proofErr w:type="spellEnd"/>
-      <w:r>
-        <w:t xml:space="preserve"> </w:t>
-      </w:r>
-      <w:proofErr w:type="spellStart"/>
-      <w:r>
-        <w:t>leo</w:t>
-      </w:r>
-      <w:proofErr w:type="spellEnd"/>
-      <w:r>
-        <w:t xml:space="preserve">. </w:t>
-      </w:r>
-      <w:proofErr w:type="spellStart"/>
-      <w:r>
-        <w:t>Pellentesque</w:t>
-      </w:r>
-      <w:proofErr w:type="spellEnd"/>
-      <w:r>
-        <w:t xml:space="preserve"> </w:t>
-      </w:r>
-      <w:proofErr w:type="spellStart"/>
-      <w:r>
-        <w:t>mattis</w:t>
-      </w:r>
-      <w:proofErr w:type="spellEnd"/>
-      <w:r>
-        <w:t xml:space="preserve"> </w:t>
-      </w:r>
-      <w:proofErr w:type="spellStart"/>
-      <w:r>
-        <w:t>lectus</w:t>
-      </w:r>
-      <w:proofErr w:type="spellEnd"/>
-      <w:r>
-        <w:t xml:space="preserve"> </w:t>
-      </w:r>
-      <w:proofErr w:type="spellStart"/>
-      <w:r>
-        <w:t>ultrices</w:t>
-      </w:r>
-      <w:proofErr w:type="spellEnd"/>
-      <w:r>
-        <w:t xml:space="preserve"> </w:t>
-      </w:r>
-      <w:proofErr w:type="spellStart"/>
-      <w:r>
-        <w:t>congue</w:t>
-      </w:r>
-      <w:proofErr w:type="spellEnd"/>
-      <w:r>
-        <w:t xml:space="preserve"> </w:t>
-      </w:r>
-      <w:proofErr w:type="spellStart"/>
-      <w:r>
-        <w:t>sollicitudin</w:t>
-      </w:r>
-      <w:proofErr w:type="spellEnd"/>
-      <w:r>
-        <w:t xml:space="preserve">. </w:t>
-      </w:r>
-      <w:proofErr w:type="spellStart"/>
-      <w:r>
-        <w:t>Interdum</w:t>
-      </w:r>
-      <w:proofErr w:type="spellEnd"/>
-      <w:r>
-        <w:t xml:space="preserve"> et </w:t>
-      </w:r>
-      <w:proofErr w:type="spellStart"/>
-      <w:r>
-        <w:t>malesuada</w:t>
-      </w:r>
-      <w:proofErr w:type="spellEnd"/>
-      <w:r>
-        <w:t xml:space="preserve"> </w:t>
-      </w:r>
-      <w:proofErr w:type="spellStart"/>
-      <w:r>
-        <w:t>fames</w:t>
-      </w:r>
-      <w:proofErr w:type="spellEnd"/>
-      <w:r>
-        <w:t xml:space="preserve"> </w:t>
-      </w:r>
-      <w:proofErr w:type="spellStart"/>
-      <w:r>
-        <w:t>ac</w:t>
-      </w:r>
-      <w:proofErr w:type="spellEnd"/>
-      <w:r>
-        <w:t xml:space="preserve"> </w:t>
-      </w:r>
-      <w:proofErr w:type="spellStart"/>
-      <w:r>
-        <w:t>ante</w:t>
-      </w:r>
-      <w:proofErr w:type="spellEnd"/>
-      <w:r>
-        <w:t xml:space="preserve"> </w:t>
-      </w:r>
-      <w:proofErr w:type="spellStart"/>
-      <w:r>
-        <w:t>ipsum</w:t>
-      </w:r>
-      <w:proofErr w:type="spellEnd"/>
-      <w:r>
-        <w:t xml:space="preserve"> </w:t>
-      </w:r>
-      <w:proofErr w:type="spellStart"/>
-      <w:r>
-        <w:t>primis</w:t>
-      </w:r>
-      <w:proofErr w:type="spellEnd"/>
-      <w:r>
-        <w:t xml:space="preserve"> in </w:t>
-      </w:r>
-      <w:proofErr w:type="spellStart"/>
-      <w:r>
-        <w:t>faucibus</w:t>
-      </w:r>
-      <w:proofErr w:type="spellEnd"/>
-      <w:r>
-        <w:t xml:space="preserve">. Sed </w:t>
-      </w:r>
-      <w:proofErr w:type="spellStart"/>
-      <w:r>
-        <w:t>mollis</w:t>
-      </w:r>
-      <w:proofErr w:type="spellEnd"/>
-      <w:r>
-        <w:t xml:space="preserve"> </w:t>
-      </w:r>
-      <w:proofErr w:type="spellStart"/>
-      <w:r>
-        <w:t>massa</w:t>
-      </w:r>
-      <w:proofErr w:type="spellEnd"/>
-      <w:r>
-        <w:t xml:space="preserve"> </w:t>
-      </w:r>
-      <w:proofErr w:type="spellStart"/>
-      <w:r>
-        <w:t>quis</w:t>
-      </w:r>
-      <w:proofErr w:type="spellEnd"/>
-      <w:r>
-        <w:t xml:space="preserve"> </w:t>
-      </w:r>
-      <w:proofErr w:type="spellStart"/>
-      <w:r>
-        <w:t>dui</w:t>
-      </w:r>
-      <w:proofErr w:type="spellEnd"/>
-      <w:r>
-        <w:t xml:space="preserve"> </w:t>
-      </w:r>
-      <w:proofErr w:type="spellStart"/>
-      <w:r>
-        <w:t>volutpat</w:t>
-      </w:r>
-      <w:proofErr w:type="spellEnd"/>
-      <w:r>
-        <w:t xml:space="preserve"> </w:t>
-      </w:r>
-      <w:proofErr w:type="spellStart"/>
-      <w:r>
-        <w:t>consequat</w:t>
-      </w:r>
-      <w:proofErr w:type="spellEnd"/>
-      <w:r>
-        <w:t xml:space="preserve">. </w:t>
-      </w:r>
-      <w:proofErr w:type="spellStart"/>
-      <w:r>
-        <w:t>Mauris</w:t>
-      </w:r>
-      <w:proofErr w:type="spellEnd"/>
-      <w:r>
-        <w:t xml:space="preserve"> </w:t>
-      </w:r>
-      <w:proofErr w:type="spellStart"/>
-      <w:r>
-        <w:t>rhoncus</w:t>
-      </w:r>
-      <w:proofErr w:type="spellEnd"/>
-      <w:r>
-        <w:t xml:space="preserve"> </w:t>
-      </w:r>
-      <w:proofErr w:type="spellStart"/>
-      <w:r>
-        <w:t>tellus</w:t>
-      </w:r>
-      <w:proofErr w:type="spellEnd"/>
-      <w:r>
-        <w:t xml:space="preserve"> </w:t>
-      </w:r>
-      <w:proofErr w:type="spellStart"/>
-      <w:r>
-        <w:t>ut</w:t>
-      </w:r>
-      <w:proofErr w:type="spellEnd"/>
-      <w:r>
-        <w:t xml:space="preserve"> </w:t>
-      </w:r>
-      <w:proofErr w:type="spellStart"/>
-      <w:r>
-        <w:t>rhoncus</w:t>
-      </w:r>
-      <w:proofErr w:type="spellEnd"/>
-      <w:r>
-        <w:t xml:space="preserve"> </w:t>
-      </w:r>
-      <w:proofErr w:type="spellStart"/>
-      <w:r>
-        <w:t>accumsan</w:t>
-      </w:r>
-      <w:proofErr w:type="spellEnd"/>
-      <w:r>
-        <w:t xml:space="preserve">. </w:t>
-      </w:r>
-      <w:proofErr w:type="spellStart"/>
-      <w:r>
-        <w:t>Donec</w:t>
-      </w:r>
-      <w:proofErr w:type="spellEnd"/>
-      <w:r>
-        <w:t xml:space="preserve"> </w:t>
-      </w:r>
-      <w:proofErr w:type="spellStart"/>
-      <w:r>
-        <w:t>rhoncus</w:t>
-      </w:r>
-      <w:proofErr w:type="spellEnd"/>
-      <w:r>
-        <w:t xml:space="preserve"> </w:t>
-      </w:r>
-      <w:proofErr w:type="spellStart"/>
-      <w:r>
-        <w:t>euismod</w:t>
-      </w:r>
-      <w:proofErr w:type="spellEnd"/>
-      <w:r>
-        <w:t xml:space="preserve"> </w:t>
-      </w:r>
-      <w:proofErr w:type="spellStart"/>
-      <w:r>
-        <w:t>nisl</w:t>
-      </w:r>
-      <w:proofErr w:type="spellEnd"/>
-      <w:r>
-        <w:t xml:space="preserve"> </w:t>
-      </w:r>
-      <w:proofErr w:type="spellStart"/>
-      <w:r>
-        <w:t>eget</w:t>
-      </w:r>
-      <w:proofErr w:type="spellEnd"/>
-      <w:r>
-        <w:t xml:space="preserve"> </w:t>
-      </w:r>
-      <w:proofErr w:type="spellStart"/>
-      <w:r>
-        <w:t>mollis</w:t>
-      </w:r>
-      <w:proofErr w:type="spellEnd"/>
-      <w:r>
-        <w:t xml:space="preserve">. </w:t>
-      </w:r>
-      <w:proofErr w:type="spellStart"/>
-      <w:r>
-        <w:t>Donec</w:t>
-      </w:r>
-      <w:proofErr w:type="spellEnd"/>
-      <w:r>
-        <w:t xml:space="preserve"> vitae </w:t>
-      </w:r>
-      <w:proofErr w:type="spellStart"/>
-      <w:r>
-        <w:t>nibh</w:t>
-      </w:r>
-      <w:proofErr w:type="spellEnd"/>
-      <w:r>
-        <w:t xml:space="preserve"> </w:t>
-      </w:r>
-      <w:proofErr w:type="spellStart"/>
-      <w:r>
-        <w:t>ipsum</w:t>
-      </w:r>
-      <w:proofErr w:type="spellEnd"/>
-      <w:r>
-        <w:t xml:space="preserve">. </w:t>
-      </w:r>
-      <w:proofErr w:type="spellStart"/>
-      <w:r>
-        <w:t>Curabitur</w:t>
-      </w:r>
-      <w:proofErr w:type="spellEnd"/>
-      <w:r>
-        <w:t xml:space="preserve"> </w:t>
-      </w:r>
-      <w:proofErr w:type="spellStart"/>
-      <w:r>
-        <w:t>porttitor</w:t>
-      </w:r>
-      <w:proofErr w:type="spellEnd"/>
-      <w:r>
-        <w:t xml:space="preserve"> </w:t>
-      </w:r>
-      <w:proofErr w:type="spellStart"/>
-      <w:r>
-        <w:t>eget</w:t>
-      </w:r>
-      <w:proofErr w:type="spellEnd"/>
-      <w:r>
-        <w:t xml:space="preserve"> </w:t>
-      </w:r>
-      <w:proofErr w:type="spellStart"/>
-      <w:r>
-        <w:t>justo</w:t>
-      </w:r>
-      <w:proofErr w:type="spellEnd"/>
-      <w:r>
-        <w:t xml:space="preserve"> vitae </w:t>
-      </w:r>
-      <w:proofErr w:type="spellStart"/>
-      <w:r>
-        <w:t>porttitor</w:t>
-      </w:r>
-      <w:proofErr w:type="spellEnd"/>
-      <w:r>
-        <w:t>.</w:t>
-      </w:r>
-    </w:p>
-    <w:p>
-      <w:pPr>
-        <w:pStyle w:val="Nadpis2"/>
-      </w:pPr>
-      <w:bookmarkStart w:id="10" w:name="_Toc178750133"/>
-      <w:r>
-        <w:t>Nadpis sekcie</w:t>
-      </w:r>
-      <w:bookmarkEnd w:id="10"/>
     </w:p>
     <w:p>
       <w:pPr>
@@ -5964,7 +5313,7 @@
       <w:pPr>
         <w:pStyle w:val="Nadpis3"/>
       </w:pPr>
-      <w:bookmarkStart w:id="11" w:name="_Toc178750134"/>
+      <w:bookmarkStart w:id="10" w:name="_Toc243399343"/>
       <w:r>
         <w:t xml:space="preserve">Nadpis </w:t>
       </w:r>
@@ -5972,7 +5321,7 @@
       <w:r>
         <w:t>podsekcie</w:t>
       </w:r>
-      <w:bookmarkEnd w:id="11"/>
+      <w:bookmarkEnd w:id="10"/>
       <w:proofErr w:type="spellEnd"/>
     </w:p>
     <w:p>
@@ -7083,6 +6432,7 @@
     <w:p>
       <w:pPr>
         <w:pStyle w:val="Text"/>
+        <w:keepNext/>
         <w:ind w:firstLine="0"/>
       </w:pPr>
       <w:r>
@@ -7136,10 +6486,70 @@
     <w:p>
       <w:pPr>
         <w:pStyle w:val="Popis"/>
+        <w:jc w:val="both"/>
+      </w:pPr>
+      <w:r>
+        <w:t xml:space="preserve">Obr.: </w:t>
+      </w:r>
+      <w:fldSimple w:instr=" STYLEREF 1 \s ">
+        <w:r>
+          <w:rPr>
+            <w:noProof/>
+          </w:rPr>
+          <w:t>2</w:t>
+        </w:r>
+      </w:fldSimple>
+      <w:r>
+        <w:t>.</w:t>
+      </w:r>
+      <w:fldSimple w:instr=" SEQ Obr.: \* ARABIC \s 1 ">
+        <w:r>
+          <w:rPr>
+            <w:noProof/>
+          </w:rPr>
+          <w:t>1</w:t>
+        </w:r>
+      </w:fldSimple>
+    </w:p>
+    <w:p>
+      <w:pPr>
+        <w:pStyle w:val="Popis"/>
+      </w:pPr>
+      <w:bookmarkStart w:id="11" w:name="_Toc243399791"/>
+      <w:r>
+        <w:t xml:space="preserve">Obr. </w:t>
+      </w:r>
+      <w:fldSimple w:instr=" STYLEREF 1 \s ">
+        <w:r>
+          <w:rPr>
+            <w:noProof/>
+          </w:rPr>
+          <w:t>2</w:t>
+        </w:r>
+      </w:fldSimple>
+      <w:r>
+        <w:t>.</w:t>
+      </w:r>
+      <w:fldSimple w:instr=" SEQ Obr. \* ARABIC \s 1 ">
+        <w:r>
+          <w:rPr>
+            <w:noProof/>
+          </w:rPr>
+          <w:t>2</w:t>
+        </w:r>
+      </w:fldSimple>
+      <w:r>
+        <w:t>: Prečo takýto graf ?</w:t>
+      </w:r>
+      <w:bookmarkEnd w:id="11"/>
+    </w:p>
+    <w:p>
+      <w:pPr>
+        <w:pStyle w:val="Popis"/>
       </w:pPr>
       <w:bookmarkStart w:id="12" w:name="_Toc254082389"/>
       <w:bookmarkStart w:id="13" w:name="_Toc254111137"/>
-      <w:bookmarkStart w:id="14" w:name="_Toc178750444"/>
+      <w:bookmarkStart w:id="14" w:name="_Toc243399792"/>
       <w:r>
         <w:t xml:space="preserve">Obr. </w:t>
       </w:r>
@@ -7159,7 +6569,7 @@
           <w:rPr>
             <w:noProof/>
           </w:rPr>
-          <w:t>1</w:t>
+          <w:t>3</w:t>
         </w:r>
       </w:fldSimple>
       <w:r>
@@ -7273,7 +6683,7 @@
                 <v:shape id="_x0000_i1025" type="#_x0000_t75" style="width:47.3pt;height:31.15pt" o:ole="">
                   <v:imagedata r:id="rId13" o:title=""/>
                 </v:shape>
-                <o:OLEObject Type="Embed" ProgID="Equation.AxMath" ShapeID="_x0000_i1025" DrawAspect="Content" ObjectID="_1854012046" r:id="rId14"/>
+                <o:OLEObject Type="Embed" ProgID="Equation.AxMath" ShapeID="_x0000_i1025" DrawAspect="Content" ObjectID="_1854012927" r:id="rId14"/>
               </w:object>
             </w:r>
           </w:p>
@@ -7406,34 +6816,6 @@
       <w:pPr>
         <w:pStyle w:val="Popis"/>
       </w:pPr>
-      <w:bookmarkStart w:id="15" w:name="_Toc178750708"/>
-      <w:r>
-        <w:lastRenderedPageBreak/>
-        <w:t xml:space="preserve">Tab. </w:t>
-      </w:r>
-      <w:fldSimple w:instr=" STYLEREF 1 \s ">
-        <w:r>
-          <w:rPr>
-            <w:noProof/>
-          </w:rPr>
-          <w:t>2</w:t>
-        </w:r>
-      </w:fldSimple>
-      <w:r>
-        <w:t>.</w:t>
-      </w:r>
-      <w:fldSimple w:instr=" SEQ Tab. \* ARABIC \s 1 ">
-        <w:r>
-          <w:rPr>
-            <w:noProof/>
-          </w:rPr>
-          <w:t>1</w:t>
-        </w:r>
-      </w:fldSimple>
-      <w:r>
-        <w:t>: Ukážka formátovania tabuľky.</w:t>
-      </w:r>
-      <w:bookmarkEnd w:id="15"/>
     </w:p>
     <w:tbl>
       <w:tblPr>
@@ -7709,6 +7091,7 @@
           </w:tcPr>
           <w:p>
             <w:pPr>
+              <w:keepNext/>
               <w:jc w:val="center"/>
               <w:rPr>
                 <w:rFonts w:cs="Times New Roman"/>
@@ -7728,10 +7111,30 @@
     </w:tbl>
     <w:p>
       <w:pPr>
-        <w:rPr>
-          <w:lang w:eastAsia="sk-SK"/>
-        </w:rPr>
-      </w:pPr>
+        <w:pStyle w:val="Popis"/>
+      </w:pPr>
+      <w:r>
+        <w:t xml:space="preserve">Tab.: </w:t>
+      </w:r>
+      <w:fldSimple w:instr=" STYLEREF 1 \s ">
+        <w:r>
+          <w:rPr>
+            <w:noProof/>
+          </w:rPr>
+          <w:t>2</w:t>
+        </w:r>
+      </w:fldSimple>
+      <w:r>
+        <w:t>.</w:t>
+      </w:r>
+      <w:fldSimple w:instr=" SEQ Tab.: \* ARABIC \s 1 ">
+        <w:r>
+          <w:rPr>
+            <w:noProof/>
+          </w:rPr>
+          <w:t>1</w:t>
+        </w:r>
+      </w:fldSimple>
     </w:p>
     <w:p>
       <w:pPr>
@@ -7754,7 +7157,7 @@
           <w:lang w:eastAsia="sk-SK"/>
         </w:rPr>
       </w:pPr>
-      <w:bookmarkStart w:id="16" w:name="_Toc178750135"/>
+      <w:bookmarkStart w:id="15" w:name="_Toc243399344"/>
       <w:r>
         <w:rPr>
           <w:lang w:eastAsia="sk-SK"/>
@@ -7762,7 +7165,7 @@
         <w:lastRenderedPageBreak/>
         <w:t>Záver</w:t>
       </w:r>
-      <w:bookmarkEnd w:id="16"/>
+      <w:bookmarkEnd w:id="15"/>
     </w:p>
     <w:p>
       <w:pPr>
@@ -7810,7 +7213,7 @@
           <w:lang w:eastAsia="sk-SK"/>
         </w:rPr>
       </w:pPr>
-      <w:bookmarkStart w:id="17" w:name="_Toc178750136"/>
+      <w:bookmarkStart w:id="16" w:name="_Toc243399345"/>
       <w:r>
         <w:rPr>
           <w:lang w:eastAsia="sk-SK"/>
@@ -7818,6 +7221,32 @@
         <w:lastRenderedPageBreak/>
         <w:t>Zoznam použitej literatúry</w:t>
       </w:r>
+      <w:bookmarkEnd w:id="16"/>
+    </w:p>
+    <w:p>
+      <w:pPr>
+        <w:pStyle w:val="Bezriadkovania"/>
+      </w:pPr>
+      <w:r>
+        <w:t>Zoznam použitej literatúry obsahuje úplný zoznam bibliografických odkazov. Rozsah tejto časti je daný množstvom použitých literárnych zdrojov, ktoré musia korešpondovať s citáciami použitými v texte.</w:t>
+      </w:r>
+    </w:p>
+    <w:p>
+      <w:pPr>
+        <w:pStyle w:val="Text"/>
+      </w:pPr>
+      <w:r>
+        <w:t>Pri citovaní možno hodnotiť etiku citovania a techniku citovania. Etika citovania určuje spôsob dodržiavania etickej normy vo vzťahu k cudzím myšlienkam a výsledkom, ktoré sú obsiahnuté v iných dokumentoch a v použitej literatúre. Technika citovania, vyjadruje, či a ako správne, podľa technických noriem, autor spája miesta v texte so záznamami o dokumentoch, ktoré sú v zozname bibliografických odkazov.</w:t>
+      </w:r>
+    </w:p>
+    <w:p>
+      <w:pPr>
+        <w:pStyle w:val="Nadpis2"/>
+      </w:pPr>
+      <w:bookmarkStart w:id="17" w:name="_Toc243399346"/>
+      <w:r>
+        <w:t>Číselná metóda citovania</w:t>
+      </w:r>
       <w:bookmarkEnd w:id="17"/>
     </w:p>
     <w:p>
@@ -7825,7 +7254,37 @@
         <w:pStyle w:val="Bezriadkovania"/>
       </w:pPr>
       <w:r>
-        <w:t>Zoznam použitej literatúry obsahuje úplný zoznam bibliografických odkazov. Rozsah tejto časti je daný množstvom použitých literárnych zdrojov, ktoré musia korešpondovať s citáciami použitými v texte.</w:t>
+        <w:t>Táto metóda sa využíva najmä v technicky orientovaných prácach. Citovanie začína číslom 1</w:t>
+      </w:r>
+      <w:r>
+        <w:t>, ktoré je uvedené v zátvorke (hranatej alebo oblej)</w:t>
+      </w:r>
+      <w:r>
+        <w:t xml:space="preserve"> pri prvom výskyte danej </w:t>
+      </w:r>
+      <w:r>
+        <w:t>citácie. Citácia sa uvádza za citovaným odsekom pred bodkou</w:t>
+      </w:r>
+      <w:r>
+        <w:t>, v prípade delenia alebo vzťahu pred dvojbodkou</w:t>
+      </w:r>
+      <w:r>
+        <w:t xml:space="preserve">. V prípade, že text bol inšpirovaný viacerými zdrojmi uvedú sa čísla oddelené čiarkou pri prvom výskyte podľa významu pre daný odsek, </w:t>
+      </w:r>
+      <w:r>
+        <w:t>pri ďalšom výskyte</w:t>
+      </w:r>
+      <w:r>
+        <w:t xml:space="preserve"> </w:t>
+      </w:r>
+      <w:r>
+        <w:t xml:space="preserve">sú </w:t>
+      </w:r>
+      <w:r>
+        <w:t>usporiadané vzostupne.</w:t>
+      </w:r>
+      <w:r>
+        <w:t xml:space="preserve"> V prípade viacerých zdrojov usporiadaných za sebou sa čísla uvádzajú vzostupne s pomlčkou napríklad [1-5,7].</w:t>
       </w:r>
     </w:p>
     <w:p>
@@ -7833,86 +7292,30 @@
         <w:pStyle w:val="Text"/>
       </w:pPr>
       <w:r>
-        <w:t>Pri citovaní možno hodnotiť etiku citovania a techniku citovania. Etika citovania určuje spôsob dodržiavania etickej normy vo vzťahu k cudzím myšlienkam a výsledkom, ktoré sú obsiahnuté v iných dokumentoch a v použitej literatúre. Technika citovania, vyjadruje, či a ako správne, podľa technických noriem, autor spája miesta v texte so záznamami o dokumentoch, ktoré sú v zozname bibliografických odkazov.</w:t>
+        <w:t>Jednotlivé položky</w:t>
+      </w:r>
+      <w:r>
+        <w:t xml:space="preserve"> v zozname bibliografických odkazov</w:t>
+      </w:r>
+      <w:r>
+        <w:t xml:space="preserve"> sú usporiadané vzostupne</w:t>
+      </w:r>
+      <w:r>
+        <w:t>,</w:t>
+      </w:r>
+      <w:r>
+        <w:t xml:space="preserve"> teda od čísla 1 a formátované podľa normy ISO 690. </w:t>
       </w:r>
     </w:p>
     <w:p>
       <w:pPr>
         <w:pStyle w:val="Nadpis2"/>
       </w:pPr>
-      <w:bookmarkStart w:id="18" w:name="_Toc178750137"/>
-      <w:r>
-        <w:t>Číselná metóda citovania</w:t>
+      <w:bookmarkStart w:id="18" w:name="_Toc243399347"/>
+      <w:r>
+        <w:t>Metóda citovania meno a rok</w:t>
       </w:r>
       <w:bookmarkEnd w:id="18"/>
-    </w:p>
-    <w:p>
-      <w:pPr>
-        <w:pStyle w:val="Bezriadkovania"/>
-      </w:pPr>
-      <w:r>
-        <w:t>Táto metóda sa využíva najmä v technicky orientovaných prácach. Citovanie začína číslom 1</w:t>
-      </w:r>
-      <w:r>
-        <w:t>, ktoré je uvedené v zátvorke (hranatej alebo oblej)</w:t>
-      </w:r>
-      <w:r>
-        <w:t xml:space="preserve"> pri prvom výskyte danej </w:t>
-      </w:r>
-      <w:r>
-        <w:t>citácie. Citácia sa uvádza za citovaným odsekom pred bodkou</w:t>
-      </w:r>
-      <w:r>
-        <w:t>, v prípade delenia alebo vzťahu pred dvojbodkou</w:t>
-      </w:r>
-      <w:r>
-        <w:t xml:space="preserve">. V prípade, že text bol inšpirovaný viacerými zdrojmi uvedú sa čísla oddelené čiarkou pri prvom výskyte podľa významu pre daný odsek, </w:t>
-      </w:r>
-      <w:r>
-        <w:t>pri ďalšom výskyte</w:t>
-      </w:r>
-      <w:r>
-        <w:t xml:space="preserve"> </w:t>
-      </w:r>
-      <w:r>
-        <w:t xml:space="preserve">sú </w:t>
-      </w:r>
-      <w:r>
-        <w:t>usporiadané vzostupne.</w:t>
-      </w:r>
-      <w:r>
-        <w:t xml:space="preserve"> V prípade viacerých zdrojov usporiadaných za sebou sa čísla uvádzajú vzostupne s pomlčkou napríklad [1-5,7].</w:t>
-      </w:r>
-    </w:p>
-    <w:p>
-      <w:pPr>
-        <w:pStyle w:val="Text"/>
-      </w:pPr>
-      <w:r>
-        <w:t>Jednotlivé položky</w:t>
-      </w:r>
-      <w:r>
-        <w:t xml:space="preserve"> v zozname bibliografických odkazov</w:t>
-      </w:r>
-      <w:r>
-        <w:t xml:space="preserve"> sú usporiadané vzostupne</w:t>
-      </w:r>
-      <w:r>
-        <w:t>,</w:t>
-      </w:r>
-      <w:r>
-        <w:t xml:space="preserve"> teda od čísla 1 a formátované podľa normy ISO 690. </w:t>
-      </w:r>
-    </w:p>
-    <w:p>
-      <w:pPr>
-        <w:pStyle w:val="Nadpis2"/>
-      </w:pPr>
-      <w:bookmarkStart w:id="19" w:name="_Toc178750138"/>
-      <w:r>
-        <w:t>Metóda citovania meno a rok</w:t>
-      </w:r>
-      <w:bookmarkEnd w:id="19"/>
     </w:p>
     <w:p>
       <w:pPr>
@@ -7998,11 +7401,11 @@
         <w:pStyle w:val="Nadpis1rovne-B"/>
         <w:jc w:val="center"/>
       </w:pPr>
-      <w:bookmarkStart w:id="20" w:name="_Toc178750140"/>
+      <w:bookmarkStart w:id="19" w:name="_Toc243399348"/>
       <w:r>
         <w:t>Prílohová časť</w:t>
       </w:r>
-      <w:bookmarkEnd w:id="20"/>
+      <w:bookmarkEnd w:id="19"/>
     </w:p>
     <w:p/>
     <w:p>
@@ -8021,12 +7424,12 @@
       <w:pPr>
         <w:pStyle w:val="Nadpis1rovne-B"/>
       </w:pPr>
-      <w:bookmarkStart w:id="21" w:name="_Toc178750141"/>
+      <w:bookmarkStart w:id="20" w:name="_Toc243399349"/>
       <w:r>
         <w:lastRenderedPageBreak/>
         <w:t>Zoznam príloh</w:t>
       </w:r>
-      <w:bookmarkEnd w:id="21"/>
+      <w:bookmarkEnd w:id="20"/>
     </w:p>
     <w:p/>
     <w:sectPr>
@@ -10671,6 +10074,7 @@
     <w:rsid w:val="00181F06"/>
     <w:rsid w:val="0018609E"/>
     <w:rsid w:val="001C3FB2"/>
+    <w:rsid w:val="001D59D3"/>
     <w:rsid w:val="001F384A"/>
     <w:rsid w:val="00242D95"/>
     <w:rsid w:val="003A7650"/>
@@ -10683,7 +10087,6 @@
     <w:rsid w:val="005A7CAD"/>
     <w:rsid w:val="00667A44"/>
     <w:rsid w:val="006A162E"/>
-    <w:rsid w:val="006A2494"/>
     <w:rsid w:val="00761071"/>
     <w:rsid w:val="007E2D44"/>
     <w:rsid w:val="008B4A16"/>
@@ -11373,6 +10776,45 @@
       <w14:ligatures w14:val="standardContextual"/>
     </w:rPr>
   </w:style>
+  <w:style w:type="paragraph" w:customStyle="1" w:styleId="BBCA63EC704D4595B81D31F3E23FE0D7">
+    <w:name w:val="BBCA63EC704D4595B81D31F3E23FE0D7"/>
+    <w:rsid w:val="00DA611C"/>
+    <w:pPr>
+      <w:spacing w:line="278" w:lineRule="auto"/>
+    </w:pPr>
+    <w:rPr>
+      <w:kern w:val="2"/>
+      <w:sz w:val="24"/>
+      <w:szCs w:val="24"/>
+      <w14:ligatures w14:val="standardContextual"/>
+    </w:rPr>
+  </w:style>
+  <w:style w:type="paragraph" w:customStyle="1" w:styleId="96D79E0C92834F8EAD14F754A874072B">
+    <w:name w:val="96D79E0C92834F8EAD14F754A874072B"/>
+    <w:rsid w:val="00DA611C"/>
+    <w:pPr>
+      <w:spacing w:line="278" w:lineRule="auto"/>
+    </w:pPr>
+    <w:rPr>
+      <w:kern w:val="2"/>
+      <w:sz w:val="24"/>
+      <w:szCs w:val="24"/>
+      <w14:ligatures w14:val="standardContextual"/>
+    </w:rPr>
+  </w:style>
+  <w:style w:type="paragraph" w:customStyle="1" w:styleId="0B6BCCEDBEDA4D6FA0EEED68BD755BC9">
+    <w:name w:val="0B6BCCEDBEDA4D6FA0EEED68BD755BC9"/>
+    <w:rsid w:val="00DA611C"/>
+    <w:pPr>
+      <w:spacing w:line="278" w:lineRule="auto"/>
+    </w:pPr>
+    <w:rPr>
+      <w:kern w:val="2"/>
+      <w:sz w:val="24"/>
+      <w:szCs w:val="24"/>
+      <w14:ligatures w14:val="standardContextual"/>
+    </w:rPr>
+  </w:style>
 </w:styles>
 </file>
 

--- a/SM_PR_Sablona.docx
+++ b/SM_PR_Sablona.docx
@@ -434,25 +434,7 @@
                 <w:b/>
                 <w:szCs w:val="24"/>
               </w:rPr>
-              <w:t xml:space="preserve">Meno a priezvisko, </w:t>
-            </w:r>
-            <w:proofErr w:type="spellStart"/>
-            <w:r>
-              <w:rPr>
-                <w:rFonts w:ascii="Arial" w:hAnsi="Arial" w:cs="Arial"/>
-                <w:b/>
-                <w:szCs w:val="24"/>
-              </w:rPr>
-              <w:t>titl</w:t>
-            </w:r>
-            <w:proofErr w:type="spellEnd"/>
-            <w:r>
-              <w:rPr>
-                <w:rFonts w:ascii="Arial" w:hAnsi="Arial" w:cs="Arial"/>
-                <w:b/>
-                <w:szCs w:val="24"/>
-              </w:rPr>
-              <w:t>.</w:t>
+              <w:t>Meno a priezvisko, titl.</w:t>
             </w:r>
           </w:p>
         </w:tc>
@@ -2537,52 +2519,32 @@
         <w:pStyle w:val="Bezriadkovania"/>
       </w:pPr>
       <w:r>
-        <w:t xml:space="preserve">Text – </w:t>
-      </w:r>
-      <w:proofErr w:type="spellStart"/>
-      <w:r>
-        <w:t>Alt+T</w:t>
-      </w:r>
-      <w:proofErr w:type="spellEnd"/>
+        <w:t>Text – Alt+T</w:t>
+      </w:r>
     </w:p>
     <w:p>
       <w:pPr>
         <w:pStyle w:val="Bezriadkovania"/>
       </w:pPr>
       <w:r>
-        <w:t xml:space="preserve">Text bez zarážky – </w:t>
-      </w:r>
-      <w:proofErr w:type="spellStart"/>
-      <w:r>
-        <w:t>Alt+N</w:t>
-      </w:r>
-      <w:proofErr w:type="spellEnd"/>
+        <w:t>Text bez zarážky – Alt+N</w:t>
+      </w:r>
     </w:p>
     <w:p>
       <w:pPr>
         <w:pStyle w:val="Bezriadkovania"/>
       </w:pPr>
       <w:r>
-        <w:t xml:space="preserve">Popis obr. a tab. – </w:t>
-      </w:r>
-      <w:proofErr w:type="spellStart"/>
-      <w:r>
-        <w:t>Alt+O</w:t>
-      </w:r>
-      <w:proofErr w:type="spellEnd"/>
+        <w:t>Popis obr. a tab. – Alt+O</w:t>
+      </w:r>
     </w:p>
     <w:p>
       <w:pPr>
         <w:pStyle w:val="Bezriadkovania"/>
       </w:pPr>
       <w:r>
-        <w:t xml:space="preserve">Delenie – </w:t>
-      </w:r>
-      <w:proofErr w:type="spellStart"/>
-      <w:r>
-        <w:t>Alt+D</w:t>
-      </w:r>
-      <w:proofErr w:type="spellEnd"/>
+        <w:t>Delenie – Alt+D</w:t>
+      </w:r>
     </w:p>
     <w:p>
       <w:pPr>
@@ -2610,3123 +2572,91 @@
       <w:pPr>
         <w:pStyle w:val="Bezriadkovania"/>
       </w:pPr>
-      <w:proofErr w:type="spellStart"/>
-      <w:r>
-        <w:t>Lorem</w:t>
-      </w:r>
-      <w:proofErr w:type="spellEnd"/>
+      <w:r>
+        <w:t>Lorem ipsum dolor sit amet, consectetur adipiscing elit. Sed lacinia, leo nec porta gravida, orci massa pharetra velit, et faucibus ante massa sit amet felis. Sed blandit scelerisque scelerisque. Nunc pretium malesuada vulputate. Lorem ipsum dolor sit amet, consectetur adipiscing elit. Nulla vel pretium turpis, vel tempus nunc. Vestibulum orci velit, lobortis eu purus ut, finibus aliquam dui. Pellentesque sit amet accumsan tortor. Morbi nunc leo, suscipit sit amet erat eu, fermentum lacinia augue. Nam eget tristique nisi, at finibus velit. Vestibulum porttitor molestie nisl. Sed pharetra rutrum odio, sit amet vulputate urna pharetra non. Vivamus commodo tempor nibh ut semper. Mauris varius eu tortor non suscipit. Nullam eleifend non enim tincidunt porta.</w:t>
+      </w:r>
+    </w:p>
+    <w:p>
+      <w:pPr>
+        <w:pStyle w:val="Text"/>
+      </w:pPr>
+      <w:r>
+        <w:t>Suspendisse consequat quam ac consectetur malesuada. Lorem ipsum dolor sit amet, consectetur adipiscing elit. Aliquam ac aliquam tellus. Quisque vitae ante nibh. Maecenas ac tortor leo. Pellentesque mattis lectus ultrices congue sollicitudin. Interdum et malesuada fames ac ante ipsum primis in faucibus. Sed mollis massa quis dui volutpat consequat. Mauris rhoncus tellus ut rhoncus accumsan. Donec rhoncus euismod nisl eget mollis. Donec vitae nibh ipsum. Curabitur porttitor eget justo vitae porttitor.</w:t>
+      </w:r>
+    </w:p>
+    <w:p>
+      <w:pPr>
+        <w:pStyle w:val="Nadpis2"/>
+      </w:pPr>
+      <w:bookmarkStart w:id="9" w:name="_Toc243399342"/>
+      <w:r>
+        <w:t>Nadpis sekcie</w:t>
+      </w:r>
+      <w:bookmarkEnd w:id="9"/>
+    </w:p>
+    <w:p>
+      <w:pPr>
+        <w:pStyle w:val="Bezriadkovania"/>
+      </w:pPr>
+      <w:r>
+        <w:t>Quisque aliquam id ex et semper. Sed ultricies pellentesque nisi id aliquam. Maecenas cursus nisi tortor, vitae tempus ante efficitur sed. Duis sed pulvinar est. Etiam in dui orci. Praesent id mollis nisi, sit amet mattis velit. Vestibulum feugiat nunc in justo vulputate semper. Pellentesque eros tellus, mattis nec nisi ut, rutrum aliquam ligula. Cras faucibus lacus vitae accumsan lacinia. Integer vel risus libero. In sit amet vestibulum risus, eget malesuada ante. Duis et suscipit purus, ac pharetra orci.</w:t>
+      </w:r>
+    </w:p>
+    <w:p>
+      <w:pPr>
+        <w:pStyle w:val="Text"/>
+      </w:pPr>
+      <w:r>
+        <w:t xml:space="preserve">Aliquam euismod, ante eu molestie euismod, justo arcu suscipit justo, quis dapibus tortor augue in felis. Maecenas consequat semper orci, eget vehicula lacus faucibus a. Ut consectetur, augue ut accumsan lobortis, orci est semper lectus, eu tempus magna orci ut ligula. Quisque vestibulum, lectus sit amet sagittis interdum, tellus felis fermentum risus, eget hendrerit nulla leo eget enim. Praesent mattis nunc a vulputate placerat. Mauris tortor metus, maximus et fringilla sed, consequat sit amet lorem. Aliquam accumsan tellus non libero fermentum imperdiet. In rhoncus, nulla dignissim aliquam ultrices, purus ex mattis </w:t>
+      </w:r>
+      <w:r>
+        <w:lastRenderedPageBreak/>
+        <w:t>neque, nec malesuada est turpis et quam. Vestibulum elementum sollicitudin diam in rhoncus. Interdum et malesuada fames ac ante ipsum primis in faucibus.</w:t>
+      </w:r>
+    </w:p>
+    <w:p>
+      <w:pPr>
+        <w:pStyle w:val="Nadpis3"/>
+      </w:pPr>
+      <w:bookmarkStart w:id="10" w:name="_Toc243399343"/>
+      <w:r>
+        <w:t>Nadpis podsekcie</w:t>
+      </w:r>
+      <w:bookmarkEnd w:id="10"/>
+    </w:p>
+    <w:p>
+      <w:pPr>
+        <w:pStyle w:val="Bezriadkovania"/>
+      </w:pPr>
+      <w:r>
+        <w:t>Nulla facilisi. Sed rutrum sem ut turpis facilisis euismod. Suspendisse mattis, velit et imperdiet eleifend, sem nunc pellentesque risus, a scelerisque massa nulla eu dolor. Vivamus pellentesque nisl et fermentum vehicula. Pellentesque quis massa egestas, iaculis magna id, imperdiet dolor. Aliquam vel lobortis lacus. Suspendisse tempor tincidunt lacus et aliquam. Praesent urna libero, pulvinar eu imperdiet nec, dapibus vel lacus</w:t>
+      </w:r>
+      <w:r>
+        <w:t>:</w:t>
+      </w:r>
       <w:r>
         <w:t xml:space="preserve"> </w:t>
       </w:r>
-      <w:proofErr w:type="spellStart"/>
-      <w:r>
-        <w:t>ipsum</w:t>
-      </w:r>
-      <w:proofErr w:type="spellEnd"/>
+      <w:r>
+        <w:fldChar w:fldCharType="begin"/>
+      </w:r>
+      <w:r>
+        <w:instrText xml:space="preserve"> ADDIN ZOTERO_ITEM CSL_CITATION {"citationID":"DZf3cIH0","properties":{"formattedCitation":"[1]","plainCitation":"[1]","noteIndex":0},"citationItems":[{"id":63,"uris":["http://zotero.org/users/local/nBosf9Mg/items/PHZ5QRSV"],"itemData":{"id":63,"type":"paper-conference","abstract":"In this paper we present a Semantic Programming Language (SPL)-a language that facilitates the integration and orchestration of semantic Web services using a process based approach. The SPL is equipped with Semantic Service to decouple the static binding relation between business process and its participants and it enables describing process activity implementations semantically which increases the flexibility of business processes. The concept of Rule is also introduced in SPL to separate business decision from business logic to satisfy varying user requirements in evolving environment. The proposed SPLDE framework is used to design and execute business process based on Semantic Web Services with SPL language, which tries to offer an effective systematic solution for development and execution of service-oriented software system.","container-title":"IEEE International Workshop on Semantic Computing and Systems","DOI":"10.1109/WSCS.2008.22","event-title":"IEEE International Workshop on Semantic Computing and Systems","page":"101-106","source":"IEEE Xplore","title":"Orchestrating Semantic Web Services with Semantic Programming Language","URL":"https://ieeexplore.ieee.org/document/4570824/","author":[{"family":"Hong-Hua","given":"Cao"},{"family":"Shi","given":"Ying"},{"family":"De-Hui","given":"Du"},{"family":"Yang","given":"Xiao"}],"accessed":{"date-parts":[["2026",10,27]]},"issued":{"date-parts":[["2008",7]]}}}],"schema":"https://github.com/citation-style-language/schema/raw/master/csl-citation.json"} </w:instrText>
+      </w:r>
+      <w:r>
+        <w:fldChar w:fldCharType="separate"/>
+      </w:r>
+      <w:r>
+        <w:rPr>
+          <w:rFonts w:cs="Times New Roman"/>
+        </w:rPr>
+        <w:t>[1]</w:t>
+      </w:r>
+      <w:r>
+        <w:fldChar w:fldCharType="end"/>
+      </w:r>
       <w:r>
         <w:t xml:space="preserve"> </w:t>
-      </w:r>
-      <w:proofErr w:type="spellStart"/>
-      <w:r>
-        <w:t>dolor</w:t>
-      </w:r>
-      <w:proofErr w:type="spellEnd"/>
-      <w:r>
-        <w:t xml:space="preserve"> </w:t>
-      </w:r>
-      <w:proofErr w:type="spellStart"/>
-      <w:r>
-        <w:t>sit</w:t>
-      </w:r>
-      <w:proofErr w:type="spellEnd"/>
-      <w:r>
-        <w:t xml:space="preserve"> </w:t>
-      </w:r>
-      <w:proofErr w:type="spellStart"/>
-      <w:r>
-        <w:t>amet</w:t>
-      </w:r>
-      <w:proofErr w:type="spellEnd"/>
-      <w:r>
-        <w:t xml:space="preserve">, </w:t>
-      </w:r>
-      <w:proofErr w:type="spellStart"/>
-      <w:r>
-        <w:t>consectetur</w:t>
-      </w:r>
-      <w:proofErr w:type="spellEnd"/>
-      <w:r>
-        <w:t xml:space="preserve"> </w:t>
-      </w:r>
-      <w:proofErr w:type="spellStart"/>
-      <w:r>
-        <w:t>adipiscing</w:t>
-      </w:r>
-      <w:proofErr w:type="spellEnd"/>
-      <w:r>
-        <w:t xml:space="preserve"> </w:t>
-      </w:r>
-      <w:proofErr w:type="spellStart"/>
-      <w:r>
-        <w:t>elit</w:t>
-      </w:r>
-      <w:proofErr w:type="spellEnd"/>
-      <w:r>
-        <w:t xml:space="preserve">. Sed </w:t>
-      </w:r>
-      <w:proofErr w:type="spellStart"/>
-      <w:r>
-        <w:t>lacinia</w:t>
-      </w:r>
-      <w:proofErr w:type="spellEnd"/>
-      <w:r>
-        <w:t xml:space="preserve">, </w:t>
-      </w:r>
-      <w:proofErr w:type="spellStart"/>
-      <w:r>
-        <w:t>leo</w:t>
-      </w:r>
-      <w:proofErr w:type="spellEnd"/>
-      <w:r>
-        <w:t xml:space="preserve"> </w:t>
-      </w:r>
-      <w:proofErr w:type="spellStart"/>
-      <w:r>
-        <w:t>nec</w:t>
-      </w:r>
-      <w:proofErr w:type="spellEnd"/>
-      <w:r>
-        <w:t xml:space="preserve"> porta </w:t>
-      </w:r>
-      <w:proofErr w:type="spellStart"/>
-      <w:r>
-        <w:t>gravida</w:t>
-      </w:r>
-      <w:proofErr w:type="spellEnd"/>
-      <w:r>
-        <w:t xml:space="preserve">, </w:t>
-      </w:r>
-      <w:proofErr w:type="spellStart"/>
-      <w:r>
-        <w:t>orci</w:t>
-      </w:r>
-      <w:proofErr w:type="spellEnd"/>
-      <w:r>
-        <w:t xml:space="preserve"> </w:t>
-      </w:r>
-      <w:proofErr w:type="spellStart"/>
-      <w:r>
-        <w:t>massa</w:t>
-      </w:r>
-      <w:proofErr w:type="spellEnd"/>
-      <w:r>
-        <w:t xml:space="preserve"> </w:t>
-      </w:r>
-      <w:proofErr w:type="spellStart"/>
-      <w:r>
-        <w:t>pharetra</w:t>
-      </w:r>
-      <w:proofErr w:type="spellEnd"/>
-      <w:r>
-        <w:t xml:space="preserve"> </w:t>
-      </w:r>
-      <w:proofErr w:type="spellStart"/>
-      <w:r>
-        <w:t>velit</w:t>
-      </w:r>
-      <w:proofErr w:type="spellEnd"/>
-      <w:r>
-        <w:t xml:space="preserve">, et </w:t>
-      </w:r>
-      <w:proofErr w:type="spellStart"/>
-      <w:r>
-        <w:t>faucibus</w:t>
-      </w:r>
-      <w:proofErr w:type="spellEnd"/>
-      <w:r>
-        <w:t xml:space="preserve"> </w:t>
-      </w:r>
-      <w:proofErr w:type="spellStart"/>
-      <w:r>
-        <w:t>ante</w:t>
-      </w:r>
-      <w:proofErr w:type="spellEnd"/>
-      <w:r>
-        <w:t xml:space="preserve"> </w:t>
-      </w:r>
-      <w:proofErr w:type="spellStart"/>
-      <w:r>
-        <w:t>massa</w:t>
-      </w:r>
-      <w:proofErr w:type="spellEnd"/>
-      <w:r>
-        <w:t xml:space="preserve"> </w:t>
-      </w:r>
-      <w:proofErr w:type="spellStart"/>
-      <w:r>
-        <w:t>sit</w:t>
-      </w:r>
-      <w:proofErr w:type="spellEnd"/>
-      <w:r>
-        <w:t xml:space="preserve"> </w:t>
-      </w:r>
-      <w:proofErr w:type="spellStart"/>
-      <w:r>
-        <w:t>amet</w:t>
-      </w:r>
-      <w:proofErr w:type="spellEnd"/>
-      <w:r>
-        <w:t xml:space="preserve"> </w:t>
-      </w:r>
-      <w:proofErr w:type="spellStart"/>
-      <w:r>
-        <w:t>felis</w:t>
-      </w:r>
-      <w:proofErr w:type="spellEnd"/>
-      <w:r>
-        <w:t xml:space="preserve">. Sed </w:t>
-      </w:r>
-      <w:proofErr w:type="spellStart"/>
-      <w:r>
-        <w:t>blandit</w:t>
-      </w:r>
-      <w:proofErr w:type="spellEnd"/>
-      <w:r>
-        <w:t xml:space="preserve"> </w:t>
-      </w:r>
-      <w:proofErr w:type="spellStart"/>
-      <w:r>
-        <w:t>scelerisque</w:t>
-      </w:r>
-      <w:proofErr w:type="spellEnd"/>
-      <w:r>
-        <w:t xml:space="preserve"> </w:t>
-      </w:r>
-      <w:proofErr w:type="spellStart"/>
-      <w:r>
-        <w:t>scelerisque</w:t>
-      </w:r>
-      <w:proofErr w:type="spellEnd"/>
-      <w:r>
-        <w:t xml:space="preserve">. </w:t>
-      </w:r>
-      <w:proofErr w:type="spellStart"/>
-      <w:r>
-        <w:t>Nunc</w:t>
-      </w:r>
-      <w:proofErr w:type="spellEnd"/>
-      <w:r>
-        <w:t xml:space="preserve"> </w:t>
-      </w:r>
-      <w:proofErr w:type="spellStart"/>
-      <w:r>
-        <w:t>pretium</w:t>
-      </w:r>
-      <w:proofErr w:type="spellEnd"/>
-      <w:r>
-        <w:t xml:space="preserve"> </w:t>
-      </w:r>
-      <w:proofErr w:type="spellStart"/>
-      <w:r>
-        <w:t>malesuada</w:t>
-      </w:r>
-      <w:proofErr w:type="spellEnd"/>
-      <w:r>
-        <w:t xml:space="preserve"> </w:t>
-      </w:r>
-      <w:proofErr w:type="spellStart"/>
-      <w:r>
-        <w:t>vulputate</w:t>
-      </w:r>
-      <w:proofErr w:type="spellEnd"/>
-      <w:r>
-        <w:t xml:space="preserve">. </w:t>
-      </w:r>
-      <w:proofErr w:type="spellStart"/>
-      <w:r>
-        <w:t>Lorem</w:t>
-      </w:r>
-      <w:proofErr w:type="spellEnd"/>
-      <w:r>
-        <w:t xml:space="preserve"> </w:t>
-      </w:r>
-      <w:proofErr w:type="spellStart"/>
-      <w:r>
-        <w:t>ipsum</w:t>
-      </w:r>
-      <w:proofErr w:type="spellEnd"/>
-      <w:r>
-        <w:t xml:space="preserve"> </w:t>
-      </w:r>
-      <w:proofErr w:type="spellStart"/>
-      <w:r>
-        <w:t>dolor</w:t>
-      </w:r>
-      <w:proofErr w:type="spellEnd"/>
-      <w:r>
-        <w:t xml:space="preserve"> </w:t>
-      </w:r>
-      <w:proofErr w:type="spellStart"/>
-      <w:r>
-        <w:t>sit</w:t>
-      </w:r>
-      <w:proofErr w:type="spellEnd"/>
-      <w:r>
-        <w:t xml:space="preserve"> </w:t>
-      </w:r>
-      <w:proofErr w:type="spellStart"/>
-      <w:r>
-        <w:t>amet</w:t>
-      </w:r>
-      <w:proofErr w:type="spellEnd"/>
-      <w:r>
-        <w:t xml:space="preserve">, </w:t>
-      </w:r>
-      <w:proofErr w:type="spellStart"/>
-      <w:r>
-        <w:t>consectetur</w:t>
-      </w:r>
-      <w:proofErr w:type="spellEnd"/>
-      <w:r>
-        <w:t xml:space="preserve"> </w:t>
-      </w:r>
-      <w:proofErr w:type="spellStart"/>
-      <w:r>
-        <w:t>adipiscing</w:t>
-      </w:r>
-      <w:proofErr w:type="spellEnd"/>
-      <w:r>
-        <w:t xml:space="preserve"> </w:t>
-      </w:r>
-      <w:proofErr w:type="spellStart"/>
-      <w:r>
-        <w:t>elit</w:t>
-      </w:r>
-      <w:proofErr w:type="spellEnd"/>
-      <w:r>
-        <w:t xml:space="preserve">. </w:t>
-      </w:r>
-      <w:proofErr w:type="spellStart"/>
-      <w:r>
-        <w:t>Nulla</w:t>
-      </w:r>
-      <w:proofErr w:type="spellEnd"/>
-      <w:r>
-        <w:t xml:space="preserve"> </w:t>
-      </w:r>
-      <w:proofErr w:type="spellStart"/>
-      <w:r>
-        <w:t>vel</w:t>
-      </w:r>
-      <w:proofErr w:type="spellEnd"/>
-      <w:r>
-        <w:t xml:space="preserve"> </w:t>
-      </w:r>
-      <w:proofErr w:type="spellStart"/>
-      <w:r>
-        <w:t>pretium</w:t>
-      </w:r>
-      <w:proofErr w:type="spellEnd"/>
-      <w:r>
-        <w:t xml:space="preserve"> </w:t>
-      </w:r>
-      <w:proofErr w:type="spellStart"/>
-      <w:r>
-        <w:t>turpis</w:t>
-      </w:r>
-      <w:proofErr w:type="spellEnd"/>
-      <w:r>
-        <w:t xml:space="preserve">, </w:t>
-      </w:r>
-      <w:proofErr w:type="spellStart"/>
-      <w:r>
-        <w:t>vel</w:t>
-      </w:r>
-      <w:proofErr w:type="spellEnd"/>
-      <w:r>
-        <w:t xml:space="preserve"> </w:t>
-      </w:r>
-      <w:proofErr w:type="spellStart"/>
-      <w:r>
-        <w:t>tempus</w:t>
-      </w:r>
-      <w:proofErr w:type="spellEnd"/>
-      <w:r>
-        <w:t xml:space="preserve"> </w:t>
-      </w:r>
-      <w:proofErr w:type="spellStart"/>
-      <w:r>
-        <w:t>nunc</w:t>
-      </w:r>
-      <w:proofErr w:type="spellEnd"/>
-      <w:r>
-        <w:t xml:space="preserve">. </w:t>
-      </w:r>
-      <w:proofErr w:type="spellStart"/>
-      <w:r>
-        <w:t>Vestibulum</w:t>
-      </w:r>
-      <w:proofErr w:type="spellEnd"/>
-      <w:r>
-        <w:t xml:space="preserve"> </w:t>
-      </w:r>
-      <w:proofErr w:type="spellStart"/>
-      <w:r>
-        <w:t>orci</w:t>
-      </w:r>
-      <w:proofErr w:type="spellEnd"/>
-      <w:r>
-        <w:t xml:space="preserve"> </w:t>
-      </w:r>
-      <w:proofErr w:type="spellStart"/>
-      <w:r>
-        <w:t>velit</w:t>
-      </w:r>
-      <w:proofErr w:type="spellEnd"/>
-      <w:r>
-        <w:t xml:space="preserve">, </w:t>
-      </w:r>
-      <w:proofErr w:type="spellStart"/>
-      <w:r>
-        <w:t>lobortis</w:t>
-      </w:r>
-      <w:proofErr w:type="spellEnd"/>
-      <w:r>
-        <w:t xml:space="preserve"> </w:t>
-      </w:r>
-      <w:proofErr w:type="spellStart"/>
-      <w:r>
-        <w:t>eu</w:t>
-      </w:r>
-      <w:proofErr w:type="spellEnd"/>
-      <w:r>
-        <w:t xml:space="preserve"> </w:t>
-      </w:r>
-      <w:proofErr w:type="spellStart"/>
-      <w:r>
-        <w:t>purus</w:t>
-      </w:r>
-      <w:proofErr w:type="spellEnd"/>
-      <w:r>
-        <w:t xml:space="preserve"> </w:t>
-      </w:r>
-      <w:proofErr w:type="spellStart"/>
-      <w:r>
-        <w:t>ut</w:t>
-      </w:r>
-      <w:proofErr w:type="spellEnd"/>
-      <w:r>
-        <w:t xml:space="preserve">, </w:t>
-      </w:r>
-      <w:proofErr w:type="spellStart"/>
-      <w:r>
-        <w:t>finibus</w:t>
-      </w:r>
-      <w:proofErr w:type="spellEnd"/>
-      <w:r>
-        <w:t xml:space="preserve"> </w:t>
-      </w:r>
-      <w:proofErr w:type="spellStart"/>
-      <w:r>
-        <w:t>aliquam</w:t>
-      </w:r>
-      <w:proofErr w:type="spellEnd"/>
-      <w:r>
-        <w:t xml:space="preserve"> </w:t>
-      </w:r>
-      <w:proofErr w:type="spellStart"/>
-      <w:r>
-        <w:t>dui</w:t>
-      </w:r>
-      <w:proofErr w:type="spellEnd"/>
-      <w:r>
-        <w:t xml:space="preserve">. </w:t>
-      </w:r>
-      <w:proofErr w:type="spellStart"/>
-      <w:r>
-        <w:t>Pellentesque</w:t>
-      </w:r>
-      <w:proofErr w:type="spellEnd"/>
-      <w:r>
-        <w:t xml:space="preserve"> </w:t>
-      </w:r>
-      <w:proofErr w:type="spellStart"/>
-      <w:r>
-        <w:t>sit</w:t>
-      </w:r>
-      <w:proofErr w:type="spellEnd"/>
-      <w:r>
-        <w:t xml:space="preserve"> </w:t>
-      </w:r>
-      <w:proofErr w:type="spellStart"/>
-      <w:r>
-        <w:t>amet</w:t>
-      </w:r>
-      <w:proofErr w:type="spellEnd"/>
-      <w:r>
-        <w:t xml:space="preserve"> </w:t>
-      </w:r>
-      <w:proofErr w:type="spellStart"/>
-      <w:r>
-        <w:t>accumsan</w:t>
-      </w:r>
-      <w:proofErr w:type="spellEnd"/>
-      <w:r>
-        <w:t xml:space="preserve"> </w:t>
-      </w:r>
-      <w:proofErr w:type="spellStart"/>
-      <w:r>
-        <w:t>tortor</w:t>
-      </w:r>
-      <w:proofErr w:type="spellEnd"/>
-      <w:r>
-        <w:t xml:space="preserve">. </w:t>
-      </w:r>
-      <w:proofErr w:type="spellStart"/>
-      <w:r>
-        <w:t>Morbi</w:t>
-      </w:r>
-      <w:proofErr w:type="spellEnd"/>
-      <w:r>
-        <w:t xml:space="preserve"> </w:t>
-      </w:r>
-      <w:proofErr w:type="spellStart"/>
-      <w:r>
-        <w:t>nunc</w:t>
-      </w:r>
-      <w:proofErr w:type="spellEnd"/>
-      <w:r>
-        <w:t xml:space="preserve"> </w:t>
-      </w:r>
-      <w:proofErr w:type="spellStart"/>
-      <w:r>
-        <w:t>leo</w:t>
-      </w:r>
-      <w:proofErr w:type="spellEnd"/>
-      <w:r>
-        <w:t xml:space="preserve">, </w:t>
-      </w:r>
-      <w:proofErr w:type="spellStart"/>
-      <w:r>
-        <w:t>suscipit</w:t>
-      </w:r>
-      <w:proofErr w:type="spellEnd"/>
-      <w:r>
-        <w:t xml:space="preserve"> </w:t>
-      </w:r>
-      <w:proofErr w:type="spellStart"/>
-      <w:r>
-        <w:t>sit</w:t>
-      </w:r>
-      <w:proofErr w:type="spellEnd"/>
-      <w:r>
-        <w:t xml:space="preserve"> </w:t>
-      </w:r>
-      <w:proofErr w:type="spellStart"/>
-      <w:r>
-        <w:t>amet</w:t>
-      </w:r>
-      <w:proofErr w:type="spellEnd"/>
-      <w:r>
-        <w:t xml:space="preserve"> </w:t>
-      </w:r>
-      <w:proofErr w:type="spellStart"/>
-      <w:r>
-        <w:t>erat</w:t>
-      </w:r>
-      <w:proofErr w:type="spellEnd"/>
-      <w:r>
-        <w:t xml:space="preserve"> </w:t>
-      </w:r>
-      <w:proofErr w:type="spellStart"/>
-      <w:r>
-        <w:t>eu</w:t>
-      </w:r>
-      <w:proofErr w:type="spellEnd"/>
-      <w:r>
-        <w:t xml:space="preserve">, </w:t>
-      </w:r>
-      <w:proofErr w:type="spellStart"/>
-      <w:r>
-        <w:t>fermentum</w:t>
-      </w:r>
-      <w:proofErr w:type="spellEnd"/>
-      <w:r>
-        <w:t xml:space="preserve"> </w:t>
-      </w:r>
-      <w:proofErr w:type="spellStart"/>
-      <w:r>
-        <w:t>lacinia</w:t>
-      </w:r>
-      <w:proofErr w:type="spellEnd"/>
-      <w:r>
-        <w:t xml:space="preserve"> </w:t>
-      </w:r>
-      <w:proofErr w:type="spellStart"/>
-      <w:r>
-        <w:t>augue</w:t>
-      </w:r>
-      <w:proofErr w:type="spellEnd"/>
-      <w:r>
-        <w:t xml:space="preserve">. </w:t>
-      </w:r>
-      <w:proofErr w:type="spellStart"/>
-      <w:r>
-        <w:t>Nam</w:t>
-      </w:r>
-      <w:proofErr w:type="spellEnd"/>
-      <w:r>
-        <w:t xml:space="preserve"> </w:t>
-      </w:r>
-      <w:proofErr w:type="spellStart"/>
-      <w:r>
-        <w:t>eget</w:t>
-      </w:r>
-      <w:proofErr w:type="spellEnd"/>
-      <w:r>
-        <w:t xml:space="preserve"> </w:t>
-      </w:r>
-      <w:proofErr w:type="spellStart"/>
-      <w:r>
-        <w:t>tristique</w:t>
-      </w:r>
-      <w:proofErr w:type="spellEnd"/>
-      <w:r>
-        <w:t xml:space="preserve"> </w:t>
-      </w:r>
-      <w:proofErr w:type="spellStart"/>
-      <w:r>
-        <w:t>nisi</w:t>
-      </w:r>
-      <w:proofErr w:type="spellEnd"/>
-      <w:r>
-        <w:t xml:space="preserve">, at </w:t>
-      </w:r>
-      <w:proofErr w:type="spellStart"/>
-      <w:r>
-        <w:t>finibus</w:t>
-      </w:r>
-      <w:proofErr w:type="spellEnd"/>
-      <w:r>
-        <w:t xml:space="preserve"> </w:t>
-      </w:r>
-      <w:proofErr w:type="spellStart"/>
-      <w:r>
-        <w:t>velit</w:t>
-      </w:r>
-      <w:proofErr w:type="spellEnd"/>
-      <w:r>
-        <w:t xml:space="preserve">. </w:t>
-      </w:r>
-      <w:proofErr w:type="spellStart"/>
-      <w:r>
-        <w:t>Vestibulum</w:t>
-      </w:r>
-      <w:proofErr w:type="spellEnd"/>
-      <w:r>
-        <w:t xml:space="preserve"> </w:t>
-      </w:r>
-      <w:proofErr w:type="spellStart"/>
-      <w:r>
-        <w:t>porttitor</w:t>
-      </w:r>
-      <w:proofErr w:type="spellEnd"/>
-      <w:r>
-        <w:t xml:space="preserve"> </w:t>
-      </w:r>
-      <w:proofErr w:type="spellStart"/>
-      <w:r>
-        <w:t>molestie</w:t>
-      </w:r>
-      <w:proofErr w:type="spellEnd"/>
-      <w:r>
-        <w:t xml:space="preserve"> </w:t>
-      </w:r>
-      <w:proofErr w:type="spellStart"/>
-      <w:r>
-        <w:t>nisl</w:t>
-      </w:r>
-      <w:proofErr w:type="spellEnd"/>
-      <w:r>
-        <w:t xml:space="preserve">. Sed </w:t>
-      </w:r>
-      <w:proofErr w:type="spellStart"/>
-      <w:r>
-        <w:t>pharetra</w:t>
-      </w:r>
-      <w:proofErr w:type="spellEnd"/>
-      <w:r>
-        <w:t xml:space="preserve"> </w:t>
-      </w:r>
-      <w:proofErr w:type="spellStart"/>
-      <w:r>
-        <w:t>rutrum</w:t>
-      </w:r>
-      <w:proofErr w:type="spellEnd"/>
-      <w:r>
-        <w:t xml:space="preserve"> </w:t>
-      </w:r>
-      <w:proofErr w:type="spellStart"/>
-      <w:r>
-        <w:t>odio</w:t>
-      </w:r>
-      <w:proofErr w:type="spellEnd"/>
-      <w:r>
-        <w:t xml:space="preserve">, </w:t>
-      </w:r>
-      <w:proofErr w:type="spellStart"/>
-      <w:r>
-        <w:t>sit</w:t>
-      </w:r>
-      <w:proofErr w:type="spellEnd"/>
-      <w:r>
-        <w:t xml:space="preserve"> </w:t>
-      </w:r>
-      <w:proofErr w:type="spellStart"/>
-      <w:r>
-        <w:t>amet</w:t>
-      </w:r>
-      <w:proofErr w:type="spellEnd"/>
-      <w:r>
-        <w:t xml:space="preserve"> </w:t>
-      </w:r>
-      <w:proofErr w:type="spellStart"/>
-      <w:r>
-        <w:t>vulputate</w:t>
-      </w:r>
-      <w:proofErr w:type="spellEnd"/>
-      <w:r>
-        <w:t xml:space="preserve"> urna </w:t>
-      </w:r>
-      <w:proofErr w:type="spellStart"/>
-      <w:r>
-        <w:t>pharetra</w:t>
-      </w:r>
-      <w:proofErr w:type="spellEnd"/>
-      <w:r>
-        <w:t xml:space="preserve"> </w:t>
-      </w:r>
-      <w:proofErr w:type="spellStart"/>
-      <w:r>
-        <w:t>non</w:t>
-      </w:r>
-      <w:proofErr w:type="spellEnd"/>
-      <w:r>
-        <w:t xml:space="preserve">. </w:t>
-      </w:r>
-      <w:proofErr w:type="spellStart"/>
-      <w:r>
-        <w:t>Vivamus</w:t>
-      </w:r>
-      <w:proofErr w:type="spellEnd"/>
-      <w:r>
-        <w:t xml:space="preserve"> </w:t>
-      </w:r>
-      <w:proofErr w:type="spellStart"/>
-      <w:r>
-        <w:t>commodo</w:t>
-      </w:r>
-      <w:proofErr w:type="spellEnd"/>
-      <w:r>
-        <w:t xml:space="preserve"> </w:t>
-      </w:r>
-      <w:proofErr w:type="spellStart"/>
-      <w:r>
-        <w:t>tempor</w:t>
-      </w:r>
-      <w:proofErr w:type="spellEnd"/>
-      <w:r>
-        <w:t xml:space="preserve"> </w:t>
-      </w:r>
-      <w:proofErr w:type="spellStart"/>
-      <w:r>
-        <w:t>nibh</w:t>
-      </w:r>
-      <w:proofErr w:type="spellEnd"/>
-      <w:r>
-        <w:t xml:space="preserve"> </w:t>
-      </w:r>
-      <w:proofErr w:type="spellStart"/>
-      <w:r>
-        <w:t>ut</w:t>
-      </w:r>
-      <w:proofErr w:type="spellEnd"/>
-      <w:r>
-        <w:t xml:space="preserve"> </w:t>
-      </w:r>
-      <w:proofErr w:type="spellStart"/>
-      <w:r>
-        <w:t>semper</w:t>
-      </w:r>
-      <w:proofErr w:type="spellEnd"/>
-      <w:r>
-        <w:t xml:space="preserve">. </w:t>
-      </w:r>
-      <w:proofErr w:type="spellStart"/>
-      <w:r>
-        <w:t>Mauris</w:t>
-      </w:r>
-      <w:proofErr w:type="spellEnd"/>
-      <w:r>
-        <w:t xml:space="preserve"> </w:t>
-      </w:r>
-      <w:proofErr w:type="spellStart"/>
-      <w:r>
-        <w:t>varius</w:t>
-      </w:r>
-      <w:proofErr w:type="spellEnd"/>
-      <w:r>
-        <w:t xml:space="preserve"> </w:t>
-      </w:r>
-      <w:proofErr w:type="spellStart"/>
-      <w:r>
-        <w:t>eu</w:t>
-      </w:r>
-      <w:proofErr w:type="spellEnd"/>
-      <w:r>
-        <w:t xml:space="preserve"> </w:t>
-      </w:r>
-      <w:proofErr w:type="spellStart"/>
-      <w:r>
-        <w:t>tortor</w:t>
-      </w:r>
-      <w:proofErr w:type="spellEnd"/>
-      <w:r>
-        <w:t xml:space="preserve"> </w:t>
-      </w:r>
-      <w:proofErr w:type="spellStart"/>
-      <w:r>
-        <w:t>non</w:t>
-      </w:r>
-      <w:proofErr w:type="spellEnd"/>
-      <w:r>
-        <w:t xml:space="preserve"> </w:t>
-      </w:r>
-      <w:proofErr w:type="spellStart"/>
-      <w:r>
-        <w:t>suscipit</w:t>
-      </w:r>
-      <w:proofErr w:type="spellEnd"/>
-      <w:r>
-        <w:t xml:space="preserve">. </w:t>
-      </w:r>
-      <w:proofErr w:type="spellStart"/>
-      <w:r>
-        <w:t>Nullam</w:t>
-      </w:r>
-      <w:proofErr w:type="spellEnd"/>
-      <w:r>
-        <w:t xml:space="preserve"> </w:t>
-      </w:r>
-      <w:proofErr w:type="spellStart"/>
-      <w:r>
-        <w:t>eleifend</w:t>
-      </w:r>
-      <w:proofErr w:type="spellEnd"/>
-      <w:r>
-        <w:t xml:space="preserve"> </w:t>
-      </w:r>
-      <w:proofErr w:type="spellStart"/>
-      <w:r>
-        <w:t>non</w:t>
-      </w:r>
-      <w:proofErr w:type="spellEnd"/>
-      <w:r>
-        <w:t xml:space="preserve"> </w:t>
-      </w:r>
-      <w:proofErr w:type="spellStart"/>
-      <w:r>
-        <w:t>enim</w:t>
-      </w:r>
-      <w:proofErr w:type="spellEnd"/>
-      <w:r>
-        <w:t xml:space="preserve"> </w:t>
-      </w:r>
-      <w:proofErr w:type="spellStart"/>
-      <w:r>
-        <w:t>tincidunt</w:t>
-      </w:r>
-      <w:proofErr w:type="spellEnd"/>
-      <w:r>
-        <w:t xml:space="preserve"> porta.</w:t>
-      </w:r>
-    </w:p>
-    <w:p>
-      <w:pPr>
-        <w:pStyle w:val="Text"/>
-      </w:pPr>
-      <w:proofErr w:type="spellStart"/>
-      <w:r>
-        <w:t>Suspendisse</w:t>
-      </w:r>
-      <w:proofErr w:type="spellEnd"/>
-      <w:r>
-        <w:t xml:space="preserve"> </w:t>
-      </w:r>
-      <w:proofErr w:type="spellStart"/>
-      <w:r>
-        <w:t>consequat</w:t>
-      </w:r>
-      <w:proofErr w:type="spellEnd"/>
-      <w:r>
-        <w:t xml:space="preserve"> </w:t>
-      </w:r>
-      <w:proofErr w:type="spellStart"/>
-      <w:r>
-        <w:t>quam</w:t>
-      </w:r>
-      <w:proofErr w:type="spellEnd"/>
-      <w:r>
-        <w:t xml:space="preserve"> </w:t>
-      </w:r>
-      <w:proofErr w:type="spellStart"/>
-      <w:r>
-        <w:t>ac</w:t>
-      </w:r>
-      <w:proofErr w:type="spellEnd"/>
-      <w:r>
-        <w:t xml:space="preserve"> </w:t>
-      </w:r>
-      <w:proofErr w:type="spellStart"/>
-      <w:r>
-        <w:t>consectetur</w:t>
-      </w:r>
-      <w:proofErr w:type="spellEnd"/>
-      <w:r>
-        <w:t xml:space="preserve"> </w:t>
-      </w:r>
-      <w:proofErr w:type="spellStart"/>
-      <w:r>
-        <w:t>malesuada</w:t>
-      </w:r>
-      <w:proofErr w:type="spellEnd"/>
-      <w:r>
-        <w:t xml:space="preserve">. </w:t>
-      </w:r>
-      <w:proofErr w:type="spellStart"/>
-      <w:r>
-        <w:t>Lorem</w:t>
-      </w:r>
-      <w:proofErr w:type="spellEnd"/>
-      <w:r>
-        <w:t xml:space="preserve"> </w:t>
-      </w:r>
-      <w:proofErr w:type="spellStart"/>
-      <w:r>
-        <w:t>ipsum</w:t>
-      </w:r>
-      <w:proofErr w:type="spellEnd"/>
-      <w:r>
-        <w:t xml:space="preserve"> </w:t>
-      </w:r>
-      <w:proofErr w:type="spellStart"/>
-      <w:r>
-        <w:t>dolor</w:t>
-      </w:r>
-      <w:proofErr w:type="spellEnd"/>
-      <w:r>
-        <w:t xml:space="preserve"> </w:t>
-      </w:r>
-      <w:proofErr w:type="spellStart"/>
-      <w:r>
-        <w:t>sit</w:t>
-      </w:r>
-      <w:proofErr w:type="spellEnd"/>
-      <w:r>
-        <w:t xml:space="preserve"> </w:t>
-      </w:r>
-      <w:proofErr w:type="spellStart"/>
-      <w:r>
-        <w:t>amet</w:t>
-      </w:r>
-      <w:proofErr w:type="spellEnd"/>
-      <w:r>
-        <w:t xml:space="preserve">, </w:t>
-      </w:r>
-      <w:proofErr w:type="spellStart"/>
-      <w:r>
-        <w:t>consectetur</w:t>
-      </w:r>
-      <w:proofErr w:type="spellEnd"/>
-      <w:r>
-        <w:t xml:space="preserve"> </w:t>
-      </w:r>
-      <w:proofErr w:type="spellStart"/>
-      <w:r>
-        <w:t>adipiscing</w:t>
-      </w:r>
-      <w:proofErr w:type="spellEnd"/>
-      <w:r>
-        <w:t xml:space="preserve"> </w:t>
-      </w:r>
-      <w:proofErr w:type="spellStart"/>
-      <w:r>
-        <w:t>elit</w:t>
-      </w:r>
-      <w:proofErr w:type="spellEnd"/>
-      <w:r>
-        <w:t xml:space="preserve">. </w:t>
-      </w:r>
-      <w:proofErr w:type="spellStart"/>
-      <w:r>
-        <w:t>Aliquam</w:t>
-      </w:r>
-      <w:proofErr w:type="spellEnd"/>
-      <w:r>
-        <w:t xml:space="preserve"> ac </w:t>
-      </w:r>
-      <w:proofErr w:type="spellStart"/>
-      <w:r>
-        <w:t>aliquam</w:t>
-      </w:r>
-      <w:proofErr w:type="spellEnd"/>
-      <w:r>
-        <w:t xml:space="preserve"> </w:t>
-      </w:r>
-      <w:proofErr w:type="spellStart"/>
-      <w:r>
-        <w:t>tellus</w:t>
-      </w:r>
-      <w:proofErr w:type="spellEnd"/>
-      <w:r>
-        <w:t xml:space="preserve">. </w:t>
-      </w:r>
-      <w:proofErr w:type="spellStart"/>
-      <w:r>
-        <w:t>Quisque</w:t>
-      </w:r>
-      <w:proofErr w:type="spellEnd"/>
-      <w:r>
-        <w:t xml:space="preserve"> vitae </w:t>
-      </w:r>
-      <w:proofErr w:type="spellStart"/>
-      <w:r>
-        <w:t>ante</w:t>
-      </w:r>
-      <w:proofErr w:type="spellEnd"/>
-      <w:r>
-        <w:t xml:space="preserve"> </w:t>
-      </w:r>
-      <w:proofErr w:type="spellStart"/>
-      <w:r>
-        <w:t>nibh</w:t>
-      </w:r>
-      <w:proofErr w:type="spellEnd"/>
-      <w:r>
-        <w:t xml:space="preserve">. </w:t>
-      </w:r>
-      <w:proofErr w:type="spellStart"/>
-      <w:r>
-        <w:t>Maecenas</w:t>
-      </w:r>
-      <w:proofErr w:type="spellEnd"/>
-      <w:r>
-        <w:t xml:space="preserve"> </w:t>
-      </w:r>
-      <w:proofErr w:type="spellStart"/>
-      <w:r>
-        <w:t>ac</w:t>
-      </w:r>
-      <w:proofErr w:type="spellEnd"/>
-      <w:r>
-        <w:t xml:space="preserve"> </w:t>
-      </w:r>
-      <w:proofErr w:type="spellStart"/>
-      <w:r>
-        <w:t>tortor</w:t>
-      </w:r>
-      <w:proofErr w:type="spellEnd"/>
-      <w:r>
-        <w:t xml:space="preserve"> </w:t>
-      </w:r>
-      <w:proofErr w:type="spellStart"/>
-      <w:r>
-        <w:t>leo</w:t>
-      </w:r>
-      <w:proofErr w:type="spellEnd"/>
-      <w:r>
-        <w:t xml:space="preserve">. </w:t>
-      </w:r>
-      <w:proofErr w:type="spellStart"/>
-      <w:r>
-        <w:t>Pellentesque</w:t>
-      </w:r>
-      <w:proofErr w:type="spellEnd"/>
-      <w:r>
-        <w:t xml:space="preserve"> </w:t>
-      </w:r>
-      <w:proofErr w:type="spellStart"/>
-      <w:r>
-        <w:t>mattis</w:t>
-      </w:r>
-      <w:proofErr w:type="spellEnd"/>
-      <w:r>
-        <w:t xml:space="preserve"> </w:t>
-      </w:r>
-      <w:proofErr w:type="spellStart"/>
-      <w:r>
-        <w:t>lectus</w:t>
-      </w:r>
-      <w:proofErr w:type="spellEnd"/>
-      <w:r>
-        <w:t xml:space="preserve"> </w:t>
-      </w:r>
-      <w:proofErr w:type="spellStart"/>
-      <w:r>
-        <w:t>ultrices</w:t>
-      </w:r>
-      <w:proofErr w:type="spellEnd"/>
-      <w:r>
-        <w:t xml:space="preserve"> </w:t>
-      </w:r>
-      <w:proofErr w:type="spellStart"/>
-      <w:r>
-        <w:t>congue</w:t>
-      </w:r>
-      <w:proofErr w:type="spellEnd"/>
-      <w:r>
-        <w:t xml:space="preserve"> </w:t>
-      </w:r>
-      <w:proofErr w:type="spellStart"/>
-      <w:r>
-        <w:t>sollicitudin</w:t>
-      </w:r>
-      <w:proofErr w:type="spellEnd"/>
-      <w:r>
-        <w:t xml:space="preserve">. </w:t>
-      </w:r>
-      <w:proofErr w:type="spellStart"/>
-      <w:r>
-        <w:t>Interdum</w:t>
-      </w:r>
-      <w:proofErr w:type="spellEnd"/>
-      <w:r>
-        <w:t xml:space="preserve"> et </w:t>
-      </w:r>
-      <w:proofErr w:type="spellStart"/>
-      <w:r>
-        <w:t>malesuada</w:t>
-      </w:r>
-      <w:proofErr w:type="spellEnd"/>
-      <w:r>
-        <w:t xml:space="preserve"> </w:t>
-      </w:r>
-      <w:proofErr w:type="spellStart"/>
-      <w:r>
-        <w:t>fames</w:t>
-      </w:r>
-      <w:proofErr w:type="spellEnd"/>
-      <w:r>
-        <w:t xml:space="preserve"> </w:t>
-      </w:r>
-      <w:proofErr w:type="spellStart"/>
-      <w:r>
-        <w:t>ac</w:t>
-      </w:r>
-      <w:proofErr w:type="spellEnd"/>
-      <w:r>
-        <w:t xml:space="preserve"> </w:t>
-      </w:r>
-      <w:proofErr w:type="spellStart"/>
-      <w:r>
-        <w:t>ante</w:t>
-      </w:r>
-      <w:proofErr w:type="spellEnd"/>
-      <w:r>
-        <w:t xml:space="preserve"> </w:t>
-      </w:r>
-      <w:proofErr w:type="spellStart"/>
-      <w:r>
-        <w:t>ipsum</w:t>
-      </w:r>
-      <w:proofErr w:type="spellEnd"/>
-      <w:r>
-        <w:t xml:space="preserve"> </w:t>
-      </w:r>
-      <w:proofErr w:type="spellStart"/>
-      <w:r>
-        <w:t>primis</w:t>
-      </w:r>
-      <w:proofErr w:type="spellEnd"/>
-      <w:r>
-        <w:t xml:space="preserve"> in </w:t>
-      </w:r>
-      <w:proofErr w:type="spellStart"/>
-      <w:r>
-        <w:t>faucibus</w:t>
-      </w:r>
-      <w:proofErr w:type="spellEnd"/>
-      <w:r>
-        <w:t xml:space="preserve">. Sed </w:t>
-      </w:r>
-      <w:proofErr w:type="spellStart"/>
-      <w:r>
-        <w:t>mollis</w:t>
-      </w:r>
-      <w:proofErr w:type="spellEnd"/>
-      <w:r>
-        <w:t xml:space="preserve"> </w:t>
-      </w:r>
-      <w:proofErr w:type="spellStart"/>
-      <w:r>
-        <w:t>massa</w:t>
-      </w:r>
-      <w:proofErr w:type="spellEnd"/>
-      <w:r>
-        <w:t xml:space="preserve"> </w:t>
-      </w:r>
-      <w:proofErr w:type="spellStart"/>
-      <w:r>
-        <w:t>quis</w:t>
-      </w:r>
-      <w:proofErr w:type="spellEnd"/>
-      <w:r>
-        <w:t xml:space="preserve"> </w:t>
-      </w:r>
-      <w:proofErr w:type="spellStart"/>
-      <w:r>
-        <w:t>dui</w:t>
-      </w:r>
-      <w:proofErr w:type="spellEnd"/>
-      <w:r>
-        <w:t xml:space="preserve"> </w:t>
-      </w:r>
-      <w:proofErr w:type="spellStart"/>
-      <w:r>
-        <w:t>volutpat</w:t>
-      </w:r>
-      <w:proofErr w:type="spellEnd"/>
-      <w:r>
-        <w:t xml:space="preserve"> </w:t>
-      </w:r>
-      <w:proofErr w:type="spellStart"/>
-      <w:r>
-        <w:t>consequat</w:t>
-      </w:r>
-      <w:proofErr w:type="spellEnd"/>
-      <w:r>
-        <w:t xml:space="preserve">. </w:t>
-      </w:r>
-      <w:proofErr w:type="spellStart"/>
-      <w:r>
-        <w:t>Mauris</w:t>
-      </w:r>
-      <w:proofErr w:type="spellEnd"/>
-      <w:r>
-        <w:t xml:space="preserve"> </w:t>
-      </w:r>
-      <w:proofErr w:type="spellStart"/>
-      <w:r>
-        <w:t>rhoncus</w:t>
-      </w:r>
-      <w:proofErr w:type="spellEnd"/>
-      <w:r>
-        <w:t xml:space="preserve"> </w:t>
-      </w:r>
-      <w:proofErr w:type="spellStart"/>
-      <w:r>
-        <w:t>tellus</w:t>
-      </w:r>
-      <w:proofErr w:type="spellEnd"/>
-      <w:r>
-        <w:t xml:space="preserve"> </w:t>
-      </w:r>
-      <w:proofErr w:type="spellStart"/>
-      <w:r>
-        <w:t>ut</w:t>
-      </w:r>
-      <w:proofErr w:type="spellEnd"/>
-      <w:r>
-        <w:t xml:space="preserve"> </w:t>
-      </w:r>
-      <w:proofErr w:type="spellStart"/>
-      <w:r>
-        <w:t>rhoncus</w:t>
-      </w:r>
-      <w:proofErr w:type="spellEnd"/>
-      <w:r>
-        <w:t xml:space="preserve"> </w:t>
-      </w:r>
-      <w:proofErr w:type="spellStart"/>
-      <w:r>
-        <w:t>accumsan</w:t>
-      </w:r>
-      <w:proofErr w:type="spellEnd"/>
-      <w:r>
-        <w:t xml:space="preserve">. </w:t>
-      </w:r>
-      <w:proofErr w:type="spellStart"/>
-      <w:r>
-        <w:t>Donec</w:t>
-      </w:r>
-      <w:proofErr w:type="spellEnd"/>
-      <w:r>
-        <w:t xml:space="preserve"> </w:t>
-      </w:r>
-      <w:proofErr w:type="spellStart"/>
-      <w:r>
-        <w:t>rhoncus</w:t>
-      </w:r>
-      <w:proofErr w:type="spellEnd"/>
-      <w:r>
-        <w:t xml:space="preserve"> </w:t>
-      </w:r>
-      <w:proofErr w:type="spellStart"/>
-      <w:r>
-        <w:t>euismod</w:t>
-      </w:r>
-      <w:proofErr w:type="spellEnd"/>
-      <w:r>
-        <w:t xml:space="preserve"> </w:t>
-      </w:r>
-      <w:proofErr w:type="spellStart"/>
-      <w:r>
-        <w:t>nisl</w:t>
-      </w:r>
-      <w:proofErr w:type="spellEnd"/>
-      <w:r>
-        <w:t xml:space="preserve"> </w:t>
-      </w:r>
-      <w:proofErr w:type="spellStart"/>
-      <w:r>
-        <w:t>eget</w:t>
-      </w:r>
-      <w:proofErr w:type="spellEnd"/>
-      <w:r>
-        <w:t xml:space="preserve"> </w:t>
-      </w:r>
-      <w:proofErr w:type="spellStart"/>
-      <w:r>
-        <w:t>mollis</w:t>
-      </w:r>
-      <w:proofErr w:type="spellEnd"/>
-      <w:r>
-        <w:t xml:space="preserve">. </w:t>
-      </w:r>
-      <w:proofErr w:type="spellStart"/>
-      <w:r>
-        <w:t>Donec</w:t>
-      </w:r>
-      <w:proofErr w:type="spellEnd"/>
-      <w:r>
-        <w:t xml:space="preserve"> vitae </w:t>
-      </w:r>
-      <w:proofErr w:type="spellStart"/>
-      <w:r>
-        <w:t>nibh</w:t>
-      </w:r>
-      <w:proofErr w:type="spellEnd"/>
-      <w:r>
-        <w:t xml:space="preserve"> </w:t>
-      </w:r>
-      <w:proofErr w:type="spellStart"/>
-      <w:r>
-        <w:t>ipsum</w:t>
-      </w:r>
-      <w:proofErr w:type="spellEnd"/>
-      <w:r>
-        <w:t xml:space="preserve">. </w:t>
-      </w:r>
-      <w:proofErr w:type="spellStart"/>
-      <w:r>
-        <w:t>Curabitur</w:t>
-      </w:r>
-      <w:proofErr w:type="spellEnd"/>
-      <w:r>
-        <w:t xml:space="preserve"> </w:t>
-      </w:r>
-      <w:proofErr w:type="spellStart"/>
-      <w:r>
-        <w:t>porttitor</w:t>
-      </w:r>
-      <w:proofErr w:type="spellEnd"/>
-      <w:r>
-        <w:t xml:space="preserve"> </w:t>
-      </w:r>
-      <w:proofErr w:type="spellStart"/>
-      <w:r>
-        <w:t>eget</w:t>
-      </w:r>
-      <w:proofErr w:type="spellEnd"/>
-      <w:r>
-        <w:t xml:space="preserve"> </w:t>
-      </w:r>
-      <w:proofErr w:type="spellStart"/>
-      <w:r>
-        <w:t>justo</w:t>
-      </w:r>
-      <w:proofErr w:type="spellEnd"/>
-      <w:r>
-        <w:t xml:space="preserve"> vitae </w:t>
-      </w:r>
-      <w:proofErr w:type="spellStart"/>
-      <w:r>
-        <w:t>porttitor</w:t>
-      </w:r>
-      <w:proofErr w:type="spellEnd"/>
-      <w:r>
-        <w:t>.</w:t>
-      </w:r>
-    </w:p>
-    <w:p>
-      <w:pPr>
-        <w:pStyle w:val="Nadpis2"/>
-      </w:pPr>
-      <w:bookmarkStart w:id="9" w:name="_Toc243399342"/>
-      <w:r>
-        <w:t>Nadpis sekcie</w:t>
-      </w:r>
-      <w:bookmarkEnd w:id="9"/>
-    </w:p>
-    <w:p>
-      <w:pPr>
-        <w:pStyle w:val="Bezriadkovania"/>
-      </w:pPr>
-      <w:proofErr w:type="spellStart"/>
-      <w:r>
-        <w:t>Quisque</w:t>
-      </w:r>
-      <w:proofErr w:type="spellEnd"/>
-      <w:r>
-        <w:t xml:space="preserve"> </w:t>
-      </w:r>
-      <w:proofErr w:type="spellStart"/>
-      <w:r>
-        <w:t>aliquam</w:t>
-      </w:r>
-      <w:proofErr w:type="spellEnd"/>
-      <w:r>
-        <w:t xml:space="preserve"> id ex et </w:t>
-      </w:r>
-      <w:proofErr w:type="spellStart"/>
-      <w:r>
-        <w:t>semper</w:t>
-      </w:r>
-      <w:proofErr w:type="spellEnd"/>
-      <w:r>
-        <w:t xml:space="preserve">. Sed </w:t>
-      </w:r>
-      <w:proofErr w:type="spellStart"/>
-      <w:r>
-        <w:t>ultricies</w:t>
-      </w:r>
-      <w:proofErr w:type="spellEnd"/>
-      <w:r>
-        <w:t xml:space="preserve"> </w:t>
-      </w:r>
-      <w:proofErr w:type="spellStart"/>
-      <w:r>
-        <w:t>pellentesque</w:t>
-      </w:r>
-      <w:proofErr w:type="spellEnd"/>
-      <w:r>
-        <w:t xml:space="preserve"> </w:t>
-      </w:r>
-      <w:proofErr w:type="spellStart"/>
-      <w:r>
-        <w:t>nisi</w:t>
-      </w:r>
-      <w:proofErr w:type="spellEnd"/>
-      <w:r>
-        <w:t xml:space="preserve"> id </w:t>
-      </w:r>
-      <w:proofErr w:type="spellStart"/>
-      <w:r>
-        <w:t>aliquam</w:t>
-      </w:r>
-      <w:proofErr w:type="spellEnd"/>
-      <w:r>
-        <w:t xml:space="preserve">. </w:t>
-      </w:r>
-      <w:proofErr w:type="spellStart"/>
-      <w:r>
-        <w:t>Maecenas</w:t>
-      </w:r>
-      <w:proofErr w:type="spellEnd"/>
-      <w:r>
-        <w:t xml:space="preserve"> </w:t>
-      </w:r>
-      <w:proofErr w:type="spellStart"/>
-      <w:r>
-        <w:t>cursus</w:t>
-      </w:r>
-      <w:proofErr w:type="spellEnd"/>
-      <w:r>
-        <w:t xml:space="preserve"> </w:t>
-      </w:r>
-      <w:proofErr w:type="spellStart"/>
-      <w:r>
-        <w:t>nisi</w:t>
-      </w:r>
-      <w:proofErr w:type="spellEnd"/>
-      <w:r>
-        <w:t xml:space="preserve"> </w:t>
-      </w:r>
-      <w:proofErr w:type="spellStart"/>
-      <w:r>
-        <w:t>tortor</w:t>
-      </w:r>
-      <w:proofErr w:type="spellEnd"/>
-      <w:r>
-        <w:t xml:space="preserve">, vitae </w:t>
-      </w:r>
-      <w:proofErr w:type="spellStart"/>
-      <w:r>
-        <w:t>tempus</w:t>
-      </w:r>
-      <w:proofErr w:type="spellEnd"/>
-      <w:r>
-        <w:t xml:space="preserve"> </w:t>
-      </w:r>
-      <w:proofErr w:type="spellStart"/>
-      <w:r>
-        <w:t>ante</w:t>
-      </w:r>
-      <w:proofErr w:type="spellEnd"/>
-      <w:r>
-        <w:t xml:space="preserve"> </w:t>
-      </w:r>
-      <w:proofErr w:type="spellStart"/>
-      <w:r>
-        <w:t>efficitur</w:t>
-      </w:r>
-      <w:proofErr w:type="spellEnd"/>
-      <w:r>
-        <w:t xml:space="preserve"> sed. </w:t>
-      </w:r>
-      <w:proofErr w:type="spellStart"/>
-      <w:r>
-        <w:t>Duis</w:t>
-      </w:r>
-      <w:proofErr w:type="spellEnd"/>
-      <w:r>
-        <w:t xml:space="preserve"> sed </w:t>
-      </w:r>
-      <w:proofErr w:type="spellStart"/>
-      <w:r>
-        <w:t>pulvinar</w:t>
-      </w:r>
-      <w:proofErr w:type="spellEnd"/>
-      <w:r>
-        <w:t xml:space="preserve"> </w:t>
-      </w:r>
-      <w:proofErr w:type="spellStart"/>
-      <w:r>
-        <w:t>est</w:t>
-      </w:r>
-      <w:proofErr w:type="spellEnd"/>
-      <w:r>
-        <w:t xml:space="preserve">. </w:t>
-      </w:r>
-      <w:proofErr w:type="spellStart"/>
-      <w:r>
-        <w:t>Etiam</w:t>
-      </w:r>
-      <w:proofErr w:type="spellEnd"/>
-      <w:r>
-        <w:t xml:space="preserve"> in </w:t>
-      </w:r>
-      <w:proofErr w:type="spellStart"/>
-      <w:r>
-        <w:t>dui</w:t>
-      </w:r>
-      <w:proofErr w:type="spellEnd"/>
-      <w:r>
-        <w:t xml:space="preserve"> </w:t>
-      </w:r>
-      <w:proofErr w:type="spellStart"/>
-      <w:r>
-        <w:t>orci</w:t>
-      </w:r>
-      <w:proofErr w:type="spellEnd"/>
-      <w:r>
-        <w:t xml:space="preserve">. </w:t>
-      </w:r>
-      <w:proofErr w:type="spellStart"/>
-      <w:r>
-        <w:t>Praesent</w:t>
-      </w:r>
-      <w:proofErr w:type="spellEnd"/>
-      <w:r>
-        <w:t xml:space="preserve"> id </w:t>
-      </w:r>
-      <w:proofErr w:type="spellStart"/>
-      <w:r>
-        <w:t>mollis</w:t>
-      </w:r>
-      <w:proofErr w:type="spellEnd"/>
-      <w:r>
-        <w:t xml:space="preserve"> </w:t>
-      </w:r>
-      <w:proofErr w:type="spellStart"/>
-      <w:r>
-        <w:t>nisi</w:t>
-      </w:r>
-      <w:proofErr w:type="spellEnd"/>
-      <w:r>
-        <w:t xml:space="preserve">, </w:t>
-      </w:r>
-      <w:proofErr w:type="spellStart"/>
-      <w:r>
-        <w:t>sit</w:t>
-      </w:r>
-      <w:proofErr w:type="spellEnd"/>
-      <w:r>
-        <w:t xml:space="preserve"> </w:t>
-      </w:r>
-      <w:proofErr w:type="spellStart"/>
-      <w:r>
-        <w:t>amet</w:t>
-      </w:r>
-      <w:proofErr w:type="spellEnd"/>
-      <w:r>
-        <w:t xml:space="preserve"> </w:t>
-      </w:r>
-      <w:proofErr w:type="spellStart"/>
-      <w:r>
-        <w:t>mattis</w:t>
-      </w:r>
-      <w:proofErr w:type="spellEnd"/>
-      <w:r>
-        <w:t xml:space="preserve"> </w:t>
-      </w:r>
-      <w:proofErr w:type="spellStart"/>
-      <w:r>
-        <w:t>velit</w:t>
-      </w:r>
-      <w:proofErr w:type="spellEnd"/>
-      <w:r>
-        <w:t xml:space="preserve">. </w:t>
-      </w:r>
-      <w:proofErr w:type="spellStart"/>
-      <w:r>
-        <w:t>Vestibulum</w:t>
-      </w:r>
-      <w:proofErr w:type="spellEnd"/>
-      <w:r>
-        <w:t xml:space="preserve"> </w:t>
-      </w:r>
-      <w:proofErr w:type="spellStart"/>
-      <w:r>
-        <w:t>feugiat</w:t>
-      </w:r>
-      <w:proofErr w:type="spellEnd"/>
-      <w:r>
-        <w:t xml:space="preserve"> </w:t>
-      </w:r>
-      <w:proofErr w:type="spellStart"/>
-      <w:r>
-        <w:t>nunc</w:t>
-      </w:r>
-      <w:proofErr w:type="spellEnd"/>
-      <w:r>
-        <w:t xml:space="preserve"> in </w:t>
-      </w:r>
-      <w:proofErr w:type="spellStart"/>
-      <w:r>
-        <w:t>justo</w:t>
-      </w:r>
-      <w:proofErr w:type="spellEnd"/>
-      <w:r>
-        <w:t xml:space="preserve"> </w:t>
-      </w:r>
-      <w:proofErr w:type="spellStart"/>
-      <w:r>
-        <w:t>vulputate</w:t>
-      </w:r>
-      <w:proofErr w:type="spellEnd"/>
-      <w:r>
-        <w:t xml:space="preserve"> </w:t>
-      </w:r>
-      <w:proofErr w:type="spellStart"/>
-      <w:r>
-        <w:t>semper</w:t>
-      </w:r>
-      <w:proofErr w:type="spellEnd"/>
-      <w:r>
-        <w:t xml:space="preserve">. </w:t>
-      </w:r>
-      <w:proofErr w:type="spellStart"/>
-      <w:r>
-        <w:t>Pellentesque</w:t>
-      </w:r>
-      <w:proofErr w:type="spellEnd"/>
-      <w:r>
-        <w:t xml:space="preserve"> eros </w:t>
-      </w:r>
-      <w:proofErr w:type="spellStart"/>
-      <w:r>
-        <w:t>tellus</w:t>
-      </w:r>
-      <w:proofErr w:type="spellEnd"/>
-      <w:r>
-        <w:t xml:space="preserve">, </w:t>
-      </w:r>
-      <w:proofErr w:type="spellStart"/>
-      <w:r>
-        <w:t>mattis</w:t>
-      </w:r>
-      <w:proofErr w:type="spellEnd"/>
-      <w:r>
-        <w:t xml:space="preserve"> </w:t>
-      </w:r>
-      <w:proofErr w:type="spellStart"/>
-      <w:r>
-        <w:t>nec</w:t>
-      </w:r>
-      <w:proofErr w:type="spellEnd"/>
-      <w:r>
-        <w:t xml:space="preserve"> </w:t>
-      </w:r>
-      <w:proofErr w:type="spellStart"/>
-      <w:r>
-        <w:t>nisi</w:t>
-      </w:r>
-      <w:proofErr w:type="spellEnd"/>
-      <w:r>
-        <w:t xml:space="preserve"> </w:t>
-      </w:r>
-      <w:proofErr w:type="spellStart"/>
-      <w:r>
-        <w:t>ut</w:t>
-      </w:r>
-      <w:proofErr w:type="spellEnd"/>
-      <w:r>
-        <w:t xml:space="preserve">, </w:t>
-      </w:r>
-      <w:proofErr w:type="spellStart"/>
-      <w:r>
-        <w:t>rutrum</w:t>
-      </w:r>
-      <w:proofErr w:type="spellEnd"/>
-      <w:r>
-        <w:t xml:space="preserve"> </w:t>
-      </w:r>
-      <w:proofErr w:type="spellStart"/>
-      <w:r>
-        <w:t>aliquam</w:t>
-      </w:r>
-      <w:proofErr w:type="spellEnd"/>
-      <w:r>
-        <w:t xml:space="preserve"> </w:t>
-      </w:r>
-      <w:proofErr w:type="spellStart"/>
-      <w:r>
-        <w:t>ligula</w:t>
-      </w:r>
-      <w:proofErr w:type="spellEnd"/>
-      <w:r>
-        <w:t xml:space="preserve">. </w:t>
-      </w:r>
-      <w:proofErr w:type="spellStart"/>
-      <w:r>
-        <w:t>Cras</w:t>
-      </w:r>
-      <w:proofErr w:type="spellEnd"/>
-      <w:r>
-        <w:t xml:space="preserve"> </w:t>
-      </w:r>
-      <w:proofErr w:type="spellStart"/>
-      <w:r>
-        <w:t>faucibus</w:t>
-      </w:r>
-      <w:proofErr w:type="spellEnd"/>
-      <w:r>
-        <w:t xml:space="preserve"> </w:t>
-      </w:r>
-      <w:proofErr w:type="spellStart"/>
-      <w:r>
-        <w:t>lacus</w:t>
-      </w:r>
-      <w:proofErr w:type="spellEnd"/>
-      <w:r>
-        <w:t xml:space="preserve"> vitae </w:t>
-      </w:r>
-      <w:proofErr w:type="spellStart"/>
-      <w:r>
-        <w:t>accumsan</w:t>
-      </w:r>
-      <w:proofErr w:type="spellEnd"/>
-      <w:r>
-        <w:t xml:space="preserve"> </w:t>
-      </w:r>
-      <w:proofErr w:type="spellStart"/>
-      <w:r>
-        <w:t>lacinia</w:t>
-      </w:r>
-      <w:proofErr w:type="spellEnd"/>
-      <w:r>
-        <w:t xml:space="preserve">. </w:t>
-      </w:r>
-      <w:proofErr w:type="spellStart"/>
-      <w:r>
-        <w:t>Integer</w:t>
-      </w:r>
-      <w:proofErr w:type="spellEnd"/>
-      <w:r>
-        <w:t xml:space="preserve"> </w:t>
-      </w:r>
-      <w:proofErr w:type="spellStart"/>
-      <w:r>
-        <w:t>vel</w:t>
-      </w:r>
-      <w:proofErr w:type="spellEnd"/>
-      <w:r>
-        <w:t xml:space="preserve"> </w:t>
-      </w:r>
-      <w:proofErr w:type="spellStart"/>
-      <w:r>
-        <w:t>risus</w:t>
-      </w:r>
-      <w:proofErr w:type="spellEnd"/>
-      <w:r>
-        <w:t xml:space="preserve"> libero. In </w:t>
-      </w:r>
-      <w:proofErr w:type="spellStart"/>
-      <w:r>
-        <w:t>sit</w:t>
-      </w:r>
-      <w:proofErr w:type="spellEnd"/>
-      <w:r>
-        <w:t xml:space="preserve"> </w:t>
-      </w:r>
-      <w:proofErr w:type="spellStart"/>
-      <w:r>
-        <w:t>amet</w:t>
-      </w:r>
-      <w:proofErr w:type="spellEnd"/>
-      <w:r>
-        <w:t xml:space="preserve"> </w:t>
-      </w:r>
-      <w:proofErr w:type="spellStart"/>
-      <w:r>
-        <w:t>vestibulum</w:t>
-      </w:r>
-      <w:proofErr w:type="spellEnd"/>
-      <w:r>
-        <w:t xml:space="preserve"> </w:t>
-      </w:r>
-      <w:proofErr w:type="spellStart"/>
-      <w:r>
-        <w:t>risus</w:t>
-      </w:r>
-      <w:proofErr w:type="spellEnd"/>
-      <w:r>
-        <w:t xml:space="preserve">, </w:t>
-      </w:r>
-      <w:proofErr w:type="spellStart"/>
-      <w:r>
-        <w:t>eget</w:t>
-      </w:r>
-      <w:proofErr w:type="spellEnd"/>
-      <w:r>
-        <w:t xml:space="preserve"> </w:t>
-      </w:r>
-      <w:proofErr w:type="spellStart"/>
-      <w:r>
-        <w:t>malesuada</w:t>
-      </w:r>
-      <w:proofErr w:type="spellEnd"/>
-      <w:r>
-        <w:t xml:space="preserve"> </w:t>
-      </w:r>
-      <w:proofErr w:type="spellStart"/>
-      <w:r>
-        <w:t>ante</w:t>
-      </w:r>
-      <w:proofErr w:type="spellEnd"/>
-      <w:r>
-        <w:t xml:space="preserve">. </w:t>
-      </w:r>
-      <w:proofErr w:type="spellStart"/>
-      <w:r>
-        <w:t>Duis</w:t>
-      </w:r>
-      <w:proofErr w:type="spellEnd"/>
-      <w:r>
-        <w:t xml:space="preserve"> et </w:t>
-      </w:r>
-      <w:proofErr w:type="spellStart"/>
-      <w:r>
-        <w:t>suscipit</w:t>
-      </w:r>
-      <w:proofErr w:type="spellEnd"/>
-      <w:r>
-        <w:t xml:space="preserve"> </w:t>
-      </w:r>
-      <w:proofErr w:type="spellStart"/>
-      <w:r>
-        <w:t>purus</w:t>
-      </w:r>
-      <w:proofErr w:type="spellEnd"/>
-      <w:r>
-        <w:t xml:space="preserve">, </w:t>
-      </w:r>
-      <w:proofErr w:type="spellStart"/>
-      <w:r>
-        <w:t>ac</w:t>
-      </w:r>
-      <w:proofErr w:type="spellEnd"/>
-      <w:r>
-        <w:t xml:space="preserve"> </w:t>
-      </w:r>
-      <w:proofErr w:type="spellStart"/>
-      <w:r>
-        <w:t>pharetra</w:t>
-      </w:r>
-      <w:proofErr w:type="spellEnd"/>
-      <w:r>
-        <w:t xml:space="preserve"> </w:t>
-      </w:r>
-      <w:proofErr w:type="spellStart"/>
-      <w:r>
-        <w:t>orci</w:t>
-      </w:r>
-      <w:proofErr w:type="spellEnd"/>
-      <w:r>
-        <w:t>.</w:t>
-      </w:r>
-    </w:p>
-    <w:p>
-      <w:pPr>
-        <w:pStyle w:val="Text"/>
-      </w:pPr>
-      <w:proofErr w:type="spellStart"/>
-      <w:r>
-        <w:t>Aliquam</w:t>
-      </w:r>
-      <w:proofErr w:type="spellEnd"/>
-      <w:r>
-        <w:t xml:space="preserve"> </w:t>
-      </w:r>
-      <w:proofErr w:type="spellStart"/>
-      <w:r>
-        <w:t>euismod</w:t>
-      </w:r>
-      <w:proofErr w:type="spellEnd"/>
-      <w:r>
-        <w:t xml:space="preserve">, </w:t>
-      </w:r>
-      <w:proofErr w:type="spellStart"/>
-      <w:r>
-        <w:t>ante</w:t>
-      </w:r>
-      <w:proofErr w:type="spellEnd"/>
-      <w:r>
-        <w:t xml:space="preserve"> </w:t>
-      </w:r>
-      <w:proofErr w:type="spellStart"/>
-      <w:r>
-        <w:t>eu</w:t>
-      </w:r>
-      <w:proofErr w:type="spellEnd"/>
-      <w:r>
-        <w:t xml:space="preserve"> </w:t>
-      </w:r>
-      <w:proofErr w:type="spellStart"/>
-      <w:r>
-        <w:t>molestie</w:t>
-      </w:r>
-      <w:proofErr w:type="spellEnd"/>
-      <w:r>
-        <w:t xml:space="preserve"> </w:t>
-      </w:r>
-      <w:proofErr w:type="spellStart"/>
-      <w:r>
-        <w:t>euismod</w:t>
-      </w:r>
-      <w:proofErr w:type="spellEnd"/>
-      <w:r>
-        <w:t xml:space="preserve">, </w:t>
-      </w:r>
-      <w:proofErr w:type="spellStart"/>
-      <w:r>
-        <w:t>justo</w:t>
-      </w:r>
-      <w:proofErr w:type="spellEnd"/>
-      <w:r>
-        <w:t xml:space="preserve"> </w:t>
-      </w:r>
-      <w:proofErr w:type="spellStart"/>
-      <w:r>
-        <w:t>arcu</w:t>
-      </w:r>
-      <w:proofErr w:type="spellEnd"/>
-      <w:r>
-        <w:t xml:space="preserve"> </w:t>
-      </w:r>
-      <w:proofErr w:type="spellStart"/>
-      <w:r>
-        <w:t>suscipit</w:t>
-      </w:r>
-      <w:proofErr w:type="spellEnd"/>
-      <w:r>
-        <w:t xml:space="preserve"> </w:t>
-      </w:r>
-      <w:proofErr w:type="spellStart"/>
-      <w:r>
-        <w:t>justo</w:t>
-      </w:r>
-      <w:proofErr w:type="spellEnd"/>
-      <w:r>
-        <w:t xml:space="preserve">, </w:t>
-      </w:r>
-      <w:proofErr w:type="spellStart"/>
-      <w:r>
-        <w:t>quis</w:t>
-      </w:r>
-      <w:proofErr w:type="spellEnd"/>
-      <w:r>
-        <w:t xml:space="preserve"> </w:t>
-      </w:r>
-      <w:proofErr w:type="spellStart"/>
-      <w:r>
-        <w:t>dapibus</w:t>
-      </w:r>
-      <w:proofErr w:type="spellEnd"/>
-      <w:r>
-        <w:t xml:space="preserve"> </w:t>
-      </w:r>
-      <w:proofErr w:type="spellStart"/>
-      <w:r>
-        <w:t>tortor</w:t>
-      </w:r>
-      <w:proofErr w:type="spellEnd"/>
-      <w:r>
-        <w:t xml:space="preserve"> </w:t>
-      </w:r>
-      <w:proofErr w:type="spellStart"/>
-      <w:r>
-        <w:t>augue</w:t>
-      </w:r>
-      <w:proofErr w:type="spellEnd"/>
-      <w:r>
-        <w:t xml:space="preserve"> in </w:t>
-      </w:r>
-      <w:proofErr w:type="spellStart"/>
-      <w:r>
-        <w:t>felis</w:t>
-      </w:r>
-      <w:proofErr w:type="spellEnd"/>
-      <w:r>
-        <w:t xml:space="preserve">. </w:t>
-      </w:r>
-      <w:proofErr w:type="spellStart"/>
-      <w:r>
-        <w:t>Maecenas</w:t>
-      </w:r>
-      <w:proofErr w:type="spellEnd"/>
-      <w:r>
-        <w:t xml:space="preserve"> </w:t>
-      </w:r>
-      <w:proofErr w:type="spellStart"/>
-      <w:r>
-        <w:t>consequat</w:t>
-      </w:r>
-      <w:proofErr w:type="spellEnd"/>
-      <w:r>
-        <w:t xml:space="preserve"> </w:t>
-      </w:r>
-      <w:proofErr w:type="spellStart"/>
-      <w:r>
-        <w:t>semper</w:t>
-      </w:r>
-      <w:proofErr w:type="spellEnd"/>
-      <w:r>
-        <w:t xml:space="preserve"> </w:t>
-      </w:r>
-      <w:proofErr w:type="spellStart"/>
-      <w:r>
-        <w:t>orci</w:t>
-      </w:r>
-      <w:proofErr w:type="spellEnd"/>
-      <w:r>
-        <w:t xml:space="preserve">, </w:t>
-      </w:r>
-      <w:proofErr w:type="spellStart"/>
-      <w:r>
-        <w:t>eget</w:t>
-      </w:r>
-      <w:proofErr w:type="spellEnd"/>
-      <w:r>
-        <w:t xml:space="preserve"> </w:t>
-      </w:r>
-      <w:proofErr w:type="spellStart"/>
-      <w:r>
-        <w:t>vehicula</w:t>
-      </w:r>
-      <w:proofErr w:type="spellEnd"/>
-      <w:r>
-        <w:t xml:space="preserve"> </w:t>
-      </w:r>
-      <w:proofErr w:type="spellStart"/>
-      <w:r>
-        <w:t>lacus</w:t>
-      </w:r>
-      <w:proofErr w:type="spellEnd"/>
-      <w:r>
-        <w:t xml:space="preserve"> </w:t>
-      </w:r>
-      <w:proofErr w:type="spellStart"/>
-      <w:r>
-        <w:t>faucibus</w:t>
-      </w:r>
-      <w:proofErr w:type="spellEnd"/>
-      <w:r>
-        <w:t xml:space="preserve"> a. </w:t>
-      </w:r>
-      <w:proofErr w:type="spellStart"/>
-      <w:r>
-        <w:t>Ut</w:t>
-      </w:r>
-      <w:proofErr w:type="spellEnd"/>
-      <w:r>
-        <w:t xml:space="preserve"> </w:t>
-      </w:r>
-      <w:proofErr w:type="spellStart"/>
-      <w:r>
-        <w:t>consectetur</w:t>
-      </w:r>
-      <w:proofErr w:type="spellEnd"/>
-      <w:r>
-        <w:t xml:space="preserve">, </w:t>
-      </w:r>
-      <w:proofErr w:type="spellStart"/>
-      <w:r>
-        <w:t>augue</w:t>
-      </w:r>
-      <w:proofErr w:type="spellEnd"/>
-      <w:r>
-        <w:t xml:space="preserve"> </w:t>
-      </w:r>
-      <w:proofErr w:type="spellStart"/>
-      <w:r>
-        <w:t>ut</w:t>
-      </w:r>
-      <w:proofErr w:type="spellEnd"/>
-      <w:r>
-        <w:t xml:space="preserve"> </w:t>
-      </w:r>
-      <w:proofErr w:type="spellStart"/>
-      <w:r>
-        <w:t>accumsan</w:t>
-      </w:r>
-      <w:proofErr w:type="spellEnd"/>
-      <w:r>
-        <w:t xml:space="preserve"> </w:t>
-      </w:r>
-      <w:proofErr w:type="spellStart"/>
-      <w:r>
-        <w:t>lobortis</w:t>
-      </w:r>
-      <w:proofErr w:type="spellEnd"/>
-      <w:r>
-        <w:t xml:space="preserve">, </w:t>
-      </w:r>
-      <w:proofErr w:type="spellStart"/>
-      <w:r>
-        <w:t>orci</w:t>
-      </w:r>
-      <w:proofErr w:type="spellEnd"/>
-      <w:r>
-        <w:t xml:space="preserve"> </w:t>
-      </w:r>
-      <w:proofErr w:type="spellStart"/>
-      <w:r>
-        <w:t>est</w:t>
-      </w:r>
-      <w:proofErr w:type="spellEnd"/>
-      <w:r>
-        <w:t xml:space="preserve"> </w:t>
-      </w:r>
-      <w:proofErr w:type="spellStart"/>
-      <w:r>
-        <w:t>semper</w:t>
-      </w:r>
-      <w:proofErr w:type="spellEnd"/>
-      <w:r>
-        <w:t xml:space="preserve"> </w:t>
-      </w:r>
-      <w:proofErr w:type="spellStart"/>
-      <w:r>
-        <w:t>lectus</w:t>
-      </w:r>
-      <w:proofErr w:type="spellEnd"/>
-      <w:r>
-        <w:t xml:space="preserve">, </w:t>
-      </w:r>
-      <w:proofErr w:type="spellStart"/>
-      <w:r>
-        <w:t>eu</w:t>
-      </w:r>
-      <w:proofErr w:type="spellEnd"/>
-      <w:r>
-        <w:t xml:space="preserve"> </w:t>
-      </w:r>
-      <w:proofErr w:type="spellStart"/>
-      <w:r>
-        <w:t>tempus</w:t>
-      </w:r>
-      <w:proofErr w:type="spellEnd"/>
-      <w:r>
-        <w:t xml:space="preserve"> </w:t>
-      </w:r>
-      <w:proofErr w:type="spellStart"/>
-      <w:r>
-        <w:t>magna</w:t>
-      </w:r>
-      <w:proofErr w:type="spellEnd"/>
-      <w:r>
-        <w:t xml:space="preserve"> </w:t>
-      </w:r>
-      <w:proofErr w:type="spellStart"/>
-      <w:r>
-        <w:t>orci</w:t>
-      </w:r>
-      <w:proofErr w:type="spellEnd"/>
-      <w:r>
-        <w:t xml:space="preserve"> </w:t>
-      </w:r>
-      <w:proofErr w:type="spellStart"/>
-      <w:r>
-        <w:t>ut</w:t>
-      </w:r>
-      <w:proofErr w:type="spellEnd"/>
-      <w:r>
-        <w:t xml:space="preserve"> </w:t>
-      </w:r>
-      <w:proofErr w:type="spellStart"/>
-      <w:r>
-        <w:t>ligula</w:t>
-      </w:r>
-      <w:proofErr w:type="spellEnd"/>
-      <w:r>
-        <w:t xml:space="preserve">. </w:t>
-      </w:r>
-      <w:proofErr w:type="spellStart"/>
-      <w:r>
-        <w:t>Quisque</w:t>
-      </w:r>
-      <w:proofErr w:type="spellEnd"/>
-      <w:r>
-        <w:t xml:space="preserve"> </w:t>
-      </w:r>
-      <w:proofErr w:type="spellStart"/>
-      <w:r>
-        <w:t>vestibulum</w:t>
-      </w:r>
-      <w:proofErr w:type="spellEnd"/>
-      <w:r>
-        <w:t xml:space="preserve">, </w:t>
-      </w:r>
-      <w:proofErr w:type="spellStart"/>
-      <w:r>
-        <w:t>lectus</w:t>
-      </w:r>
-      <w:proofErr w:type="spellEnd"/>
-      <w:r>
-        <w:t xml:space="preserve"> </w:t>
-      </w:r>
-      <w:proofErr w:type="spellStart"/>
-      <w:r>
-        <w:t>sit</w:t>
-      </w:r>
-      <w:proofErr w:type="spellEnd"/>
-      <w:r>
-        <w:t xml:space="preserve"> </w:t>
-      </w:r>
-      <w:proofErr w:type="spellStart"/>
-      <w:r>
-        <w:t>amet</w:t>
-      </w:r>
-      <w:proofErr w:type="spellEnd"/>
-      <w:r>
-        <w:t xml:space="preserve"> </w:t>
-      </w:r>
-      <w:proofErr w:type="spellStart"/>
-      <w:r>
-        <w:t>sagittis</w:t>
-      </w:r>
-      <w:proofErr w:type="spellEnd"/>
-      <w:r>
-        <w:t xml:space="preserve"> </w:t>
-      </w:r>
-      <w:proofErr w:type="spellStart"/>
-      <w:r>
-        <w:t>interdum</w:t>
-      </w:r>
-      <w:proofErr w:type="spellEnd"/>
-      <w:r>
-        <w:t xml:space="preserve">, </w:t>
-      </w:r>
-      <w:proofErr w:type="spellStart"/>
-      <w:r>
-        <w:t>tellus</w:t>
-      </w:r>
-      <w:proofErr w:type="spellEnd"/>
-      <w:r>
-        <w:t xml:space="preserve"> </w:t>
-      </w:r>
-      <w:proofErr w:type="spellStart"/>
-      <w:r>
-        <w:t>felis</w:t>
-      </w:r>
-      <w:proofErr w:type="spellEnd"/>
-      <w:r>
-        <w:t xml:space="preserve"> </w:t>
-      </w:r>
-      <w:proofErr w:type="spellStart"/>
-      <w:r>
-        <w:t>fermentum</w:t>
-      </w:r>
-      <w:proofErr w:type="spellEnd"/>
-      <w:r>
-        <w:t xml:space="preserve"> </w:t>
-      </w:r>
-      <w:proofErr w:type="spellStart"/>
-      <w:r>
-        <w:t>risus</w:t>
-      </w:r>
-      <w:proofErr w:type="spellEnd"/>
-      <w:r>
-        <w:t xml:space="preserve">, </w:t>
-      </w:r>
-      <w:proofErr w:type="spellStart"/>
-      <w:r>
-        <w:t>eget</w:t>
-      </w:r>
-      <w:proofErr w:type="spellEnd"/>
-      <w:r>
-        <w:t xml:space="preserve"> </w:t>
-      </w:r>
-      <w:proofErr w:type="spellStart"/>
-      <w:r>
-        <w:t>hendrerit</w:t>
-      </w:r>
-      <w:proofErr w:type="spellEnd"/>
-      <w:r>
-        <w:t xml:space="preserve"> </w:t>
-      </w:r>
-      <w:proofErr w:type="spellStart"/>
-      <w:r>
-        <w:t>nulla</w:t>
-      </w:r>
-      <w:proofErr w:type="spellEnd"/>
-      <w:r>
-        <w:t xml:space="preserve"> </w:t>
-      </w:r>
-      <w:proofErr w:type="spellStart"/>
-      <w:r>
-        <w:t>leo</w:t>
-      </w:r>
-      <w:proofErr w:type="spellEnd"/>
-      <w:r>
-        <w:t xml:space="preserve"> </w:t>
-      </w:r>
-      <w:proofErr w:type="spellStart"/>
-      <w:r>
-        <w:t>eget</w:t>
-      </w:r>
-      <w:proofErr w:type="spellEnd"/>
-      <w:r>
-        <w:t xml:space="preserve"> </w:t>
-      </w:r>
-      <w:proofErr w:type="spellStart"/>
-      <w:r>
-        <w:t>enim</w:t>
-      </w:r>
-      <w:proofErr w:type="spellEnd"/>
-      <w:r>
-        <w:t xml:space="preserve">. </w:t>
-      </w:r>
-      <w:proofErr w:type="spellStart"/>
-      <w:r>
-        <w:t>Praesent</w:t>
-      </w:r>
-      <w:proofErr w:type="spellEnd"/>
-      <w:r>
-        <w:t xml:space="preserve"> </w:t>
-      </w:r>
-      <w:proofErr w:type="spellStart"/>
-      <w:r>
-        <w:t>mattis</w:t>
-      </w:r>
-      <w:proofErr w:type="spellEnd"/>
-      <w:r>
-        <w:t xml:space="preserve"> </w:t>
-      </w:r>
-      <w:proofErr w:type="spellStart"/>
-      <w:r>
-        <w:t>nunc</w:t>
-      </w:r>
-      <w:proofErr w:type="spellEnd"/>
-      <w:r>
-        <w:t xml:space="preserve"> a </w:t>
-      </w:r>
-      <w:proofErr w:type="spellStart"/>
-      <w:r>
-        <w:t>vulputate</w:t>
-      </w:r>
-      <w:proofErr w:type="spellEnd"/>
-      <w:r>
-        <w:t xml:space="preserve"> </w:t>
-      </w:r>
-      <w:proofErr w:type="spellStart"/>
-      <w:r>
-        <w:t>placerat</w:t>
-      </w:r>
-      <w:proofErr w:type="spellEnd"/>
-      <w:r>
-        <w:t xml:space="preserve">. </w:t>
-      </w:r>
-      <w:proofErr w:type="spellStart"/>
-      <w:r>
-        <w:t>Mauris</w:t>
-      </w:r>
-      <w:proofErr w:type="spellEnd"/>
-      <w:r>
-        <w:t xml:space="preserve"> </w:t>
-      </w:r>
-      <w:proofErr w:type="spellStart"/>
-      <w:r>
-        <w:t>tortor</w:t>
-      </w:r>
-      <w:proofErr w:type="spellEnd"/>
-      <w:r>
-        <w:t xml:space="preserve"> </w:t>
-      </w:r>
-      <w:proofErr w:type="spellStart"/>
-      <w:r>
-        <w:t>metus</w:t>
-      </w:r>
-      <w:proofErr w:type="spellEnd"/>
-      <w:r>
-        <w:t xml:space="preserve">, </w:t>
-      </w:r>
-      <w:proofErr w:type="spellStart"/>
-      <w:r>
-        <w:t>maximus</w:t>
-      </w:r>
-      <w:proofErr w:type="spellEnd"/>
-      <w:r>
-        <w:t xml:space="preserve"> et </w:t>
-      </w:r>
-      <w:proofErr w:type="spellStart"/>
-      <w:r>
-        <w:t>fringilla</w:t>
-      </w:r>
-      <w:proofErr w:type="spellEnd"/>
-      <w:r>
-        <w:t xml:space="preserve"> sed, </w:t>
-      </w:r>
-      <w:proofErr w:type="spellStart"/>
-      <w:r>
-        <w:t>consequat</w:t>
-      </w:r>
-      <w:proofErr w:type="spellEnd"/>
-      <w:r>
-        <w:t xml:space="preserve"> </w:t>
-      </w:r>
-      <w:proofErr w:type="spellStart"/>
-      <w:r>
-        <w:t>sit</w:t>
-      </w:r>
-      <w:proofErr w:type="spellEnd"/>
-      <w:r>
-        <w:t xml:space="preserve"> </w:t>
-      </w:r>
-      <w:proofErr w:type="spellStart"/>
-      <w:r>
-        <w:t>amet</w:t>
-      </w:r>
-      <w:proofErr w:type="spellEnd"/>
-      <w:r>
-        <w:t xml:space="preserve"> </w:t>
-      </w:r>
-      <w:proofErr w:type="spellStart"/>
-      <w:r>
-        <w:t>lorem</w:t>
-      </w:r>
-      <w:proofErr w:type="spellEnd"/>
-      <w:r>
-        <w:t xml:space="preserve">. </w:t>
-      </w:r>
-      <w:proofErr w:type="spellStart"/>
-      <w:r>
-        <w:t>Aliquam</w:t>
-      </w:r>
-      <w:proofErr w:type="spellEnd"/>
-      <w:r>
-        <w:t xml:space="preserve"> </w:t>
-      </w:r>
-      <w:proofErr w:type="spellStart"/>
-      <w:r>
-        <w:t>accumsan</w:t>
-      </w:r>
-      <w:proofErr w:type="spellEnd"/>
-      <w:r>
-        <w:t xml:space="preserve"> </w:t>
-      </w:r>
-      <w:proofErr w:type="spellStart"/>
-      <w:r>
-        <w:t>tellus</w:t>
-      </w:r>
-      <w:proofErr w:type="spellEnd"/>
-      <w:r>
-        <w:t xml:space="preserve"> </w:t>
-      </w:r>
-      <w:proofErr w:type="spellStart"/>
-      <w:r>
-        <w:t>non</w:t>
-      </w:r>
-      <w:proofErr w:type="spellEnd"/>
-      <w:r>
-        <w:t xml:space="preserve"> libero </w:t>
-      </w:r>
-      <w:proofErr w:type="spellStart"/>
-      <w:r>
-        <w:t>fermentum</w:t>
-      </w:r>
-      <w:proofErr w:type="spellEnd"/>
-      <w:r>
-        <w:t xml:space="preserve"> </w:t>
-      </w:r>
-      <w:proofErr w:type="spellStart"/>
-      <w:r>
-        <w:t>imperdiet</w:t>
-      </w:r>
-      <w:proofErr w:type="spellEnd"/>
-      <w:r>
-        <w:t xml:space="preserve">. In </w:t>
-      </w:r>
-      <w:proofErr w:type="spellStart"/>
-      <w:r>
-        <w:t>rhoncus</w:t>
-      </w:r>
-      <w:proofErr w:type="spellEnd"/>
-      <w:r>
-        <w:t xml:space="preserve">, </w:t>
-      </w:r>
-      <w:proofErr w:type="spellStart"/>
-      <w:r>
-        <w:t>nulla</w:t>
-      </w:r>
-      <w:proofErr w:type="spellEnd"/>
-      <w:r>
-        <w:t xml:space="preserve"> </w:t>
-      </w:r>
-      <w:proofErr w:type="spellStart"/>
-      <w:r>
-        <w:t>dignissim</w:t>
-      </w:r>
-      <w:proofErr w:type="spellEnd"/>
-      <w:r>
-        <w:t xml:space="preserve"> </w:t>
-      </w:r>
-      <w:proofErr w:type="spellStart"/>
-      <w:r>
-        <w:t>aliquam</w:t>
-      </w:r>
-      <w:proofErr w:type="spellEnd"/>
-      <w:r>
-        <w:t xml:space="preserve"> </w:t>
-      </w:r>
-      <w:proofErr w:type="spellStart"/>
-      <w:r>
-        <w:t>ultrices</w:t>
-      </w:r>
-      <w:proofErr w:type="spellEnd"/>
-      <w:r>
-        <w:t xml:space="preserve">, </w:t>
-      </w:r>
-      <w:proofErr w:type="spellStart"/>
-      <w:r>
-        <w:t>purus</w:t>
-      </w:r>
-      <w:proofErr w:type="spellEnd"/>
-      <w:r>
-        <w:t xml:space="preserve"> ex </w:t>
-      </w:r>
-      <w:proofErr w:type="spellStart"/>
-      <w:r>
-        <w:t>mattis</w:t>
-      </w:r>
-      <w:proofErr w:type="spellEnd"/>
-      <w:r>
-        <w:t xml:space="preserve"> </w:t>
-      </w:r>
-      <w:proofErr w:type="spellStart"/>
-      <w:r>
-        <w:lastRenderedPageBreak/>
-        <w:t>neque</w:t>
-      </w:r>
-      <w:proofErr w:type="spellEnd"/>
-      <w:r>
-        <w:t xml:space="preserve">, </w:t>
-      </w:r>
-      <w:proofErr w:type="spellStart"/>
-      <w:r>
-        <w:t>nec</w:t>
-      </w:r>
-      <w:proofErr w:type="spellEnd"/>
-      <w:r>
-        <w:t xml:space="preserve"> </w:t>
-      </w:r>
-      <w:proofErr w:type="spellStart"/>
-      <w:r>
-        <w:t>malesuada</w:t>
-      </w:r>
-      <w:proofErr w:type="spellEnd"/>
-      <w:r>
-        <w:t xml:space="preserve"> </w:t>
-      </w:r>
-      <w:proofErr w:type="spellStart"/>
-      <w:r>
-        <w:t>est</w:t>
-      </w:r>
-      <w:proofErr w:type="spellEnd"/>
-      <w:r>
-        <w:t xml:space="preserve"> </w:t>
-      </w:r>
-      <w:proofErr w:type="spellStart"/>
-      <w:r>
-        <w:t>turpis</w:t>
-      </w:r>
-      <w:proofErr w:type="spellEnd"/>
-      <w:r>
-        <w:t xml:space="preserve"> et </w:t>
-      </w:r>
-      <w:proofErr w:type="spellStart"/>
-      <w:r>
-        <w:t>quam</w:t>
-      </w:r>
-      <w:proofErr w:type="spellEnd"/>
-      <w:r>
-        <w:t xml:space="preserve">. </w:t>
-      </w:r>
-      <w:proofErr w:type="spellStart"/>
-      <w:r>
-        <w:t>Vestibulum</w:t>
-      </w:r>
-      <w:proofErr w:type="spellEnd"/>
-      <w:r>
-        <w:t xml:space="preserve"> </w:t>
-      </w:r>
-      <w:proofErr w:type="spellStart"/>
-      <w:r>
-        <w:t>elementum</w:t>
-      </w:r>
-      <w:proofErr w:type="spellEnd"/>
-      <w:r>
-        <w:t xml:space="preserve"> </w:t>
-      </w:r>
-      <w:proofErr w:type="spellStart"/>
-      <w:r>
-        <w:t>sollicitudin</w:t>
-      </w:r>
-      <w:proofErr w:type="spellEnd"/>
-      <w:r>
-        <w:t xml:space="preserve"> </w:t>
-      </w:r>
-      <w:proofErr w:type="spellStart"/>
-      <w:r>
-        <w:t>diam</w:t>
-      </w:r>
-      <w:proofErr w:type="spellEnd"/>
-      <w:r>
-        <w:t xml:space="preserve"> in </w:t>
-      </w:r>
-      <w:proofErr w:type="spellStart"/>
-      <w:r>
-        <w:t>rhoncus</w:t>
-      </w:r>
-      <w:proofErr w:type="spellEnd"/>
-      <w:r>
-        <w:t xml:space="preserve">. </w:t>
-      </w:r>
-      <w:proofErr w:type="spellStart"/>
-      <w:r>
-        <w:t>Interdum</w:t>
-      </w:r>
-      <w:proofErr w:type="spellEnd"/>
-      <w:r>
-        <w:t xml:space="preserve"> et </w:t>
-      </w:r>
-      <w:proofErr w:type="spellStart"/>
-      <w:r>
-        <w:t>malesuada</w:t>
-      </w:r>
-      <w:proofErr w:type="spellEnd"/>
-      <w:r>
-        <w:t xml:space="preserve"> </w:t>
-      </w:r>
-      <w:proofErr w:type="spellStart"/>
-      <w:r>
-        <w:t>fames</w:t>
-      </w:r>
-      <w:proofErr w:type="spellEnd"/>
-      <w:r>
-        <w:t xml:space="preserve"> </w:t>
-      </w:r>
-      <w:proofErr w:type="spellStart"/>
-      <w:r>
-        <w:t>ac</w:t>
-      </w:r>
-      <w:proofErr w:type="spellEnd"/>
-      <w:r>
-        <w:t xml:space="preserve"> </w:t>
-      </w:r>
-      <w:proofErr w:type="spellStart"/>
-      <w:r>
-        <w:t>ante</w:t>
-      </w:r>
-      <w:proofErr w:type="spellEnd"/>
-      <w:r>
-        <w:t xml:space="preserve"> </w:t>
-      </w:r>
-      <w:proofErr w:type="spellStart"/>
-      <w:r>
-        <w:t>ipsum</w:t>
-      </w:r>
-      <w:proofErr w:type="spellEnd"/>
-      <w:r>
-        <w:t xml:space="preserve"> </w:t>
-      </w:r>
-      <w:proofErr w:type="spellStart"/>
-      <w:r>
-        <w:t>primis</w:t>
-      </w:r>
-      <w:proofErr w:type="spellEnd"/>
-      <w:r>
-        <w:t xml:space="preserve"> in </w:t>
-      </w:r>
-      <w:proofErr w:type="spellStart"/>
-      <w:r>
-        <w:t>faucibus</w:t>
-      </w:r>
-      <w:proofErr w:type="spellEnd"/>
-      <w:r>
-        <w:t>.</w:t>
-      </w:r>
-    </w:p>
-    <w:p>
-      <w:pPr>
-        <w:pStyle w:val="Nadpis3"/>
-      </w:pPr>
-      <w:bookmarkStart w:id="10" w:name="_Toc243399343"/>
-      <w:r>
-        <w:t xml:space="preserve">Nadpis </w:t>
-      </w:r>
-      <w:proofErr w:type="spellStart"/>
-      <w:r>
-        <w:t>podsekcie</w:t>
-      </w:r>
-      <w:bookmarkEnd w:id="10"/>
-      <w:proofErr w:type="spellEnd"/>
-    </w:p>
-    <w:p>
-      <w:pPr>
-        <w:pStyle w:val="Bezriadkovania"/>
-      </w:pPr>
-      <w:proofErr w:type="spellStart"/>
-      <w:r>
-        <w:t>Nulla</w:t>
-      </w:r>
-      <w:proofErr w:type="spellEnd"/>
-      <w:r>
-        <w:t xml:space="preserve"> </w:t>
-      </w:r>
-      <w:proofErr w:type="spellStart"/>
-      <w:r>
-        <w:t>facilisi</w:t>
-      </w:r>
-      <w:proofErr w:type="spellEnd"/>
-      <w:r>
-        <w:t xml:space="preserve">. Sed </w:t>
-      </w:r>
-      <w:proofErr w:type="spellStart"/>
-      <w:r>
-        <w:t>rutrum</w:t>
-      </w:r>
-      <w:proofErr w:type="spellEnd"/>
-      <w:r>
-        <w:t xml:space="preserve"> sem </w:t>
-      </w:r>
-      <w:proofErr w:type="spellStart"/>
-      <w:r>
-        <w:t>ut</w:t>
-      </w:r>
-      <w:proofErr w:type="spellEnd"/>
-      <w:r>
-        <w:t xml:space="preserve"> </w:t>
-      </w:r>
-      <w:proofErr w:type="spellStart"/>
-      <w:r>
-        <w:t>turpis</w:t>
-      </w:r>
-      <w:proofErr w:type="spellEnd"/>
-      <w:r>
-        <w:t xml:space="preserve"> </w:t>
-      </w:r>
-      <w:proofErr w:type="spellStart"/>
-      <w:r>
-        <w:t>facilisis</w:t>
-      </w:r>
-      <w:proofErr w:type="spellEnd"/>
-      <w:r>
-        <w:t xml:space="preserve"> </w:t>
-      </w:r>
-      <w:proofErr w:type="spellStart"/>
-      <w:r>
-        <w:t>euismod</w:t>
-      </w:r>
-      <w:proofErr w:type="spellEnd"/>
-      <w:r>
-        <w:t xml:space="preserve">. </w:t>
-      </w:r>
-      <w:proofErr w:type="spellStart"/>
-      <w:r>
-        <w:t>Suspendisse</w:t>
-      </w:r>
-      <w:proofErr w:type="spellEnd"/>
-      <w:r>
-        <w:t xml:space="preserve"> </w:t>
-      </w:r>
-      <w:proofErr w:type="spellStart"/>
-      <w:r>
-        <w:t>mattis</w:t>
-      </w:r>
-      <w:proofErr w:type="spellEnd"/>
-      <w:r>
-        <w:t xml:space="preserve">, </w:t>
-      </w:r>
-      <w:proofErr w:type="spellStart"/>
-      <w:r>
-        <w:t>velit</w:t>
-      </w:r>
-      <w:proofErr w:type="spellEnd"/>
-      <w:r>
-        <w:t xml:space="preserve"> et </w:t>
-      </w:r>
-      <w:proofErr w:type="spellStart"/>
-      <w:r>
-        <w:t>imperdiet</w:t>
-      </w:r>
-      <w:proofErr w:type="spellEnd"/>
-      <w:r>
-        <w:t xml:space="preserve"> </w:t>
-      </w:r>
-      <w:proofErr w:type="spellStart"/>
-      <w:r>
-        <w:t>eleifend</w:t>
-      </w:r>
-      <w:proofErr w:type="spellEnd"/>
-      <w:r>
-        <w:t xml:space="preserve">, sem </w:t>
-      </w:r>
-      <w:proofErr w:type="spellStart"/>
-      <w:r>
-        <w:t>nunc</w:t>
-      </w:r>
-      <w:proofErr w:type="spellEnd"/>
-      <w:r>
-        <w:t xml:space="preserve"> </w:t>
-      </w:r>
-      <w:proofErr w:type="spellStart"/>
-      <w:r>
-        <w:t>pellentesque</w:t>
-      </w:r>
-      <w:proofErr w:type="spellEnd"/>
-      <w:r>
-        <w:t xml:space="preserve"> </w:t>
-      </w:r>
-      <w:proofErr w:type="spellStart"/>
-      <w:r>
-        <w:t>risus</w:t>
-      </w:r>
-      <w:proofErr w:type="spellEnd"/>
-      <w:r>
-        <w:t xml:space="preserve">, a </w:t>
-      </w:r>
-      <w:proofErr w:type="spellStart"/>
-      <w:r>
-        <w:t>scelerisque</w:t>
-      </w:r>
-      <w:proofErr w:type="spellEnd"/>
-      <w:r>
-        <w:t xml:space="preserve"> </w:t>
-      </w:r>
-      <w:proofErr w:type="spellStart"/>
-      <w:r>
-        <w:t>massa</w:t>
-      </w:r>
-      <w:proofErr w:type="spellEnd"/>
-      <w:r>
-        <w:t xml:space="preserve"> </w:t>
-      </w:r>
-      <w:proofErr w:type="spellStart"/>
-      <w:r>
-        <w:t>nulla</w:t>
-      </w:r>
-      <w:proofErr w:type="spellEnd"/>
-      <w:r>
-        <w:t xml:space="preserve"> </w:t>
-      </w:r>
-      <w:proofErr w:type="spellStart"/>
-      <w:r>
-        <w:t>eu</w:t>
-      </w:r>
-      <w:proofErr w:type="spellEnd"/>
-      <w:r>
-        <w:t xml:space="preserve"> </w:t>
-      </w:r>
-      <w:proofErr w:type="spellStart"/>
-      <w:r>
-        <w:t>dolor</w:t>
-      </w:r>
-      <w:proofErr w:type="spellEnd"/>
-      <w:r>
-        <w:t xml:space="preserve">. </w:t>
-      </w:r>
-      <w:proofErr w:type="spellStart"/>
-      <w:r>
-        <w:t>Vivamus</w:t>
-      </w:r>
-      <w:proofErr w:type="spellEnd"/>
-      <w:r>
-        <w:t xml:space="preserve"> </w:t>
-      </w:r>
-      <w:proofErr w:type="spellStart"/>
-      <w:r>
-        <w:t>pellentesque</w:t>
-      </w:r>
-      <w:proofErr w:type="spellEnd"/>
-      <w:r>
-        <w:t xml:space="preserve"> </w:t>
-      </w:r>
-      <w:proofErr w:type="spellStart"/>
-      <w:r>
-        <w:t>nisl</w:t>
-      </w:r>
-      <w:proofErr w:type="spellEnd"/>
-      <w:r>
-        <w:t xml:space="preserve"> et </w:t>
-      </w:r>
-      <w:proofErr w:type="spellStart"/>
-      <w:r>
-        <w:t>fermentum</w:t>
-      </w:r>
-      <w:proofErr w:type="spellEnd"/>
-      <w:r>
-        <w:t xml:space="preserve"> </w:t>
-      </w:r>
-      <w:proofErr w:type="spellStart"/>
-      <w:r>
-        <w:t>vehicula</w:t>
-      </w:r>
-      <w:proofErr w:type="spellEnd"/>
-      <w:r>
-        <w:t xml:space="preserve">. </w:t>
-      </w:r>
-      <w:proofErr w:type="spellStart"/>
-      <w:r>
-        <w:t>Pellentesque</w:t>
-      </w:r>
-      <w:proofErr w:type="spellEnd"/>
-      <w:r>
-        <w:t xml:space="preserve"> </w:t>
-      </w:r>
-      <w:proofErr w:type="spellStart"/>
-      <w:r>
-        <w:t>quis</w:t>
-      </w:r>
-      <w:proofErr w:type="spellEnd"/>
-      <w:r>
-        <w:t xml:space="preserve"> </w:t>
-      </w:r>
-      <w:proofErr w:type="spellStart"/>
-      <w:r>
-        <w:t>massa</w:t>
-      </w:r>
-      <w:proofErr w:type="spellEnd"/>
-      <w:r>
-        <w:t xml:space="preserve"> </w:t>
-      </w:r>
-      <w:proofErr w:type="spellStart"/>
-      <w:r>
-        <w:t>egestas</w:t>
-      </w:r>
-      <w:proofErr w:type="spellEnd"/>
-      <w:r>
-        <w:t xml:space="preserve">, </w:t>
-      </w:r>
-      <w:proofErr w:type="spellStart"/>
-      <w:r>
-        <w:t>iaculis</w:t>
-      </w:r>
-      <w:proofErr w:type="spellEnd"/>
-      <w:r>
-        <w:t xml:space="preserve"> </w:t>
-      </w:r>
-      <w:proofErr w:type="spellStart"/>
-      <w:r>
-        <w:t>magna</w:t>
-      </w:r>
-      <w:proofErr w:type="spellEnd"/>
-      <w:r>
-        <w:t xml:space="preserve"> id, </w:t>
-      </w:r>
-      <w:proofErr w:type="spellStart"/>
-      <w:r>
-        <w:t>imperdiet</w:t>
-      </w:r>
-      <w:proofErr w:type="spellEnd"/>
-      <w:r>
-        <w:t xml:space="preserve"> </w:t>
-      </w:r>
-      <w:proofErr w:type="spellStart"/>
-      <w:r>
-        <w:t>dolor</w:t>
-      </w:r>
-      <w:proofErr w:type="spellEnd"/>
-      <w:r>
-        <w:t xml:space="preserve">. </w:t>
-      </w:r>
-      <w:proofErr w:type="spellStart"/>
-      <w:r>
-        <w:t>Aliquam</w:t>
-      </w:r>
-      <w:proofErr w:type="spellEnd"/>
-      <w:r>
-        <w:t xml:space="preserve"> </w:t>
-      </w:r>
-      <w:proofErr w:type="spellStart"/>
-      <w:r>
-        <w:t>vel</w:t>
-      </w:r>
-      <w:proofErr w:type="spellEnd"/>
-      <w:r>
-        <w:t xml:space="preserve"> </w:t>
-      </w:r>
-      <w:proofErr w:type="spellStart"/>
-      <w:r>
-        <w:t>lobortis</w:t>
-      </w:r>
-      <w:proofErr w:type="spellEnd"/>
-      <w:r>
-        <w:t xml:space="preserve"> </w:t>
-      </w:r>
-      <w:proofErr w:type="spellStart"/>
-      <w:r>
-        <w:t>lacus</w:t>
-      </w:r>
-      <w:proofErr w:type="spellEnd"/>
-      <w:r>
-        <w:t xml:space="preserve">. </w:t>
-      </w:r>
-      <w:proofErr w:type="spellStart"/>
-      <w:r>
-        <w:t>Suspendisse</w:t>
-      </w:r>
-      <w:proofErr w:type="spellEnd"/>
-      <w:r>
-        <w:t xml:space="preserve"> </w:t>
-      </w:r>
-      <w:proofErr w:type="spellStart"/>
-      <w:r>
-        <w:t>tempor</w:t>
-      </w:r>
-      <w:proofErr w:type="spellEnd"/>
-      <w:r>
-        <w:t xml:space="preserve"> </w:t>
-      </w:r>
-      <w:proofErr w:type="spellStart"/>
-      <w:r>
-        <w:t>tincidunt</w:t>
-      </w:r>
-      <w:proofErr w:type="spellEnd"/>
-      <w:r>
-        <w:t xml:space="preserve"> </w:t>
-      </w:r>
-      <w:proofErr w:type="spellStart"/>
-      <w:r>
-        <w:t>lacus</w:t>
-      </w:r>
-      <w:proofErr w:type="spellEnd"/>
-      <w:r>
-        <w:t xml:space="preserve"> et </w:t>
-      </w:r>
-      <w:proofErr w:type="spellStart"/>
-      <w:r>
-        <w:t>aliquam</w:t>
-      </w:r>
-      <w:proofErr w:type="spellEnd"/>
-      <w:r>
-        <w:t xml:space="preserve">. </w:t>
-      </w:r>
-      <w:proofErr w:type="spellStart"/>
-      <w:r>
-        <w:t>Praesent</w:t>
-      </w:r>
-      <w:proofErr w:type="spellEnd"/>
-      <w:r>
-        <w:t xml:space="preserve"> urna libero, </w:t>
-      </w:r>
-      <w:proofErr w:type="spellStart"/>
-      <w:r>
-        <w:t>pulvinar</w:t>
-      </w:r>
-      <w:proofErr w:type="spellEnd"/>
-      <w:r>
-        <w:t xml:space="preserve"> </w:t>
-      </w:r>
-      <w:proofErr w:type="spellStart"/>
-      <w:r>
-        <w:t>eu</w:t>
-      </w:r>
-      <w:proofErr w:type="spellEnd"/>
-      <w:r>
-        <w:t xml:space="preserve"> </w:t>
-      </w:r>
-      <w:proofErr w:type="spellStart"/>
-      <w:r>
-        <w:t>imperdiet</w:t>
-      </w:r>
-      <w:proofErr w:type="spellEnd"/>
-      <w:r>
-        <w:t xml:space="preserve"> </w:t>
-      </w:r>
-      <w:proofErr w:type="spellStart"/>
-      <w:r>
-        <w:t>nec</w:t>
-      </w:r>
-      <w:proofErr w:type="spellEnd"/>
-      <w:r>
-        <w:t xml:space="preserve">, </w:t>
-      </w:r>
-      <w:proofErr w:type="spellStart"/>
-      <w:r>
-        <w:t>dapibus</w:t>
-      </w:r>
-      <w:proofErr w:type="spellEnd"/>
-      <w:r>
-        <w:t xml:space="preserve"> </w:t>
-      </w:r>
-      <w:proofErr w:type="spellStart"/>
-      <w:r>
-        <w:t>vel</w:t>
-      </w:r>
-      <w:proofErr w:type="spellEnd"/>
-      <w:r>
-        <w:t xml:space="preserve"> </w:t>
-      </w:r>
-      <w:proofErr w:type="spellStart"/>
-      <w:r>
-        <w:t>lacus</w:t>
-      </w:r>
-      <w:proofErr w:type="spellEnd"/>
-      <w:r>
-        <w:t>:</w:t>
       </w:r>
     </w:p>
     <w:p>
@@ -5738,45 +2668,8 @@
         </w:numPr>
       </w:pPr>
       <w:r>
-        <w:t xml:space="preserve">sed </w:t>
-      </w:r>
-      <w:proofErr w:type="spellStart"/>
-      <w:r>
-        <w:t>rutrum</w:t>
-      </w:r>
-      <w:proofErr w:type="spellEnd"/>
-      <w:r>
-        <w:t xml:space="preserve"> sem </w:t>
-      </w:r>
-      <w:proofErr w:type="spellStart"/>
-      <w:r>
-        <w:t>ut</w:t>
-      </w:r>
-      <w:proofErr w:type="spellEnd"/>
-      <w:r>
-        <w:t xml:space="preserve"> </w:t>
-      </w:r>
-      <w:proofErr w:type="spellStart"/>
-      <w:r>
-        <w:t>turpis</w:t>
-      </w:r>
-      <w:proofErr w:type="spellEnd"/>
-      <w:r>
-        <w:t xml:space="preserve"> </w:t>
-      </w:r>
-      <w:proofErr w:type="spellStart"/>
-      <w:r>
-        <w:t>facilisis</w:t>
-      </w:r>
-      <w:proofErr w:type="spellEnd"/>
-      <w:r>
-        <w:t xml:space="preserve"> </w:t>
-      </w:r>
-      <w:proofErr w:type="spellStart"/>
-      <w:r>
-        <w:t>euismod</w:t>
-      </w:r>
-      <w:proofErr w:type="spellEnd"/>
+        <w:t>sed rutrum sem ut turpis facilisis euismod</w:t>
+      </w:r>
     </w:p>
     <w:p>
       <w:pPr>
@@ -5786,45 +2679,8 @@
           <w:numId w:val="9"/>
         </w:numPr>
       </w:pPr>
-      <w:proofErr w:type="spellStart"/>
-      <w:r>
-        <w:t>suspendisse</w:t>
-      </w:r>
-      <w:proofErr w:type="spellEnd"/>
-      <w:r>
-        <w:t xml:space="preserve"> </w:t>
-      </w:r>
-      <w:proofErr w:type="spellStart"/>
-      <w:r>
-        <w:t>mattis</w:t>
-      </w:r>
-      <w:proofErr w:type="spellEnd"/>
-      <w:r>
-        <w:t xml:space="preserve">, </w:t>
-      </w:r>
-      <w:proofErr w:type="spellStart"/>
-      <w:r>
-        <w:t>velit</w:t>
-      </w:r>
-      <w:proofErr w:type="spellEnd"/>
-      <w:r>
-        <w:t xml:space="preserve"> et </w:t>
-      </w:r>
-      <w:proofErr w:type="spellStart"/>
-      <w:r>
-        <w:t>imperdiet</w:t>
-      </w:r>
-      <w:proofErr w:type="spellEnd"/>
-      <w:r>
-        <w:t xml:space="preserve"> </w:t>
-      </w:r>
-      <w:proofErr w:type="spellStart"/>
-      <w:r>
-        <w:t>eleifend</w:t>
-      </w:r>
-      <w:proofErr w:type="spellEnd"/>
-      <w:r>
-        <w:t xml:space="preserve">, </w:t>
+      <w:r>
+        <w:t xml:space="preserve">suspendisse mattis, velit et imperdiet eleifend, </w:t>
       </w:r>
     </w:p>
     <w:p>
@@ -5836,29 +2692,8 @@
         </w:numPr>
       </w:pPr>
       <w:r>
-        <w:t xml:space="preserve">sem </w:t>
-      </w:r>
-      <w:proofErr w:type="spellStart"/>
-      <w:r>
-        <w:t>nunc</w:t>
-      </w:r>
-      <w:proofErr w:type="spellEnd"/>
-      <w:r>
-        <w:t xml:space="preserve"> </w:t>
-      </w:r>
-      <w:proofErr w:type="spellStart"/>
-      <w:r>
-        <w:t>pellentesque</w:t>
-      </w:r>
-      <w:proofErr w:type="spellEnd"/>
-      <w:r>
-        <w:t xml:space="preserve"> </w:t>
-      </w:r>
-      <w:proofErr w:type="spellStart"/>
-      <w:r>
-        <w:t>risus</w:t>
-      </w:r>
-      <w:proofErr w:type="spellEnd"/>
+        <w:t>sem nunc pellentesque risus</w:t>
+      </w:r>
     </w:p>
     <w:p>
       <w:pPr>
@@ -5869,564 +2704,36 @@
         </w:numPr>
       </w:pPr>
       <w:r>
-        <w:t xml:space="preserve">a </w:t>
-      </w:r>
-      <w:proofErr w:type="spellStart"/>
-      <w:r>
-        <w:t>scelerisque</w:t>
-      </w:r>
-      <w:proofErr w:type="spellEnd"/>
+        <w:t>a scelerisque massa nulla eu dolor.</w:t>
+      </w:r>
+    </w:p>
+    <w:p>
+      <w:pPr>
+        <w:pStyle w:val="Text"/>
+      </w:pPr>
+      <w:r>
+        <w:t>Suspendisse consequat quam ac consectetur malesuada. Lorem ipsum dolor sit amet, consectetur adipiscing elit. Aliquam ac aliquam tellus. Quisque vitae ante nibh. Maecenas ac tortor leo. Pellentesque mattis lectus ultrices congue sollicitudin. Interdum et malesuada fames ac ante ipsum primis in faucibus. Sed mollis massa quis dui volutpat consequat. Mauris rhoncus tellus ut rhoncus accumsan. Donec rhoncus euismod nisl eget mollis. Donec vitae nibh ipsum. Curabitur porttitor eget justo vitae porttitor.</w:t>
+      </w:r>
       <w:r>
         <w:t xml:space="preserve"> </w:t>
       </w:r>
-      <w:proofErr w:type="spellStart"/>
-      <w:r>
-        <w:t>massa</w:t>
-      </w:r>
-      <w:proofErr w:type="spellEnd"/>
-      <w:r>
-        <w:t xml:space="preserve"> </w:t>
-      </w:r>
-      <w:proofErr w:type="spellStart"/>
-      <w:r>
-        <w:t>nulla</w:t>
-      </w:r>
-      <w:proofErr w:type="spellEnd"/>
-      <w:r>
-        <w:t xml:space="preserve"> </w:t>
-      </w:r>
-      <w:proofErr w:type="spellStart"/>
-      <w:r>
-        <w:t>eu</w:t>
-      </w:r>
-      <w:proofErr w:type="spellEnd"/>
-      <w:r>
-        <w:t xml:space="preserve"> </w:t>
-      </w:r>
-      <w:proofErr w:type="spellStart"/>
-      <w:r>
-        <w:t>dolor</w:t>
-      </w:r>
-      <w:proofErr w:type="spellEnd"/>
-      <w:r>
-        <w:t>.</w:t>
-      </w:r>
-    </w:p>
-    <w:p>
-      <w:pPr>
-        <w:pStyle w:val="Text"/>
-      </w:pPr>
-      <w:proofErr w:type="spellStart"/>
-      <w:r>
-        <w:t>Suspendisse</w:t>
-      </w:r>
-      <w:proofErr w:type="spellEnd"/>
-      <w:r>
-        <w:t xml:space="preserve"> </w:t>
-      </w:r>
-      <w:proofErr w:type="spellStart"/>
-      <w:r>
-        <w:t>consequat</w:t>
-      </w:r>
-      <w:proofErr w:type="spellEnd"/>
-      <w:r>
-        <w:t xml:space="preserve"> </w:t>
-      </w:r>
-      <w:proofErr w:type="spellStart"/>
-      <w:r>
-        <w:t>quam</w:t>
-      </w:r>
-      <w:proofErr w:type="spellEnd"/>
-      <w:r>
-        <w:t xml:space="preserve"> </w:t>
-      </w:r>
-      <w:proofErr w:type="spellStart"/>
-      <w:r>
-        <w:t>ac</w:t>
-      </w:r>
-      <w:proofErr w:type="spellEnd"/>
-      <w:r>
-        <w:t xml:space="preserve"> </w:t>
-      </w:r>
-      <w:proofErr w:type="spellStart"/>
-      <w:r>
-        <w:t>consectetur</w:t>
-      </w:r>
-      <w:proofErr w:type="spellEnd"/>
-      <w:r>
-        <w:t xml:space="preserve"> </w:t>
-      </w:r>
-      <w:proofErr w:type="spellStart"/>
-      <w:r>
-        <w:t>malesuada</w:t>
-      </w:r>
-      <w:proofErr w:type="spellEnd"/>
-      <w:r>
-        <w:t xml:space="preserve">. </w:t>
-      </w:r>
-      <w:proofErr w:type="spellStart"/>
-      <w:r>
-        <w:t>Lorem</w:t>
-      </w:r>
-      <w:proofErr w:type="spellEnd"/>
-      <w:r>
-        <w:t xml:space="preserve"> </w:t>
-      </w:r>
-      <w:proofErr w:type="spellStart"/>
-      <w:r>
-        <w:t>ipsum</w:t>
-      </w:r>
-      <w:proofErr w:type="spellEnd"/>
-      <w:r>
-        <w:t xml:space="preserve"> </w:t>
-      </w:r>
-      <w:proofErr w:type="spellStart"/>
-      <w:r>
-        <w:t>dolor</w:t>
-      </w:r>
-      <w:proofErr w:type="spellEnd"/>
-      <w:r>
-        <w:t xml:space="preserve"> </w:t>
-      </w:r>
-      <w:proofErr w:type="spellStart"/>
-      <w:r>
-        <w:t>sit</w:t>
-      </w:r>
-      <w:proofErr w:type="spellEnd"/>
-      <w:r>
-        <w:t xml:space="preserve"> </w:t>
-      </w:r>
-      <w:proofErr w:type="spellStart"/>
-      <w:r>
-        <w:t>amet</w:t>
-      </w:r>
-      <w:proofErr w:type="spellEnd"/>
-      <w:r>
-        <w:t xml:space="preserve">, </w:t>
-      </w:r>
-      <w:proofErr w:type="spellStart"/>
-      <w:r>
-        <w:t>consectetur</w:t>
-      </w:r>
-      <w:proofErr w:type="spellEnd"/>
-      <w:r>
-        <w:t xml:space="preserve"> </w:t>
-      </w:r>
-      <w:proofErr w:type="spellStart"/>
-      <w:r>
-        <w:t>adipiscing</w:t>
-      </w:r>
-      <w:proofErr w:type="spellEnd"/>
-      <w:r>
-        <w:t xml:space="preserve"> </w:t>
-      </w:r>
-      <w:proofErr w:type="spellStart"/>
-      <w:r>
-        <w:t>elit</w:t>
-      </w:r>
-      <w:proofErr w:type="spellEnd"/>
-      <w:r>
-        <w:t xml:space="preserve">. </w:t>
-      </w:r>
-      <w:proofErr w:type="spellStart"/>
-      <w:r>
-        <w:t>Aliquam</w:t>
-      </w:r>
-      <w:proofErr w:type="spellEnd"/>
-      <w:r>
-        <w:t xml:space="preserve"> ac </w:t>
-      </w:r>
-      <w:proofErr w:type="spellStart"/>
-      <w:r>
-        <w:t>aliquam</w:t>
-      </w:r>
-      <w:proofErr w:type="spellEnd"/>
-      <w:r>
-        <w:t xml:space="preserve"> </w:t>
-      </w:r>
-      <w:proofErr w:type="spellStart"/>
-      <w:r>
-        <w:t>tellus</w:t>
-      </w:r>
-      <w:proofErr w:type="spellEnd"/>
-      <w:r>
-        <w:t xml:space="preserve">. </w:t>
-      </w:r>
-      <w:proofErr w:type="spellStart"/>
-      <w:r>
-        <w:t>Quisque</w:t>
-      </w:r>
-      <w:proofErr w:type="spellEnd"/>
-      <w:r>
-        <w:t xml:space="preserve"> vitae </w:t>
-      </w:r>
-      <w:proofErr w:type="spellStart"/>
-      <w:r>
-        <w:t>ante</w:t>
-      </w:r>
-      <w:proofErr w:type="spellEnd"/>
-      <w:r>
-        <w:t xml:space="preserve"> </w:t>
-      </w:r>
-      <w:proofErr w:type="spellStart"/>
-      <w:r>
-        <w:t>nibh</w:t>
-      </w:r>
-      <w:proofErr w:type="spellEnd"/>
-      <w:r>
-        <w:t xml:space="preserve">. </w:t>
-      </w:r>
-      <w:proofErr w:type="spellStart"/>
-      <w:r>
-        <w:t>Maecenas</w:t>
-      </w:r>
-      <w:proofErr w:type="spellEnd"/>
-      <w:r>
-        <w:t xml:space="preserve"> </w:t>
-      </w:r>
-      <w:proofErr w:type="spellStart"/>
-      <w:r>
-        <w:t>ac</w:t>
-      </w:r>
-      <w:proofErr w:type="spellEnd"/>
-      <w:r>
-        <w:t xml:space="preserve"> </w:t>
-      </w:r>
-      <w:proofErr w:type="spellStart"/>
-      <w:r>
-        <w:t>tortor</w:t>
-      </w:r>
-      <w:proofErr w:type="spellEnd"/>
-      <w:r>
-        <w:t xml:space="preserve"> </w:t>
-      </w:r>
-      <w:proofErr w:type="spellStart"/>
-      <w:r>
-        <w:t>leo</w:t>
-      </w:r>
-      <w:proofErr w:type="spellEnd"/>
-      <w:r>
-        <w:t xml:space="preserve">. </w:t>
-      </w:r>
-      <w:proofErr w:type="spellStart"/>
-      <w:r>
-        <w:t>Pellentesque</w:t>
-      </w:r>
-      <w:proofErr w:type="spellEnd"/>
-      <w:r>
-        <w:t xml:space="preserve"> </w:t>
-      </w:r>
-      <w:proofErr w:type="spellStart"/>
-      <w:r>
-        <w:t>mattis</w:t>
-      </w:r>
-      <w:proofErr w:type="spellEnd"/>
-      <w:r>
-        <w:t xml:space="preserve"> </w:t>
-      </w:r>
-      <w:proofErr w:type="spellStart"/>
-      <w:r>
-        <w:t>lectus</w:t>
-      </w:r>
-      <w:proofErr w:type="spellEnd"/>
-      <w:r>
-        <w:t xml:space="preserve"> </w:t>
-      </w:r>
-      <w:proofErr w:type="spellStart"/>
-      <w:r>
-        <w:t>ultrices</w:t>
-      </w:r>
-      <w:proofErr w:type="spellEnd"/>
-      <w:r>
-        <w:t xml:space="preserve"> </w:t>
-      </w:r>
-      <w:proofErr w:type="spellStart"/>
-      <w:r>
-        <w:t>congue</w:t>
-      </w:r>
-      <w:proofErr w:type="spellEnd"/>
-      <w:r>
-        <w:t xml:space="preserve"> </w:t>
-      </w:r>
-      <w:proofErr w:type="spellStart"/>
-      <w:r>
-        <w:t>sollicitudin</w:t>
-      </w:r>
-      <w:proofErr w:type="spellEnd"/>
-      <w:r>
-        <w:t xml:space="preserve">. </w:t>
-      </w:r>
-      <w:proofErr w:type="spellStart"/>
-      <w:r>
-        <w:t>Interdum</w:t>
-      </w:r>
-      <w:proofErr w:type="spellEnd"/>
-      <w:r>
-        <w:t xml:space="preserve"> et </w:t>
-      </w:r>
-      <w:proofErr w:type="spellStart"/>
-      <w:r>
-        <w:t>malesuada</w:t>
-      </w:r>
-      <w:proofErr w:type="spellEnd"/>
-      <w:r>
-        <w:t xml:space="preserve"> </w:t>
-      </w:r>
-      <w:proofErr w:type="spellStart"/>
-      <w:r>
-        <w:t>fames</w:t>
-      </w:r>
-      <w:proofErr w:type="spellEnd"/>
-      <w:r>
-        <w:t xml:space="preserve"> </w:t>
-      </w:r>
-      <w:proofErr w:type="spellStart"/>
-      <w:r>
-        <w:t>ac</w:t>
-      </w:r>
-      <w:proofErr w:type="spellEnd"/>
-      <w:r>
-        <w:t xml:space="preserve"> </w:t>
-      </w:r>
-      <w:proofErr w:type="spellStart"/>
-      <w:r>
-        <w:t>ante</w:t>
-      </w:r>
-      <w:proofErr w:type="spellEnd"/>
-      <w:r>
-        <w:t xml:space="preserve"> </w:t>
-      </w:r>
-      <w:proofErr w:type="spellStart"/>
-      <w:r>
-        <w:t>ipsum</w:t>
-      </w:r>
-      <w:proofErr w:type="spellEnd"/>
-      <w:r>
-        <w:t xml:space="preserve"> </w:t>
-      </w:r>
-      <w:proofErr w:type="spellStart"/>
-      <w:r>
-        <w:t>primis</w:t>
-      </w:r>
-      <w:proofErr w:type="spellEnd"/>
-      <w:r>
-        <w:t xml:space="preserve"> in </w:t>
-      </w:r>
-      <w:proofErr w:type="spellStart"/>
-      <w:r>
-        <w:t>faucibus</w:t>
-      </w:r>
-      <w:proofErr w:type="spellEnd"/>
-      <w:r>
-        <w:t xml:space="preserve">. Sed </w:t>
-      </w:r>
-      <w:proofErr w:type="spellStart"/>
-      <w:r>
-        <w:t>mollis</w:t>
-      </w:r>
-      <w:proofErr w:type="spellEnd"/>
-      <w:r>
-        <w:t xml:space="preserve"> </w:t>
-      </w:r>
-      <w:proofErr w:type="spellStart"/>
-      <w:r>
-        <w:t>massa</w:t>
-      </w:r>
-      <w:proofErr w:type="spellEnd"/>
-      <w:r>
-        <w:t xml:space="preserve"> </w:t>
-      </w:r>
-      <w:proofErr w:type="spellStart"/>
-      <w:r>
-        <w:t>quis</w:t>
-      </w:r>
-      <w:proofErr w:type="spellEnd"/>
-      <w:r>
-        <w:t xml:space="preserve"> </w:t>
-      </w:r>
-      <w:proofErr w:type="spellStart"/>
-      <w:r>
-        <w:t>dui</w:t>
-      </w:r>
-      <w:proofErr w:type="spellEnd"/>
-      <w:r>
-        <w:t xml:space="preserve"> </w:t>
-      </w:r>
-      <w:proofErr w:type="spellStart"/>
-      <w:r>
-        <w:t>volutpat</w:t>
-      </w:r>
-      <w:proofErr w:type="spellEnd"/>
-      <w:r>
-        <w:t xml:space="preserve"> </w:t>
-      </w:r>
-      <w:proofErr w:type="spellStart"/>
-      <w:r>
-        <w:t>consequat</w:t>
-      </w:r>
-      <w:proofErr w:type="spellEnd"/>
-      <w:r>
-        <w:t xml:space="preserve">. </w:t>
-      </w:r>
-      <w:proofErr w:type="spellStart"/>
-      <w:r>
-        <w:t>Mauris</w:t>
-      </w:r>
-      <w:proofErr w:type="spellEnd"/>
-      <w:r>
-        <w:t xml:space="preserve"> </w:t>
-      </w:r>
-      <w:proofErr w:type="spellStart"/>
-      <w:r>
-        <w:t>rhoncus</w:t>
-      </w:r>
-      <w:proofErr w:type="spellEnd"/>
-      <w:r>
-        <w:t xml:space="preserve"> </w:t>
-      </w:r>
-      <w:proofErr w:type="spellStart"/>
-      <w:r>
-        <w:t>tellus</w:t>
-      </w:r>
-      <w:proofErr w:type="spellEnd"/>
-      <w:r>
-        <w:t xml:space="preserve"> </w:t>
-      </w:r>
-      <w:proofErr w:type="spellStart"/>
-      <w:r>
-        <w:t>ut</w:t>
-      </w:r>
-      <w:proofErr w:type="spellEnd"/>
-      <w:r>
-        <w:t xml:space="preserve"> </w:t>
-      </w:r>
-      <w:proofErr w:type="spellStart"/>
-      <w:r>
-        <w:t>rhoncus</w:t>
-      </w:r>
-      <w:proofErr w:type="spellEnd"/>
-      <w:r>
-        <w:t xml:space="preserve"> </w:t>
-      </w:r>
-      <w:proofErr w:type="spellStart"/>
-      <w:r>
-        <w:t>accumsan</w:t>
-      </w:r>
-      <w:proofErr w:type="spellEnd"/>
-      <w:r>
-        <w:t xml:space="preserve">. </w:t>
-      </w:r>
-      <w:proofErr w:type="spellStart"/>
-      <w:r>
-        <w:t>Donec</w:t>
-      </w:r>
-      <w:proofErr w:type="spellEnd"/>
-      <w:r>
-        <w:t xml:space="preserve"> </w:t>
-      </w:r>
-      <w:proofErr w:type="spellStart"/>
-      <w:r>
-        <w:t>rhoncus</w:t>
-      </w:r>
-      <w:proofErr w:type="spellEnd"/>
-      <w:r>
-        <w:t xml:space="preserve"> </w:t>
-      </w:r>
-      <w:proofErr w:type="spellStart"/>
-      <w:r>
-        <w:t>euismod</w:t>
-      </w:r>
-      <w:proofErr w:type="spellEnd"/>
-      <w:r>
-        <w:t xml:space="preserve"> </w:t>
-      </w:r>
-      <w:proofErr w:type="spellStart"/>
-      <w:r>
-        <w:t>nisl</w:t>
-      </w:r>
-      <w:proofErr w:type="spellEnd"/>
-      <w:r>
-        <w:t xml:space="preserve"> </w:t>
-      </w:r>
-      <w:proofErr w:type="spellStart"/>
-      <w:r>
-        <w:t>eget</w:t>
-      </w:r>
-      <w:proofErr w:type="spellEnd"/>
-      <w:r>
-        <w:t xml:space="preserve"> </w:t>
-      </w:r>
-      <w:proofErr w:type="spellStart"/>
-      <w:r>
-        <w:t>mollis</w:t>
-      </w:r>
-      <w:proofErr w:type="spellEnd"/>
-      <w:r>
-        <w:t xml:space="preserve">. </w:t>
-      </w:r>
-      <w:proofErr w:type="spellStart"/>
-      <w:r>
-        <w:t>Donec</w:t>
-      </w:r>
-      <w:proofErr w:type="spellEnd"/>
-      <w:r>
-        <w:t xml:space="preserve"> vitae </w:t>
-      </w:r>
-      <w:proofErr w:type="spellStart"/>
-      <w:r>
-        <w:t>nibh</w:t>
-      </w:r>
-      <w:proofErr w:type="spellEnd"/>
-      <w:r>
-        <w:t xml:space="preserve"> </w:t>
-      </w:r>
-      <w:proofErr w:type="spellStart"/>
-      <w:r>
-        <w:t>ipsum</w:t>
-      </w:r>
-      <w:proofErr w:type="spellEnd"/>
-      <w:r>
-        <w:t xml:space="preserve">. </w:t>
-      </w:r>
-      <w:proofErr w:type="spellStart"/>
-      <w:r>
-        <w:t>Curabitur</w:t>
-      </w:r>
-      <w:proofErr w:type="spellEnd"/>
-      <w:r>
-        <w:t xml:space="preserve"> </w:t>
-      </w:r>
-      <w:proofErr w:type="spellStart"/>
-      <w:r>
-        <w:t>porttitor</w:t>
-      </w:r>
-      <w:proofErr w:type="spellEnd"/>
-      <w:r>
-        <w:t xml:space="preserve"> </w:t>
-      </w:r>
-      <w:proofErr w:type="spellStart"/>
-      <w:r>
-        <w:t>eget</w:t>
-      </w:r>
-      <w:proofErr w:type="spellEnd"/>
-      <w:r>
-        <w:t xml:space="preserve"> </w:t>
-      </w:r>
-      <w:proofErr w:type="spellStart"/>
-      <w:r>
-        <w:t>justo</w:t>
-      </w:r>
-      <w:proofErr w:type="spellEnd"/>
-      <w:r>
-        <w:t xml:space="preserve"> vitae </w:t>
-      </w:r>
-      <w:proofErr w:type="spellStart"/>
-      <w:r>
-        <w:t>porttitor</w:t>
-      </w:r>
-      <w:proofErr w:type="spellEnd"/>
-      <w:r>
-        <w:t>.</w:t>
+      <w:r>
+        <w:fldChar w:fldCharType="begin"/>
+      </w:r>
+      <w:r>
+        <w:instrText xml:space="preserve"> ADDIN ZOTERO_ITEM CSL_CITATION {"citationID":"FTdc7uNG","properties":{"formattedCitation":"[2]","plainCitation":"[2]","noteIndex":0},"citationItems":[{"id":64,"uris":["http://zotero.org/users/local/nBosf9Mg/items/KKIUKBCD"],"itemData":{"id":64,"type":"paper-conference","abstract":"In this paper, we introduce a distance-based approach for measuring the semantic dissimilarity between two concepts in a knowledge graph. The proposed Normalized Semantic Web Distance (NSWD) extends the idea of the Normalized Web Distance, which is utilized to determine the dissimilarity between two textural terms, and utilizes additional semantic properties of nodes in a knowledge graph. We evaluate our proposal on the knowledge graph Freebase, where the NSWD achieves a correlation of up to 0.58 with human similarity assessments on the established Miller-Charles benchmark of 30 term-pairs. These preliminary results indicate that the proposed NSWD is a promising approach for assessing semantic dissimilarity in very large knowledge graphs.","container-title":"2016 IEEE Tenth International Conference on Semantic Computing (ICSC)","DOI":"10.1109/ICSC.2016.55","event-title":"2016 IEEE Tenth International Conference on Semantic Computing (ICSC)","page":"254-257","source":"IEEE Xplore","title":"A Distance-Based Approach for Semantic Dissimilarity in Knowledge Graphs","URL":"https://ieeexplore.ieee.org/document/7439343/","author":[{"family":"De Nies","given":"Tom"},{"family":"Beecks","given":"Christian"},{"family":"Godin","given":"Frederic"},{"family":"De Neve","given":"Wesley"},{"family":"Stepien","given":"Grzegorz"},{"family":"Arndt","given":"Dorthe"},{"family":"De Vocht","given":"Laurens"},{"family":"Verborgh","given":"Ruben"},{"family":"Seidl","given":"Thomas"},{"family":"Mannens","given":"Erik"},{"family":"Van de Walle","given":"Rik"}],"accessed":{"date-parts":[["2026",10,27]]},"issued":{"date-parts":[["2016",2]]}}}],"schema":"https://github.com/citation-style-language/schema/raw/master/csl-citation.json"} </w:instrText>
+      </w:r>
+      <w:r>
+        <w:fldChar w:fldCharType="separate"/>
+      </w:r>
+      <w:r>
+        <w:rPr>
+          <w:rFonts w:cs="Times New Roman"/>
+        </w:rPr>
+        <w:t>[2]</w:t>
+      </w:r>
+      <w:r>
+        <w:fldChar w:fldCharType="end"/>
       </w:r>
     </w:p>
     <w:p>
@@ -6491,25 +2798,51 @@
       <w:r>
         <w:t xml:space="preserve">Obr.: </w:t>
       </w:r>
-      <w:fldSimple w:instr=" STYLEREF 1 \s ">
-        <w:r>
-          <w:rPr>
-            <w:noProof/>
-          </w:rPr>
-          <w:t>2</w:t>
-        </w:r>
-      </w:fldSimple>
+      <w:r>
+        <w:fldChar w:fldCharType="begin"/>
+      </w:r>
+      <w:r>
+        <w:instrText xml:space="preserve"> STYLEREF 1 \s </w:instrText>
+      </w:r>
+      <w:r>
+        <w:fldChar w:fldCharType="separate"/>
+      </w:r>
+      <w:r>
+        <w:rPr>
+          <w:noProof/>
+        </w:rPr>
+        <w:t>2</w:t>
+      </w:r>
+      <w:r>
+        <w:rPr>
+          <w:noProof/>
+        </w:rPr>
+        <w:fldChar w:fldCharType="end"/>
+      </w:r>
       <w:r>
         <w:t>.</w:t>
       </w:r>
-      <w:fldSimple w:instr=" SEQ Obr.: \* ARABIC \s 1 ">
-        <w:r>
-          <w:rPr>
-            <w:noProof/>
-          </w:rPr>
-          <w:t>1</w:t>
-        </w:r>
-      </w:fldSimple>
+      <w:r>
+        <w:fldChar w:fldCharType="begin"/>
+      </w:r>
+      <w:r>
+        <w:instrText xml:space="preserve"> SEQ Obr.: \* ARABIC \s 1 </w:instrText>
+      </w:r>
+      <w:r>
+        <w:fldChar w:fldCharType="separate"/>
+      </w:r>
+      <w:r>
+        <w:rPr>
+          <w:noProof/>
+        </w:rPr>
+        <w:t>1</w:t>
+      </w:r>
+      <w:r>
+        <w:rPr>
+          <w:noProof/>
+        </w:rPr>
+        <w:fldChar w:fldCharType="end"/>
+      </w:r>
     </w:p>
     <w:p>
       <w:pPr>
@@ -6519,25 +2852,51 @@
       <w:r>
         <w:t xml:space="preserve">Obr. </w:t>
       </w:r>
-      <w:fldSimple w:instr=" STYLEREF 1 \s ">
-        <w:r>
-          <w:rPr>
-            <w:noProof/>
-          </w:rPr>
-          <w:t>2</w:t>
-        </w:r>
-      </w:fldSimple>
+      <w:r>
+        <w:fldChar w:fldCharType="begin"/>
+      </w:r>
+      <w:r>
+        <w:instrText xml:space="preserve"> STYLEREF 1 \s </w:instrText>
+      </w:r>
+      <w:r>
+        <w:fldChar w:fldCharType="separate"/>
+      </w:r>
+      <w:r>
+        <w:rPr>
+          <w:noProof/>
+        </w:rPr>
+        <w:t>2</w:t>
+      </w:r>
+      <w:r>
+        <w:rPr>
+          <w:noProof/>
+        </w:rPr>
+        <w:fldChar w:fldCharType="end"/>
+      </w:r>
       <w:r>
         <w:t>.</w:t>
       </w:r>
-      <w:fldSimple w:instr=" SEQ Obr. \* ARABIC \s 1 ">
-        <w:r>
-          <w:rPr>
-            <w:noProof/>
-          </w:rPr>
-          <w:t>2</w:t>
-        </w:r>
-      </w:fldSimple>
+      <w:r>
+        <w:fldChar w:fldCharType="begin"/>
+      </w:r>
+      <w:r>
+        <w:instrText xml:space="preserve"> SEQ Obr. \* ARABIC \s 1 </w:instrText>
+      </w:r>
+      <w:r>
+        <w:fldChar w:fldCharType="separate"/>
+      </w:r>
+      <w:r>
+        <w:rPr>
+          <w:noProof/>
+        </w:rPr>
+        <w:t>2</w:t>
+      </w:r>
+      <w:r>
+        <w:rPr>
+          <w:noProof/>
+        </w:rPr>
+        <w:fldChar w:fldCharType="end"/>
+      </w:r>
       <w:r>
         <w:t>: Prečo takýto graf ?</w:t>
       </w:r>
@@ -6553,25 +2912,51 @@
       <w:r>
         <w:t xml:space="preserve">Obr. </w:t>
       </w:r>
-      <w:fldSimple w:instr=" STYLEREF 1 \s ">
-        <w:r>
-          <w:rPr>
-            <w:noProof/>
-          </w:rPr>
-          <w:t>2</w:t>
-        </w:r>
-      </w:fldSimple>
+      <w:r>
+        <w:fldChar w:fldCharType="begin"/>
+      </w:r>
+      <w:r>
+        <w:instrText xml:space="preserve"> STYLEREF 1 \s </w:instrText>
+      </w:r>
+      <w:r>
+        <w:fldChar w:fldCharType="separate"/>
+      </w:r>
+      <w:r>
+        <w:rPr>
+          <w:noProof/>
+        </w:rPr>
+        <w:t>2</w:t>
+      </w:r>
+      <w:r>
+        <w:rPr>
+          <w:noProof/>
+        </w:rPr>
+        <w:fldChar w:fldCharType="end"/>
+      </w:r>
       <w:r>
         <w:t>.</w:t>
       </w:r>
-      <w:fldSimple w:instr=" SEQ Obr. \* ARABIC \s 1 ">
-        <w:r>
-          <w:rPr>
-            <w:noProof/>
-          </w:rPr>
-          <w:t>3</w:t>
-        </w:r>
-      </w:fldSimple>
+      <w:r>
+        <w:fldChar w:fldCharType="begin"/>
+      </w:r>
+      <w:r>
+        <w:instrText xml:space="preserve"> SEQ Obr. \* ARABIC \s 1 </w:instrText>
+      </w:r>
+      <w:r>
+        <w:fldChar w:fldCharType="separate"/>
+      </w:r>
+      <w:r>
+        <w:rPr>
+          <w:noProof/>
+        </w:rPr>
+        <w:t>3</w:t>
+      </w:r>
+      <w:r>
+        <w:rPr>
+          <w:noProof/>
+        </w:rPr>
+        <w:fldChar w:fldCharType="end"/>
+      </w:r>
       <w:r>
         <w:t>: Ukážka formátovania obrázku.</w:t>
       </w:r>
@@ -6680,10 +3065,10 @@
                   <v:path o:extrusionok="f" gradientshapeok="t" o:connecttype="rect"/>
                   <o:lock v:ext="edit" aspectratio="t"/>
                 </v:shapetype>
-                <v:shape id="_x0000_i1025" type="#_x0000_t75" style="width:47.3pt;height:31.15pt" o:ole="">
+                <v:shape id="_x0000_i1025" type="#_x0000_t75" style="width:47.6pt;height:31.3pt" o:ole="">
                   <v:imagedata r:id="rId13" o:title=""/>
                 </v:shape>
-                <o:OLEObject Type="Embed" ProgID="Equation.AxMath" ShapeID="_x0000_i1025" DrawAspect="Content" ObjectID="_1854012927" r:id="rId14"/>
+                <o:OLEObject Type="Embed" ProgID="Equation.AxMath" ShapeID="_x0000_i1025" DrawAspect="Content" ObjectID="_1854618145" r:id="rId14"/>
               </w:object>
             </w:r>
           </w:p>
@@ -7116,25 +3501,51 @@
       <w:r>
         <w:t xml:space="preserve">Tab.: </w:t>
       </w:r>
-      <w:fldSimple w:instr=" STYLEREF 1 \s ">
-        <w:r>
-          <w:rPr>
-            <w:noProof/>
-          </w:rPr>
-          <w:t>2</w:t>
-        </w:r>
-      </w:fldSimple>
+      <w:r>
+        <w:fldChar w:fldCharType="begin"/>
+      </w:r>
+      <w:r>
+        <w:instrText xml:space="preserve"> STYLEREF 1 \s </w:instrText>
+      </w:r>
+      <w:r>
+        <w:fldChar w:fldCharType="separate"/>
+      </w:r>
+      <w:r>
+        <w:rPr>
+          <w:noProof/>
+        </w:rPr>
+        <w:t>2</w:t>
+      </w:r>
+      <w:r>
+        <w:rPr>
+          <w:noProof/>
+        </w:rPr>
+        <w:fldChar w:fldCharType="end"/>
+      </w:r>
       <w:r>
         <w:t>.</w:t>
       </w:r>
-      <w:fldSimple w:instr=" SEQ Tab.: \* ARABIC \s 1 ">
-        <w:r>
-          <w:rPr>
-            <w:noProof/>
-          </w:rPr>
-          <w:t>1</w:t>
-        </w:r>
-      </w:fldSimple>
+      <w:r>
+        <w:fldChar w:fldCharType="begin"/>
+      </w:r>
+      <w:r>
+        <w:instrText xml:space="preserve"> SEQ Tab.: \* ARABIC \s 1 </w:instrText>
+      </w:r>
+      <w:r>
+        <w:fldChar w:fldCharType="separate"/>
+      </w:r>
+      <w:r>
+        <w:rPr>
+          <w:noProof/>
+        </w:rPr>
+        <w:t>1</w:t>
+      </w:r>
+      <w:r>
+        <w:rPr>
+          <w:noProof/>
+        </w:rPr>
+        <w:fldChar w:fldCharType="end"/>
+      </w:r>
     </w:p>
     <w:p>
       <w:pPr>
@@ -7205,6 +3616,12 @@
           <w:docGrid w:linePitch="360"/>
         </w:sectPr>
       </w:pPr>
+      <w:r>
+        <w:rPr>
+          <w:lang w:eastAsia="sk-SK"/>
+        </w:rPr>
+        <w:t>s</w:t>
+      </w:r>
     </w:p>
     <w:p>
       <w:pPr>
@@ -9140,7 +5557,6 @@
   <w:style w:type="character" w:default="1" w:styleId="Predvolenpsmoodseku">
     <w:name w:val="Default Paragraph Font"/>
     <w:uiPriority w:val="1"/>
-    <w:semiHidden/>
     <w:unhideWhenUsed/>
   </w:style>
   <w:style w:type="table" w:default="1" w:styleId="Normlnatabuka">
@@ -9913,6 +6329,15 @@
       <w:spacing w:after="0"/>
     </w:pPr>
   </w:style>
+  <w:style w:type="paragraph" w:styleId="Bibliografia">
+    <w:name w:val="Bibliography"/>
+    <w:basedOn w:val="Normlny"/>
+    <w:next w:val="Normlny"/>
+    <w:uiPriority w:val="37"/>
+    <w:semiHidden/>
+    <w:unhideWhenUsed/>
+    <w:rsid w:val="00F011AD"/>
+  </w:style>
 </w:styles>
 </file>
 
@@ -10067,6 +6492,7 @@
     <w:rsid w:val="00043EFB"/>
     <w:rsid w:val="00090E39"/>
     <w:rsid w:val="000A1F39"/>
+    <w:rsid w:val="000A46E0"/>
     <w:rsid w:val="000B4F60"/>
     <w:rsid w:val="000C645F"/>
     <w:rsid w:val="0011334E"/>
@@ -10111,6 +6537,7 @@
     <w:rsid w:val="00D2567D"/>
     <w:rsid w:val="00DA611C"/>
     <w:rsid w:val="00E04F6A"/>
+    <w:rsid w:val="00E066B6"/>
     <w:rsid w:val="00F15CB7"/>
     <w:rsid w:val="00F1620A"/>
     <w:rsid w:val="00FD4088"/>
@@ -10572,46 +6999,6 @@
       <w:color w:val="808080"/>
     </w:rPr>
   </w:style>
-  <w:style w:type="paragraph" w:customStyle="1" w:styleId="C64E28DA157E417FB61E4EC8F69BCC87">
-    <w:name w:val="C64E28DA157E417FB61E4EC8F69BCC87"/>
-    <w:rsid w:val="00423B50"/>
-    <w:pPr>
-      <w:spacing w:after="120" w:line="360" w:lineRule="auto"/>
-      <w:ind w:firstLine="284"/>
-      <w:jc w:val="both"/>
-    </w:pPr>
-    <w:rPr>
-      <w:rFonts w:ascii="Times New Roman" w:eastAsia="Times New Roman" w:hAnsi="Times New Roman" w:cs="Times New Roman"/>
-      <w:sz w:val="24"/>
-      <w:szCs w:val="24"/>
-    </w:rPr>
-  </w:style>
-  <w:style w:type="paragraph" w:customStyle="1" w:styleId="AA505B757FBF4A7596D8C4B95ABDEC2C1">
-    <w:name w:val="AA505B757FBF4A7596D8C4B95ABDEC2C1"/>
-    <w:rsid w:val="008C53EC"/>
-    <w:pPr>
-      <w:jc w:val="both"/>
-    </w:pPr>
-    <w:rPr>
-      <w:rFonts w:ascii="Times New Roman" w:eastAsiaTheme="minorHAnsi" w:hAnsi="Times New Roman"/>
-      <w:sz w:val="24"/>
-      <w:lang w:eastAsia="en-US"/>
-      <w14:ligatures w14:val="all"/>
-    </w:rPr>
-  </w:style>
-  <w:style w:type="paragraph" w:customStyle="1" w:styleId="264B50C1656044B1B19208D19889CAF81">
-    <w:name w:val="264B50C1656044B1B19208D19889CAF81"/>
-    <w:rsid w:val="008C53EC"/>
-    <w:pPr>
-      <w:jc w:val="both"/>
-    </w:pPr>
-    <w:rPr>
-      <w:rFonts w:ascii="Times New Roman" w:eastAsiaTheme="minorHAnsi" w:hAnsi="Times New Roman"/>
-      <w:sz w:val="24"/>
-      <w:lang w:eastAsia="en-US"/>
-      <w14:ligatures w14:val="all"/>
-    </w:rPr>
-  </w:style>
   <w:style w:type="paragraph" w:customStyle="1" w:styleId="231BA74763C14223BFFFF7FFD184EC9E1">
     <w:name w:val="231BA74763C14223BFFFF7FFD184EC9E1"/>
     <w:rsid w:val="008C53EC"/>
@@ -10636,183 +7023,6 @@
       <w:sz w:val="24"/>
       <w:lang w:eastAsia="en-US"/>
       <w14:ligatures w14:val="all"/>
-    </w:rPr>
-  </w:style>
-  <w:style w:type="paragraph" w:customStyle="1" w:styleId="BA3BBB79DA23427B98F53A19285F1DB81">
-    <w:name w:val="BA3BBB79DA23427B98F53A19285F1DB81"/>
-    <w:rsid w:val="008C53EC"/>
-    <w:pPr>
-      <w:jc w:val="both"/>
-    </w:pPr>
-    <w:rPr>
-      <w:rFonts w:ascii="Times New Roman" w:eastAsiaTheme="minorHAnsi" w:hAnsi="Times New Roman"/>
-      <w:sz w:val="24"/>
-      <w:lang w:eastAsia="en-US"/>
-      <w14:ligatures w14:val="all"/>
-    </w:rPr>
-  </w:style>
-  <w:style w:type="paragraph" w:customStyle="1" w:styleId="2CC8BF8CAF1A4A6B8ED1D612490269F01">
-    <w:name w:val="2CC8BF8CAF1A4A6B8ED1D612490269F01"/>
-    <w:rsid w:val="008C53EC"/>
-    <w:pPr>
-      <w:spacing w:after="120" w:line="360" w:lineRule="auto"/>
-      <w:ind w:firstLine="284"/>
-      <w:jc w:val="both"/>
-    </w:pPr>
-    <w:rPr>
-      <w:rFonts w:ascii="Times New Roman" w:eastAsia="Times New Roman" w:hAnsi="Times New Roman" w:cs="Times New Roman"/>
-      <w:sz w:val="24"/>
-      <w:szCs w:val="24"/>
-    </w:rPr>
-  </w:style>
-  <w:style w:type="paragraph" w:customStyle="1" w:styleId="C10097BBB1244FD8990FCEB12A6BBBF31">
-    <w:name w:val="C10097BBB1244FD8990FCEB12A6BBBF31"/>
-    <w:rsid w:val="008C53EC"/>
-    <w:pPr>
-      <w:spacing w:after="120" w:line="360" w:lineRule="auto"/>
-      <w:ind w:firstLine="284"/>
-      <w:jc w:val="both"/>
-    </w:pPr>
-    <w:rPr>
-      <w:rFonts w:ascii="Times New Roman" w:eastAsia="Times New Roman" w:hAnsi="Times New Roman" w:cs="Times New Roman"/>
-      <w:sz w:val="24"/>
-      <w:szCs w:val="24"/>
-    </w:rPr>
-  </w:style>
-  <w:style w:type="paragraph" w:customStyle="1" w:styleId="940BDDC4CCD34B06B2A70A055C0A7B45">
-    <w:name w:val="940BDDC4CCD34B06B2A70A055C0A7B45"/>
-    <w:rsid w:val="00F15CB7"/>
-  </w:style>
-  <w:style w:type="paragraph" w:customStyle="1" w:styleId="33660D1CCE334239B367C55F81484C5F">
-    <w:name w:val="33660D1CCE334239B367C55F81484C5F"/>
-    <w:rsid w:val="00B20255"/>
-  </w:style>
-  <w:style w:type="paragraph" w:customStyle="1" w:styleId="6D6BE1653E9147E9869A7920AC76CDB9">
-    <w:name w:val="6D6BE1653E9147E9869A7920AC76CDB9"/>
-    <w:rsid w:val="00B20255"/>
-  </w:style>
-  <w:style w:type="paragraph" w:customStyle="1" w:styleId="C95D637B6A9B4A1FB295F81ECE2FFCF9">
-    <w:name w:val="C95D637B6A9B4A1FB295F81ECE2FFCF9"/>
-    <w:rsid w:val="00B20255"/>
-  </w:style>
-  <w:style w:type="paragraph" w:customStyle="1" w:styleId="08BD3D82E0EE40E8941745E7AC1D17DA">
-    <w:name w:val="08BD3D82E0EE40E8941745E7AC1D17DA"/>
-    <w:rsid w:val="00B20255"/>
-  </w:style>
-  <w:style w:type="paragraph" w:customStyle="1" w:styleId="45A81CE17D9E418F9DB31C380330856A">
-    <w:name w:val="45A81CE17D9E418F9DB31C380330856A"/>
-    <w:rsid w:val="00B20255"/>
-  </w:style>
-  <w:style w:type="paragraph" w:customStyle="1" w:styleId="CAA45878834D45D783CDF40767365880">
-    <w:name w:val="CAA45878834D45D783CDF40767365880"/>
-    <w:rsid w:val="00B20255"/>
-  </w:style>
-  <w:style w:type="paragraph" w:customStyle="1" w:styleId="AC8F7FA94C8B4CFE9A0182C7F7AF7FF4">
-    <w:name w:val="AC8F7FA94C8B4CFE9A0182C7F7AF7FF4"/>
-    <w:rsid w:val="00B20255"/>
-  </w:style>
-  <w:style w:type="paragraph" w:customStyle="1" w:styleId="D315B57A0FA1462A9E0B3CE824D49177">
-    <w:name w:val="D315B57A0FA1462A9E0B3CE824D49177"/>
-    <w:rsid w:val="00DA611C"/>
-    <w:pPr>
-      <w:spacing w:line="278" w:lineRule="auto"/>
-    </w:pPr>
-    <w:rPr>
-      <w:kern w:val="2"/>
-      <w:sz w:val="24"/>
-      <w:szCs w:val="24"/>
-      <w14:ligatures w14:val="standardContextual"/>
-    </w:rPr>
-  </w:style>
-  <w:style w:type="paragraph" w:customStyle="1" w:styleId="A54304AA26D447A5A5DB84359F1C9391">
-    <w:name w:val="A54304AA26D447A5A5DB84359F1C9391"/>
-    <w:rsid w:val="00DA611C"/>
-    <w:pPr>
-      <w:spacing w:line="278" w:lineRule="auto"/>
-    </w:pPr>
-    <w:rPr>
-      <w:kern w:val="2"/>
-      <w:sz w:val="24"/>
-      <w:szCs w:val="24"/>
-      <w14:ligatures w14:val="standardContextual"/>
-    </w:rPr>
-  </w:style>
-  <w:style w:type="paragraph" w:customStyle="1" w:styleId="8133E0E59DF04ACF97E6FA210CFA773B">
-    <w:name w:val="8133E0E59DF04ACF97E6FA210CFA773B"/>
-    <w:rsid w:val="00DA611C"/>
-    <w:pPr>
-      <w:spacing w:line="278" w:lineRule="auto"/>
-    </w:pPr>
-    <w:rPr>
-      <w:kern w:val="2"/>
-      <w:sz w:val="24"/>
-      <w:szCs w:val="24"/>
-      <w14:ligatures w14:val="standardContextual"/>
-    </w:rPr>
-  </w:style>
-  <w:style w:type="paragraph" w:customStyle="1" w:styleId="2E02A4BF0B474D9694E2621C7E41C283">
-    <w:name w:val="2E02A4BF0B474D9694E2621C7E41C283"/>
-    <w:rsid w:val="00DA611C"/>
-    <w:pPr>
-      <w:spacing w:line="278" w:lineRule="auto"/>
-    </w:pPr>
-    <w:rPr>
-      <w:kern w:val="2"/>
-      <w:sz w:val="24"/>
-      <w:szCs w:val="24"/>
-      <w14:ligatures w14:val="standardContextual"/>
-    </w:rPr>
-  </w:style>
-  <w:style w:type="paragraph" w:customStyle="1" w:styleId="6AFCB1AE3560417BA13C530687FE92DC">
-    <w:name w:val="6AFCB1AE3560417BA13C530687FE92DC"/>
-    <w:rsid w:val="00DA611C"/>
-    <w:pPr>
-      <w:spacing w:line="278" w:lineRule="auto"/>
-    </w:pPr>
-    <w:rPr>
-      <w:kern w:val="2"/>
-      <w:sz w:val="24"/>
-      <w:szCs w:val="24"/>
-      <w14:ligatures w14:val="standardContextual"/>
-    </w:rPr>
-  </w:style>
-  <w:style w:type="paragraph" w:customStyle="1" w:styleId="BBCA63EC704D4595B81D31F3E23FE0D7">
-    <w:name w:val="BBCA63EC704D4595B81D31F3E23FE0D7"/>
-    <w:rsid w:val="00DA611C"/>
-    <w:pPr>
-      <w:spacing w:line="278" w:lineRule="auto"/>
-    </w:pPr>
-    <w:rPr>
-      <w:kern w:val="2"/>
-      <w:sz w:val="24"/>
-      <w:szCs w:val="24"/>
-      <w14:ligatures w14:val="standardContextual"/>
-    </w:rPr>
-  </w:style>
-  <w:style w:type="paragraph" w:customStyle="1" w:styleId="96D79E0C92834F8EAD14F754A874072B">
-    <w:name w:val="96D79E0C92834F8EAD14F754A874072B"/>
-    <w:rsid w:val="00DA611C"/>
-    <w:pPr>
-      <w:spacing w:line="278" w:lineRule="auto"/>
-    </w:pPr>
-    <w:rPr>
-      <w:kern w:val="2"/>
-      <w:sz w:val="24"/>
-      <w:szCs w:val="24"/>
-      <w14:ligatures w14:val="standardContextual"/>
-    </w:rPr>
-  </w:style>
-  <w:style w:type="paragraph" w:customStyle="1" w:styleId="0B6BCCEDBEDA4D6FA0EEED68BD755BC9">
-    <w:name w:val="0B6BCCEDBEDA4D6FA0EEED68BD755BC9"/>
-    <w:rsid w:val="00DA611C"/>
-    <w:pPr>
-      <w:spacing w:line="278" w:lineRule="auto"/>
-    </w:pPr>
-    <w:rPr>
-      <w:kern w:val="2"/>
-      <w:sz w:val="24"/>
-      <w:szCs w:val="24"/>
-      <w14:ligatures w14:val="standardContextual"/>
     </w:rPr>
   </w:style>
 </w:styles>
